--- a/docs/学工信箱修改清单.docx
+++ b/docs/学工信箱修改清单.docx
@@ -4,10 +4,16 @@
   <w:body>
     <w:p>
       <w:pPr>
-        <w:pStyle w:val="Heading1"/>
+        <w:spacing w:after="120"/>
+        <w:jc w:val="center"/>
       </w:pPr>
       <w:r>
-        <w:t>学工信箱修改方案</w:t>
+        <w:rPr>
+          <w:rFonts w:ascii="Times New Roman" w:hAnsi="Times New Roman" w:eastAsia="黑体"/>
+          <w:b/>
+          <w:sz w:val="44"/>
+        </w:rPr>
+        <w:t>学工信箱修改清单</w:t>
       </w:r>
     </w:p>
     <w:p>
@@ -21,7 +27,7 @@
           <w:color w:val="555555"/>
           <w:sz w:val="21"/>
         </w:rPr>
-        <w:t>2026年10月　·　以下口径均已确认。科室科长就是科室领导，分案和审批由同一人完成。</w:t>
+        <w:t>2026年10月　·　供确认。角色为学生、综合办、科室负责人、科室回复人、科室分管领导、学院副书记。</w:t>
       </w:r>
     </w:p>
     <w:p>
@@ -35,7 +41,21 @@
           <w:b w:val="0"/>
           <w:sz w:val="24"/>
         </w:rPr>
-        <w:t>在现有「学生提交 → 综合办派发 → 科室答复办结」上调整分案、审定、学院协同和公开范围。系统不再按问题类型自动推荐科室。学生提交后先收到 7 天回执；正式答复必须经过科室领导审批，并由回复人确认后才发给学生。</w:t>
+        <w:t>人员名单里可以保留科长这一职务。科长不是本板块的角色。负责审批的角色是科室分管领导。</w:t>
+      </w:r>
+    </w:p>
+    <w:p>
+      <w:pPr>
+        <w:ind w:firstLine="480"/>
+        <w:jc w:val="both"/>
+      </w:pPr>
+      <w:r>
+        <w:rPr>
+          <w:rFonts w:ascii="Times New Roman" w:hAnsi="Times New Roman" w:eastAsia="宋体"/>
+          <w:b w:val="0"/>
+          <w:sz w:val="24"/>
+        </w:rPr>
+        <w:t>综合办指定负责科室，把来信分派给该科室的科室负责人，不自动推荐科室，不直接指定科室回复人，也不直接分给科室分管领导。科室负责人可以自己撰写，也可以指定科室回复人，也可以发起学院协同，后两者可以同时进行。回复稿回到科室负责人后，由科室负责人提交科室分管领导审批。审批通过后不自动发送，由科室负责人确认回复学生，并选择公开范围。</w:t>
       </w:r>
     </w:p>
     <w:p>
@@ -43,7 +63,7 @@
         <w:pStyle w:val="Heading1"/>
       </w:pPr>
       <w:r>
-        <w:t>一、已确认的调整</w:t>
+        <w:t>一、办理口径</w:t>
       </w:r>
     </w:p>
     <w:tbl>
@@ -66,7 +86,7 @@
         </w:trPr>
         <w:tc>
           <w:tcPr>
-            <w:tcW w:type="dxa" w:w="907"/>
+            <w:tcW w:type="dxa" w:w="794"/>
             <w:vAlign w:val="center"/>
             <w:shd w:val="clear" w:fill="DCE9F5"/>
           </w:tcPr>
@@ -88,7 +108,7 @@
         </w:tc>
         <w:tc>
           <w:tcPr>
-            <w:tcW w:type="dxa" w:w="1701"/>
+            <w:tcW w:type="dxa" w:w="1474"/>
             <w:vAlign w:val="center"/>
             <w:shd w:val="clear" w:fill="DCE9F5"/>
           </w:tcPr>
@@ -110,7 +130,7 @@
         </w:tc>
         <w:tc>
           <w:tcPr>
-            <w:tcW w:type="dxa" w:w="6463"/>
+            <w:tcW w:type="dxa" w:w="6803"/>
             <w:vAlign w:val="center"/>
             <w:shd w:val="clear" w:fill="DCE9F5"/>
           </w:tcPr>
@@ -134,7 +154,7 @@
       <w:tr>
         <w:tc>
           <w:tcPr>
-            <w:tcW w:type="dxa" w:w="907"/>
+            <w:tcW w:type="dxa" w:w="794"/>
             <w:vAlign w:val="center"/>
           </w:tcPr>
           <w:p>
@@ -154,7 +174,7 @@
         </w:tc>
         <w:tc>
           <w:tcPr>
-            <w:tcW w:type="dxa" w:w="1701"/>
+            <w:tcW w:type="dxa" w:w="1474"/>
             <w:vAlign w:val="center"/>
           </w:tcPr>
           <w:p>
@@ -168,13 +188,13 @@
                 <w:b w:val="0"/>
                 <w:sz w:val="21"/>
               </w:rPr>
-              <w:t>回执时长</w:t>
+              <w:t>回执</w:t>
             </w:r>
           </w:p>
         </w:tc>
         <w:tc>
           <w:tcPr>
-            <w:tcW w:type="dxa" w:w="6463"/>
+            <w:tcW w:type="dxa" w:w="6803"/>
             <w:vAlign w:val="center"/>
           </w:tcPr>
           <w:p>
@@ -188,7 +208,7 @@
                 <w:b w:val="0"/>
                 <w:sz w:val="21"/>
               </w:rPr>
-              <w:t>学生收到的回执写明 7 天内给予正式回复。</w:t>
+              <w:t>学生提交后立即收到 7 日回执。回执不是正式答复，状态仍为待分派。草稿不进入办理。</w:t>
             </w:r>
           </w:p>
         </w:tc>
@@ -196,7 +216,7 @@
       <w:tr>
         <w:tc>
           <w:tcPr>
-            <w:tcW w:type="dxa" w:w="907"/>
+            <w:tcW w:type="dxa" w:w="794"/>
             <w:vAlign w:val="center"/>
           </w:tcPr>
           <w:p>
@@ -216,7 +236,7 @@
         </w:tc>
         <w:tc>
           <w:tcPr>
-            <w:tcW w:type="dxa" w:w="1701"/>
+            <w:tcW w:type="dxa" w:w="1474"/>
             <w:vAlign w:val="center"/>
           </w:tcPr>
           <w:p>
@@ -230,13 +250,13 @@
                 <w:b w:val="0"/>
                 <w:sz w:val="21"/>
               </w:rPr>
-              <w:t>审批范围</w:t>
+              <w:t>分派</w:t>
             </w:r>
           </w:p>
         </w:tc>
         <w:tc>
           <w:tcPr>
-            <w:tcW w:type="dxa" w:w="6463"/>
+            <w:tcW w:type="dxa" w:w="6803"/>
             <w:vAlign w:val="center"/>
           </w:tcPr>
           <w:p>
@@ -250,7 +270,7 @@
                 <w:b w:val="0"/>
                 <w:sz w:val="21"/>
               </w:rPr>
-              <w:t>所有信件都要科室领导审批，简单回复也不例外。</w:t>
+              <w:t>综合办指定负责科室，把来信分派给该科室的科室负责人。不自动推荐科室，不直接指定科室回复人，也不直接分给科室分管领导。</w:t>
             </w:r>
           </w:p>
         </w:tc>
@@ -258,7 +278,7 @@
       <w:tr>
         <w:tc>
           <w:tcPr>
-            <w:tcW w:type="dxa" w:w="907"/>
+            <w:tcW w:type="dxa" w:w="794"/>
             <w:vAlign w:val="center"/>
           </w:tcPr>
           <w:p>
@@ -278,7 +298,7 @@
         </w:tc>
         <w:tc>
           <w:tcPr>
-            <w:tcW w:type="dxa" w:w="1701"/>
+            <w:tcW w:type="dxa" w:w="1474"/>
             <w:vAlign w:val="center"/>
           </w:tcPr>
           <w:p>
@@ -292,13 +312,13 @@
                 <w:b w:val="0"/>
                 <w:sz w:val="21"/>
               </w:rPr>
-              <w:t>审批之后</w:t>
+              <w:t>科室负责人</w:t>
             </w:r>
           </w:p>
         </w:tc>
         <w:tc>
           <w:tcPr>
-            <w:tcW w:type="dxa" w:w="6463"/>
+            <w:tcW w:type="dxa" w:w="6803"/>
             <w:vAlign w:val="center"/>
           </w:tcPr>
           <w:p>
@@ -312,7 +332,7 @@
                 <w:b w:val="0"/>
                 <w:sz w:val="21"/>
               </w:rPr>
-              <w:t>领导通过后不直接发给学生，由回复人再确认后发送。</w:t>
+              <w:t>可以自己撰写；也可以指定科室回复人；也可以发起学院协同。后两者可以同时进行。</w:t>
             </w:r>
           </w:p>
         </w:tc>
@@ -320,7 +340,7 @@
       <w:tr>
         <w:tc>
           <w:tcPr>
-            <w:tcW w:type="dxa" w:w="907"/>
+            <w:tcW w:type="dxa" w:w="794"/>
             <w:vAlign w:val="center"/>
           </w:tcPr>
           <w:p>
@@ -340,7 +360,7 @@
         </w:tc>
         <w:tc>
           <w:tcPr>
-            <w:tcW w:type="dxa" w:w="1701"/>
+            <w:tcW w:type="dxa" w:w="1474"/>
             <w:vAlign w:val="center"/>
           </w:tcPr>
           <w:p>
@@ -354,13 +374,13 @@
                 <w:b w:val="0"/>
                 <w:sz w:val="21"/>
               </w:rPr>
-              <w:t>审批不通过</w:t>
+              <w:t>科室回复人</w:t>
             </w:r>
           </w:p>
         </w:tc>
         <w:tc>
           <w:tcPr>
-            <w:tcW w:type="dxa" w:w="6463"/>
+            <w:tcW w:type="dxa" w:w="6803"/>
             <w:vAlign w:val="center"/>
           </w:tcPr>
           <w:p>
@@ -374,7 +394,7 @@
                 <w:b w:val="0"/>
                 <w:sz w:val="21"/>
               </w:rPr>
-              <w:t>打回回复人。回复人按修改意见编辑后，再交领导审批，通过后再回复。</w:t>
+              <w:t>只负责起草，写完交回科室负责人。不能自己提交审批，不能自己给学生发送。</w:t>
             </w:r>
           </w:p>
         </w:tc>
@@ -382,7 +402,7 @@
       <w:tr>
         <w:tc>
           <w:tcPr>
-            <w:tcW w:type="dxa" w:w="907"/>
+            <w:tcW w:type="dxa" w:w="794"/>
             <w:vAlign w:val="center"/>
           </w:tcPr>
           <w:p>
@@ -402,7 +422,131 @@
         </w:tc>
         <w:tc>
           <w:tcPr>
-            <w:tcW w:type="dxa" w:w="1701"/>
+            <w:tcW w:type="dxa" w:w="1474"/>
+            <w:vAlign w:val="center"/>
+          </w:tcPr>
+          <w:p>
+            <w:pPr>
+              <w:spacing w:before="30" w:after="30" w:line="240" w:lineRule="auto"/>
+              <w:jc w:val="center"/>
+            </w:pPr>
+            <w:r>
+              <w:rPr>
+                <w:rFonts w:ascii="Times New Roman" w:hAnsi="Times New Roman" w:eastAsia="宋体"/>
+                <w:b w:val="0"/>
+                <w:sz w:val="21"/>
+              </w:rPr>
+              <w:t>审批</w:t>
+            </w:r>
+          </w:p>
+        </w:tc>
+        <w:tc>
+          <w:tcPr>
+            <w:tcW w:type="dxa" w:w="6803"/>
+            <w:vAlign w:val="center"/>
+          </w:tcPr>
+          <w:p>
+            <w:pPr>
+              <w:spacing w:before="30" w:after="30" w:line="240" w:lineRule="auto"/>
+              <w:jc w:val="left"/>
+            </w:pPr>
+            <w:r>
+              <w:rPr>
+                <w:rFonts w:ascii="Times New Roman" w:hAnsi="Times New Roman" w:eastAsia="宋体"/>
+                <w:b w:val="0"/>
+                <w:sz w:val="21"/>
+              </w:rPr>
+              <w:t>回复稿回到科室负责人后，由负责人提交科室分管领导。不通过则退回负责人并附意见。负责人可自己改，或再交科室回复人改。分管领导不能改完直接发出。</w:t>
+            </w:r>
+          </w:p>
+        </w:tc>
+      </w:tr>
+      <w:tr>
+        <w:tc>
+          <w:tcPr>
+            <w:tcW w:type="dxa" w:w="794"/>
+            <w:vAlign w:val="center"/>
+          </w:tcPr>
+          <w:p>
+            <w:pPr>
+              <w:spacing w:before="30" w:after="30" w:line="240" w:lineRule="auto"/>
+              <w:jc w:val="center"/>
+            </w:pPr>
+            <w:r>
+              <w:rPr>
+                <w:rFonts w:ascii="Times New Roman" w:hAnsi="Times New Roman" w:eastAsia="宋体"/>
+                <w:b w:val="0"/>
+                <w:sz w:val="21"/>
+              </w:rPr>
+              <w:t>6</w:t>
+            </w:r>
+          </w:p>
+        </w:tc>
+        <w:tc>
+          <w:tcPr>
+            <w:tcW w:type="dxa" w:w="1474"/>
+            <w:vAlign w:val="center"/>
+          </w:tcPr>
+          <w:p>
+            <w:pPr>
+              <w:spacing w:before="30" w:after="30" w:line="240" w:lineRule="auto"/>
+              <w:jc w:val="center"/>
+            </w:pPr>
+            <w:r>
+              <w:rPr>
+                <w:rFonts w:ascii="Times New Roman" w:hAnsi="Times New Roman" w:eastAsia="宋体"/>
+                <w:b w:val="0"/>
+                <w:sz w:val="21"/>
+              </w:rPr>
+              <w:t>回复学生</w:t>
+            </w:r>
+          </w:p>
+        </w:tc>
+        <w:tc>
+          <w:tcPr>
+            <w:tcW w:type="dxa" w:w="6803"/>
+            <w:vAlign w:val="center"/>
+          </w:tcPr>
+          <w:p>
+            <w:pPr>
+              <w:spacing w:before="30" w:after="30" w:line="240" w:lineRule="auto"/>
+              <w:jc w:val="left"/>
+            </w:pPr>
+            <w:r>
+              <w:rPr>
+                <w:rFonts w:ascii="Times New Roman" w:hAnsi="Times New Roman" w:eastAsia="宋体"/>
+                <w:b w:val="0"/>
+                <w:sz w:val="21"/>
+              </w:rPr>
+              <w:t>审批通过后不自动发送。由科室负责人确认回复学生，并选择公开范围：全部公开，或仅该学院副书记可见。学生始终能看到自己的答复。</w:t>
+            </w:r>
+          </w:p>
+        </w:tc>
+      </w:tr>
+      <w:tr>
+        <w:tc>
+          <w:tcPr>
+            <w:tcW w:type="dxa" w:w="794"/>
+            <w:vAlign w:val="center"/>
+          </w:tcPr>
+          <w:p>
+            <w:pPr>
+              <w:spacing w:before="30" w:after="30" w:line="240" w:lineRule="auto"/>
+              <w:jc w:val="center"/>
+            </w:pPr>
+            <w:r>
+              <w:rPr>
+                <w:rFonts w:ascii="Times New Roman" w:hAnsi="Times New Roman" w:eastAsia="宋体"/>
+                <w:b w:val="0"/>
+                <w:sz w:val="21"/>
+              </w:rPr>
+              <w:t>7</w:t>
+            </w:r>
+          </w:p>
+        </w:tc>
+        <w:tc>
+          <w:tcPr>
+            <w:tcW w:type="dxa" w:w="1474"/>
             <w:vAlign w:val="center"/>
           </w:tcPr>
           <w:p>
@@ -422,7 +566,7 @@
         </w:tc>
         <w:tc>
           <w:tcPr>
-            <w:tcW w:type="dxa" w:w="6463"/>
+            <w:tcW w:type="dxa" w:w="6803"/>
             <w:vAlign w:val="center"/>
           </w:tcPr>
           <w:p>
@@ -436,7 +580,7 @@
                 <w:b w:val="0"/>
                 <w:sz w:val="21"/>
               </w:rPr>
-              <w:t>回复人不能直接拟写时，学院协同直接交给学院副书记，不再经过学办主任。副书记指定人员线下承办，承办结果回到副书记；由副书记写处理意见后发回回复人编辑，再交科室领导审批。线下承办不作为系统审批环节。</w:t>
+              <w:t>直接交给学生所在学院的副书记。副书记指定人员线下承办，写处理意见后发回科室负责人。不能对学生办结。线下承办不是系统审批。</w:t>
             </w:r>
           </w:p>
         </w:tc>
@@ -444,131 +588,7 @@
       <w:tr>
         <w:tc>
           <w:tcPr>
-            <w:tcW w:type="dxa" w:w="907"/>
-            <w:vAlign w:val="center"/>
-          </w:tcPr>
-          <w:p>
-            <w:pPr>
-              <w:spacing w:before="30" w:after="30" w:line="240" w:lineRule="auto"/>
-              <w:jc w:val="center"/>
-            </w:pPr>
-            <w:r>
-              <w:rPr>
-                <w:rFonts w:ascii="Times New Roman" w:hAnsi="Times New Roman" w:eastAsia="宋体"/>
-                <w:b w:val="0"/>
-                <w:sz w:val="21"/>
-              </w:rPr>
-              <w:t>6</w:t>
-            </w:r>
-          </w:p>
-        </w:tc>
-        <w:tc>
-          <w:tcPr>
-            <w:tcW w:type="dxa" w:w="1701"/>
-            <w:vAlign w:val="center"/>
-          </w:tcPr>
-          <w:p>
-            <w:pPr>
-              <w:spacing w:before="30" w:after="30" w:line="240" w:lineRule="auto"/>
-              <w:jc w:val="center"/>
-            </w:pPr>
-            <w:r>
-              <w:rPr>
-                <w:rFonts w:ascii="Times New Roman" w:hAnsi="Times New Roman" w:eastAsia="宋体"/>
-                <w:b w:val="0"/>
-                <w:sz w:val="21"/>
-              </w:rPr>
-              <w:t>公开范围</w:t>
-            </w:r>
-          </w:p>
-        </w:tc>
-        <w:tc>
-          <w:tcPr>
-            <w:tcW w:type="dxa" w:w="6463"/>
-            <w:vAlign w:val="center"/>
-          </w:tcPr>
-          <w:p>
-            <w:pPr>
-              <w:spacing w:before="30" w:after="30" w:line="240" w:lineRule="auto"/>
-              <w:jc w:val="left"/>
-            </w:pPr>
-            <w:r>
-              <w:rPr>
-                <w:rFonts w:ascii="Times New Roman" w:hAnsi="Times New Roman" w:eastAsia="宋体"/>
-                <w:b w:val="0"/>
-                <w:sz w:val="21"/>
-              </w:rPr>
-              <w:t>科室选择：全部公开，或仅该学院副书记可见。</w:t>
-            </w:r>
-          </w:p>
-        </w:tc>
-      </w:tr>
-      <w:tr>
-        <w:tc>
-          <w:tcPr>
-            <w:tcW w:type="dxa" w:w="907"/>
-            <w:vAlign w:val="center"/>
-          </w:tcPr>
-          <w:p>
-            <w:pPr>
-              <w:spacing w:before="30" w:after="30" w:line="240" w:lineRule="auto"/>
-              <w:jc w:val="center"/>
-            </w:pPr>
-            <w:r>
-              <w:rPr>
-                <w:rFonts w:ascii="Times New Roman" w:hAnsi="Times New Roman" w:eastAsia="宋体"/>
-                <w:b w:val="0"/>
-                <w:sz w:val="21"/>
-              </w:rPr>
-              <w:t>7</w:t>
-            </w:r>
-          </w:p>
-        </w:tc>
-        <w:tc>
-          <w:tcPr>
-            <w:tcW w:type="dxa" w:w="1701"/>
-            <w:vAlign w:val="center"/>
-          </w:tcPr>
-          <w:p>
-            <w:pPr>
-              <w:spacing w:before="30" w:after="30" w:line="240" w:lineRule="auto"/>
-              <w:jc w:val="center"/>
-            </w:pPr>
-            <w:r>
-              <w:rPr>
-                <w:rFonts w:ascii="Times New Roman" w:hAnsi="Times New Roman" w:eastAsia="宋体"/>
-                <w:b w:val="0"/>
-                <w:sz w:val="21"/>
-              </w:rPr>
-              <w:t>分案方式</w:t>
-            </w:r>
-          </w:p>
-        </w:tc>
-        <w:tc>
-          <w:tcPr>
-            <w:tcW w:type="dxa" w:w="6463"/>
-            <w:vAlign w:val="center"/>
-          </w:tcPr>
-          <w:p>
-            <w:pPr>
-              <w:spacing w:before="30" w:after="30" w:line="240" w:lineRule="auto"/>
-              <w:jc w:val="left"/>
-            </w:pPr>
-            <w:r>
-              <w:rPr>
-                <w:rFonts w:ascii="Times New Roman" w:hAnsi="Times New Roman" w:eastAsia="宋体"/>
-                <w:b w:val="0"/>
-                <w:sz w:val="21"/>
-              </w:rPr>
-              <w:t>综合办先分给科室领导（科长），再由其指定具体回复人。分案和审批是同一人。</w:t>
-            </w:r>
-          </w:p>
-        </w:tc>
-      </w:tr>
-      <w:tr>
-        <w:tc>
-          <w:tcPr>
-            <w:tcW w:type="dxa" w:w="907"/>
+            <w:tcW w:type="dxa" w:w="794"/>
             <w:vAlign w:val="center"/>
           </w:tcPr>
           <w:p>
@@ -588,7 +608,7 @@
         </w:tc>
         <w:tc>
           <w:tcPr>
-            <w:tcW w:type="dxa" w:w="1701"/>
+            <w:tcW w:type="dxa" w:w="1474"/>
             <w:vAlign w:val="center"/>
           </w:tcPr>
           <w:p>
@@ -602,13 +622,13 @@
                 <w:b w:val="0"/>
                 <w:sz w:val="21"/>
               </w:rPr>
-              <w:t>取消推荐</w:t>
+              <w:t>二次办理</w:t>
             </w:r>
           </w:p>
         </w:tc>
         <w:tc>
           <w:tcPr>
-            <w:tcW w:type="dxa" w:w="6463"/>
+            <w:tcW w:type="dxa" w:w="6803"/>
             <w:vAlign w:val="center"/>
           </w:tcPr>
           <w:p>
@@ -622,7 +642,131 @@
                 <w:b w:val="0"/>
                 <w:sz w:val="21"/>
               </w:rPr>
-              <w:t>不做按问题类型自动推荐科室。</w:t>
+              <w:t>办结后可评价。不满意则回到科室负责人，再审批，再由负责人确认发送。</w:t>
+            </w:r>
+          </w:p>
+        </w:tc>
+      </w:tr>
+      <w:tr>
+        <w:tc>
+          <w:tcPr>
+            <w:tcW w:type="dxa" w:w="794"/>
+            <w:vAlign w:val="center"/>
+          </w:tcPr>
+          <w:p>
+            <w:pPr>
+              <w:spacing w:before="30" w:after="30" w:line="240" w:lineRule="auto"/>
+              <w:jc w:val="center"/>
+            </w:pPr>
+            <w:r>
+              <w:rPr>
+                <w:rFonts w:ascii="Times New Roman" w:hAnsi="Times New Roman" w:eastAsia="宋体"/>
+                <w:b w:val="0"/>
+                <w:sz w:val="21"/>
+              </w:rPr>
+              <w:t>9</w:t>
+            </w:r>
+          </w:p>
+        </w:tc>
+        <w:tc>
+          <w:tcPr>
+            <w:tcW w:type="dxa" w:w="1474"/>
+            <w:vAlign w:val="center"/>
+          </w:tcPr>
+          <w:p>
+            <w:pPr>
+              <w:spacing w:before="30" w:after="30" w:line="240" w:lineRule="auto"/>
+              <w:jc w:val="center"/>
+            </w:pPr>
+            <w:r>
+              <w:rPr>
+                <w:rFonts w:ascii="Times New Roman" w:hAnsi="Times New Roman" w:eastAsia="宋体"/>
+                <w:b w:val="0"/>
+                <w:sz w:val="21"/>
+              </w:rPr>
+              <w:t>学院人员</w:t>
+            </w:r>
+          </w:p>
+        </w:tc>
+        <w:tc>
+          <w:tcPr>
+            <w:tcW w:type="dxa" w:w="6803"/>
+            <w:vAlign w:val="center"/>
+          </w:tcPr>
+          <w:p>
+            <w:pPr>
+              <w:spacing w:before="30" w:after="30" w:line="240" w:lineRule="auto"/>
+              <w:jc w:val="left"/>
+            </w:pPr>
+            <w:r>
+              <w:rPr>
+                <w:rFonts w:ascii="Times New Roman" w:hAnsi="Times New Roman" w:eastAsia="宋体"/>
+                <w:b w:val="0"/>
+                <w:sz w:val="21"/>
+              </w:rPr>
+              <w:t>学院副书记由学工系统维护。本板块不提供学院人员维护。</w:t>
+            </w:r>
+          </w:p>
+        </w:tc>
+      </w:tr>
+      <w:tr>
+        <w:tc>
+          <w:tcPr>
+            <w:tcW w:type="dxa" w:w="794"/>
+            <w:vAlign w:val="center"/>
+          </w:tcPr>
+          <w:p>
+            <w:pPr>
+              <w:spacing w:before="30" w:after="30" w:line="240" w:lineRule="auto"/>
+              <w:jc w:val="center"/>
+            </w:pPr>
+            <w:r>
+              <w:rPr>
+                <w:rFonts w:ascii="Times New Roman" w:hAnsi="Times New Roman" w:eastAsia="宋体"/>
+                <w:b w:val="0"/>
+                <w:sz w:val="21"/>
+              </w:rPr>
+              <w:t>10</w:t>
+            </w:r>
+          </w:p>
+        </w:tc>
+        <w:tc>
+          <w:tcPr>
+            <w:tcW w:type="dxa" w:w="1474"/>
+            <w:vAlign w:val="center"/>
+          </w:tcPr>
+          <w:p>
+            <w:pPr>
+              <w:spacing w:before="30" w:after="30" w:line="240" w:lineRule="auto"/>
+              <w:jc w:val="center"/>
+            </w:pPr>
+            <w:r>
+              <w:rPr>
+                <w:rFonts w:ascii="Times New Roman" w:hAnsi="Times New Roman" w:eastAsia="宋体"/>
+                <w:b w:val="0"/>
+                <w:sz w:val="21"/>
+              </w:rPr>
+              <w:t>事务分类</w:t>
+            </w:r>
+          </w:p>
+        </w:tc>
+        <w:tc>
+          <w:tcPr>
+            <w:tcW w:type="dxa" w:w="6803"/>
+            <w:vAlign w:val="center"/>
+          </w:tcPr>
+          <w:p>
+            <w:pPr>
+              <w:spacing w:before="30" w:after="30" w:line="240" w:lineRule="auto"/>
+              <w:jc w:val="left"/>
+            </w:pPr>
+            <w:r>
+              <w:rPr>
+                <w:rFonts w:ascii="Times New Roman" w:hAnsi="Times New Roman" w:eastAsia="宋体"/>
+                <w:b w:val="0"/>
+                <w:sz w:val="21"/>
+              </w:rPr>
+              <w:t>只用于写信和统计。不再维护科室承接事务参考、成员负责事务和分类科室职责参考。</w:t>
             </w:r>
           </w:p>
         </w:tc>
@@ -633,7 +777,7 @@
         <w:pStyle w:val="Heading1"/>
       </w:pPr>
       <w:r>
-        <w:t>二、完整业务流程</w:t>
+        <w:t>二、办理流程</w:t>
       </w:r>
     </w:p>
     <w:p>
@@ -647,7 +791,77 @@
           <w:b w:val="0"/>
           <w:sz w:val="24"/>
         </w:rPr>
-        <w:t>主流程在左侧。回复人不能直接拟写时走右侧学院协同，结束后回到「回复人编辑答复」。科室领导不通过时走右侧打回，修改后重新审批。</w:t>
+        <w:t>学生提交后，立即收到 7 日办理回执。回执只表示来信已经收悉，不是正式答复，此时状态仍为待分派。只保存草稿的，不进入办理，也不发回执。</w:t>
+      </w:r>
+    </w:p>
+    <w:p>
+      <w:pPr>
+        <w:ind w:firstLine="480"/>
+        <w:jc w:val="both"/>
+      </w:pPr>
+      <w:r>
+        <w:rPr>
+          <w:rFonts w:ascii="Times New Roman" w:hAnsi="Times New Roman" w:eastAsia="宋体"/>
+          <w:b w:val="0"/>
+          <w:sz w:val="24"/>
+        </w:rPr>
+        <w:t>回执中的 7 日，是承诺给出正式回复的时限。超过多少日仍未办结视为超期，另行计算，当前默认也是 7 日。二次办理的时限，从重新办理的当天起算。</w:t>
+      </w:r>
+    </w:p>
+    <w:p>
+      <w:pPr>
+        <w:ind w:firstLine="480"/>
+        <w:jc w:val="both"/>
+      </w:pPr>
+      <w:r>
+        <w:rPr>
+          <w:rFonts w:ascii="Times New Roman" w:hAnsi="Times New Roman" w:eastAsia="宋体"/>
+          <w:b w:val="0"/>
+          <w:sz w:val="24"/>
+        </w:rPr>
+        <w:t>第 5 步、第 6 步可以只发生一步，也可以同时进行，也可以都不发生。都不发生时，科室负责人自己撰写，写完直接进入第 7 步。第 8 步、第 9 步只在审批不通过时发生；通过后直接进入第 10 步。科室回复人只负责起草，不能自己提交审批，也不能自己给学生发送。</w:t>
+      </w:r>
+    </w:p>
+    <w:p>
+      <w:pPr>
+        <w:ind w:firstLine="480"/>
+        <w:jc w:val="both"/>
+      </w:pPr>
+      <w:r>
+        <w:rPr>
+          <w:rFonts w:ascii="Times New Roman" w:hAnsi="Times New Roman" w:eastAsia="宋体"/>
+          <w:b w:val="0"/>
+          <w:sz w:val="24"/>
+        </w:rPr>
+        <w:t>学院协同直接发给该生所在学院的副书记。副书记指定人员线下承办。线下承办不是系统中的审批环节。承办完成后，由副书记在系统里填写处理意见，发回科室负责人。副书记不能对学生办结。学院副书记由学工系统维护，本板块不提供学院人员维护。</w:t>
+      </w:r>
+    </w:p>
+    <w:p>
+      <w:pPr>
+        <w:ind w:firstLine="480"/>
+        <w:jc w:val="both"/>
+      </w:pPr>
+      <w:r>
+        <w:rPr>
+          <w:rFonts w:ascii="Times New Roman" w:hAnsi="Times New Roman" w:eastAsia="宋体"/>
+          <w:b w:val="0"/>
+          <w:sz w:val="24"/>
+        </w:rPr>
+        <w:t>所有答复都由科室负责人提交给本科室分管领导审批。审批不通过，退回科室负责人并附意见。负责人可以自己修改，也可以再交科室回复人修改，然后再次提交。分管领导不能改完直接发出。审批通过后不自动发送。科室负责人确认发送后，才形成正式答复、办结，并通知学生。确认之前，学生看不到正式答复。</w:t>
+      </w:r>
+    </w:p>
+    <w:p>
+      <w:pPr>
+        <w:ind w:firstLine="480"/>
+        <w:jc w:val="both"/>
+      </w:pPr>
+      <w:r>
+        <w:rPr>
+          <w:rFonts w:ascii="Times New Roman" w:hAnsi="Times New Roman" w:eastAsia="宋体"/>
+          <w:b w:val="0"/>
+          <w:sz w:val="24"/>
+        </w:rPr>
+        <w:t>学生侧状态分为：草稿、待分派、办理中、已办结、已撤回。从综合办分派起，直到科室负责人确认发送之前，学生侧都显示办理中。办理端在办理中再区分：回复中、学院协同中、待审批、已打回、待确认发送。指定科室回复人期间仍记为回复中。</w:t>
       </w:r>
     </w:p>
     <w:p>
@@ -658,7 +872,7 @@
       <w:r>
         <w:drawing>
           <wp:inline xmlns:a="http://schemas.openxmlformats.org/drawingml/2006/main" xmlns:pic="http://schemas.openxmlformats.org/drawingml/2006/picture">
-            <wp:extent cx="5760000" cy="5643429"/>
+            <wp:extent cx="5580000" cy="6177857"/>
             <wp:docPr id="1" name="Picture 1"/>
             <wp:cNvGraphicFramePr>
               <a:graphicFrameLocks noChangeAspect="1"/>
@@ -679,7 +893,7 @@
                   <pic:spPr>
                     <a:xfrm>
                       <a:off x="0" y="0"/>
-                      <a:ext cx="5760000" cy="5643429"/>
+                      <a:ext cx="5580000" cy="6177857"/>
                     </a:xfrm>
                     <a:prstGeom prst="rect"/>
                   </pic:spPr>
@@ -704,10 +918,1264 @@
         <w:t>图 1  学工信箱办理流程</w:t>
       </w:r>
     </w:p>
+    <w:tbl>
+      <w:tblPr>
+        <w:tblStyle w:val="TableGrid"/>
+        <w:tblW w:type="auto" w:w="0"/>
+        <w:jc w:val="center"/>
+        <w:tblLayout w:type="fixed"/>
+        <w:tblLook w:firstColumn="1" w:firstRow="1" w:lastColumn="0" w:lastRow="0" w:noHBand="0" w:noVBand="1" w:val="04A0"/>
+        <w:tblLayout w:type="fixed"/>
+      </w:tblPr>
+      <w:tblGrid>
+        <w:gridCol w:w="1814"/>
+        <w:gridCol w:w="1814"/>
+        <w:gridCol w:w="1814"/>
+        <w:gridCol w:w="1814"/>
+        <w:gridCol w:w="1814"/>
+      </w:tblGrid>
+      <w:tr>
+        <w:trPr>
+          <w:tblHeader w:val="true"/>
+        </w:trPr>
+        <w:tc>
+          <w:tcPr>
+            <w:tcW w:type="dxa" w:w="737"/>
+            <w:vAlign w:val="center"/>
+            <w:shd w:val="clear" w:fill="DCE9F5"/>
+          </w:tcPr>
+          <w:p>
+            <w:pPr>
+              <w:spacing w:before="30" w:after="30" w:line="240" w:lineRule="auto"/>
+              <w:jc w:val="center"/>
+            </w:pPr>
+            <w:r>
+              <w:rPr>
+                <w:rFonts w:ascii="Times New Roman" w:hAnsi="Times New Roman" w:eastAsia="黑体"/>
+                <w:b/>
+                <w:color w:val="1F5C99"/>
+                <w:sz w:val="18"/>
+              </w:rPr>
+              <w:t>顺序</w:t>
+            </w:r>
+          </w:p>
+        </w:tc>
+        <w:tc>
+          <w:tcPr>
+            <w:tcW w:type="dxa" w:w="1474"/>
+            <w:vAlign w:val="center"/>
+            <w:shd w:val="clear" w:fill="DCE9F5"/>
+          </w:tcPr>
+          <w:p>
+            <w:pPr>
+              <w:spacing w:before="30" w:after="30" w:line="240" w:lineRule="auto"/>
+              <w:jc w:val="center"/>
+            </w:pPr>
+            <w:r>
+              <w:rPr>
+                <w:rFonts w:ascii="Times New Roman" w:hAnsi="Times New Roman" w:eastAsia="黑体"/>
+                <w:b/>
+                <w:color w:val="1F5C99"/>
+                <w:sz w:val="18"/>
+              </w:rPr>
+              <w:t>办理人</w:t>
+            </w:r>
+          </w:p>
+        </w:tc>
+        <w:tc>
+          <w:tcPr>
+            <w:tcW w:type="dxa" w:w="3572"/>
+            <w:vAlign w:val="center"/>
+            <w:shd w:val="clear" w:fill="DCE9F5"/>
+          </w:tcPr>
+          <w:p>
+            <w:pPr>
+              <w:spacing w:before="30" w:after="30" w:line="240" w:lineRule="auto"/>
+              <w:jc w:val="center"/>
+            </w:pPr>
+            <w:r>
+              <w:rPr>
+                <w:rFonts w:ascii="Times New Roman" w:hAnsi="Times New Roman" w:eastAsia="黑体"/>
+                <w:b/>
+                <w:color w:val="1F5C99"/>
+                <w:sz w:val="18"/>
+              </w:rPr>
+              <w:t>做什么</w:t>
+            </w:r>
+          </w:p>
+        </w:tc>
+        <w:tc>
+          <w:tcPr>
+            <w:tcW w:type="dxa" w:w="1361"/>
+            <w:vAlign w:val="center"/>
+            <w:shd w:val="clear" w:fill="DCE9F5"/>
+          </w:tcPr>
+          <w:p>
+            <w:pPr>
+              <w:spacing w:before="30" w:after="30" w:line="240" w:lineRule="auto"/>
+              <w:jc w:val="center"/>
+            </w:pPr>
+            <w:r>
+              <w:rPr>
+                <w:rFonts w:ascii="Times New Roman" w:hAnsi="Times New Roman" w:eastAsia="黑体"/>
+                <w:b/>
+                <w:color w:val="1F5C99"/>
+                <w:sz w:val="18"/>
+              </w:rPr>
+              <w:t>学生所见</w:t>
+            </w:r>
+          </w:p>
+        </w:tc>
+        <w:tc>
+          <w:tcPr>
+            <w:tcW w:type="dxa" w:w="1928"/>
+            <w:vAlign w:val="center"/>
+            <w:shd w:val="clear" w:fill="DCE9F5"/>
+          </w:tcPr>
+          <w:p>
+            <w:pPr>
+              <w:spacing w:before="30" w:after="30" w:line="240" w:lineRule="auto"/>
+              <w:jc w:val="center"/>
+            </w:pPr>
+            <w:r>
+              <w:rPr>
+                <w:rFonts w:ascii="Times New Roman" w:hAnsi="Times New Roman" w:eastAsia="黑体"/>
+                <w:b/>
+                <w:color w:val="1F5C99"/>
+                <w:sz w:val="18"/>
+              </w:rPr>
+              <w:t>办理环节</w:t>
+            </w:r>
+          </w:p>
+        </w:tc>
+      </w:tr>
+      <w:tr>
+        <w:tc>
+          <w:tcPr>
+            <w:tcW w:type="dxa" w:w="737"/>
+            <w:vAlign w:val="center"/>
+          </w:tcPr>
+          <w:p>
+            <w:pPr>
+              <w:spacing w:before="30" w:after="30" w:line="240" w:lineRule="auto"/>
+              <w:jc w:val="center"/>
+            </w:pPr>
+            <w:r>
+              <w:rPr>
+                <w:rFonts w:ascii="Times New Roman" w:hAnsi="Times New Roman" w:eastAsia="宋体"/>
+                <w:b w:val="0"/>
+                <w:sz w:val="18"/>
+              </w:rPr>
+              <w:t>1</w:t>
+            </w:r>
+          </w:p>
+        </w:tc>
+        <w:tc>
+          <w:tcPr>
+            <w:tcW w:type="dxa" w:w="1474"/>
+            <w:vAlign w:val="center"/>
+          </w:tcPr>
+          <w:p>
+            <w:pPr>
+              <w:spacing w:before="30" w:after="30" w:line="240" w:lineRule="auto"/>
+              <w:jc w:val="center"/>
+            </w:pPr>
+            <w:r>
+              <w:rPr>
+                <w:rFonts w:ascii="Times New Roman" w:hAnsi="Times New Roman" w:eastAsia="宋体"/>
+                <w:b w:val="0"/>
+                <w:sz w:val="18"/>
+              </w:rPr>
+              <w:t>学生</w:t>
+            </w:r>
+          </w:p>
+        </w:tc>
+        <w:tc>
+          <w:tcPr>
+            <w:tcW w:type="dxa" w:w="3572"/>
+            <w:vAlign w:val="center"/>
+          </w:tcPr>
+          <w:p>
+            <w:pPr>
+              <w:spacing w:before="30" w:after="30" w:line="240" w:lineRule="auto"/>
+              <w:jc w:val="left"/>
+            </w:pPr>
+            <w:r>
+              <w:rPr>
+                <w:rFonts w:ascii="Times New Roman" w:hAnsi="Times New Roman" w:eastAsia="宋体"/>
+                <w:b w:val="0"/>
+                <w:sz w:val="18"/>
+              </w:rPr>
+              <w:t>提交来信。只存草稿不进入办理。</w:t>
+            </w:r>
+          </w:p>
+        </w:tc>
+        <w:tc>
+          <w:tcPr>
+            <w:tcW w:type="dxa" w:w="1361"/>
+            <w:vAlign w:val="center"/>
+          </w:tcPr>
+          <w:p>
+            <w:pPr>
+              <w:spacing w:before="30" w:after="30" w:line="240" w:lineRule="auto"/>
+              <w:jc w:val="center"/>
+            </w:pPr>
+            <w:r>
+              <w:rPr>
+                <w:rFonts w:ascii="Times New Roman" w:hAnsi="Times New Roman" w:eastAsia="宋体"/>
+                <w:b w:val="0"/>
+                <w:sz w:val="18"/>
+              </w:rPr>
+              <w:t>待分派</w:t>
+            </w:r>
+          </w:p>
+        </w:tc>
+        <w:tc>
+          <w:tcPr>
+            <w:tcW w:type="dxa" w:w="1928"/>
+            <w:vAlign w:val="center"/>
+          </w:tcPr>
+          <w:p>
+            <w:pPr>
+              <w:spacing w:before="30" w:after="30" w:line="240" w:lineRule="auto"/>
+              <w:jc w:val="left"/>
+            </w:pPr>
+            <w:r>
+              <w:rPr>
+                <w:rFonts w:ascii="Times New Roman" w:hAnsi="Times New Roman" w:eastAsia="宋体"/>
+                <w:b w:val="0"/>
+                <w:sz w:val="18"/>
+              </w:rPr>
+              <w:t>待分派</w:t>
+            </w:r>
+          </w:p>
+        </w:tc>
+      </w:tr>
+      <w:tr>
+        <w:tc>
+          <w:tcPr>
+            <w:tcW w:type="dxa" w:w="737"/>
+            <w:vAlign w:val="center"/>
+          </w:tcPr>
+          <w:p>
+            <w:pPr>
+              <w:spacing w:before="30" w:after="30" w:line="240" w:lineRule="auto"/>
+              <w:jc w:val="center"/>
+            </w:pPr>
+            <w:r>
+              <w:rPr>
+                <w:rFonts w:ascii="Times New Roman" w:hAnsi="Times New Roman" w:eastAsia="宋体"/>
+                <w:b w:val="0"/>
+                <w:sz w:val="18"/>
+              </w:rPr>
+              <w:t>2</w:t>
+            </w:r>
+          </w:p>
+        </w:tc>
+        <w:tc>
+          <w:tcPr>
+            <w:tcW w:type="dxa" w:w="1474"/>
+            <w:vAlign w:val="center"/>
+          </w:tcPr>
+          <w:p>
+            <w:pPr>
+              <w:spacing w:before="30" w:after="30" w:line="240" w:lineRule="auto"/>
+              <w:jc w:val="center"/>
+            </w:pPr>
+            <w:r>
+              <w:rPr>
+                <w:rFonts w:ascii="Times New Roman" w:hAnsi="Times New Roman" w:eastAsia="宋体"/>
+                <w:b w:val="0"/>
+                <w:sz w:val="18"/>
+              </w:rPr>
+              <w:t>系统</w:t>
+            </w:r>
+          </w:p>
+        </w:tc>
+        <w:tc>
+          <w:tcPr>
+            <w:tcW w:type="dxa" w:w="3572"/>
+            <w:vAlign w:val="center"/>
+          </w:tcPr>
+          <w:p>
+            <w:pPr>
+              <w:spacing w:before="30" w:after="30" w:line="240" w:lineRule="auto"/>
+              <w:jc w:val="left"/>
+            </w:pPr>
+            <w:r>
+              <w:rPr>
+                <w:rFonts w:ascii="Times New Roman" w:hAnsi="Times New Roman" w:eastAsia="宋体"/>
+                <w:b w:val="0"/>
+                <w:sz w:val="18"/>
+              </w:rPr>
+              <w:t>立即发送 7 日收悉回执，并提醒综合办。回执不是正式答复。</w:t>
+            </w:r>
+          </w:p>
+        </w:tc>
+        <w:tc>
+          <w:tcPr>
+            <w:tcW w:type="dxa" w:w="1361"/>
+            <w:vAlign w:val="center"/>
+          </w:tcPr>
+          <w:p>
+            <w:pPr>
+              <w:spacing w:before="30" w:after="30" w:line="240" w:lineRule="auto"/>
+              <w:jc w:val="center"/>
+            </w:pPr>
+            <w:r>
+              <w:rPr>
+                <w:rFonts w:ascii="Times New Roman" w:hAnsi="Times New Roman" w:eastAsia="宋体"/>
+                <w:b w:val="0"/>
+                <w:sz w:val="18"/>
+              </w:rPr>
+              <w:t>待分派</w:t>
+            </w:r>
+          </w:p>
+        </w:tc>
+        <w:tc>
+          <w:tcPr>
+            <w:tcW w:type="dxa" w:w="1928"/>
+            <w:vAlign w:val="center"/>
+          </w:tcPr>
+          <w:p>
+            <w:pPr>
+              <w:spacing w:before="30" w:after="30" w:line="240" w:lineRule="auto"/>
+              <w:jc w:val="left"/>
+            </w:pPr>
+            <w:r>
+              <w:rPr>
+                <w:rFonts w:ascii="Times New Roman" w:hAnsi="Times New Roman" w:eastAsia="宋体"/>
+                <w:b w:val="0"/>
+                <w:sz w:val="18"/>
+              </w:rPr>
+              <w:t>待分派</w:t>
+            </w:r>
+          </w:p>
+        </w:tc>
+      </w:tr>
+      <w:tr>
+        <w:tc>
+          <w:tcPr>
+            <w:tcW w:type="dxa" w:w="737"/>
+            <w:vAlign w:val="center"/>
+          </w:tcPr>
+          <w:p>
+            <w:pPr>
+              <w:spacing w:before="30" w:after="30" w:line="240" w:lineRule="auto"/>
+              <w:jc w:val="center"/>
+            </w:pPr>
+            <w:r>
+              <w:rPr>
+                <w:rFonts w:ascii="Times New Roman" w:hAnsi="Times New Roman" w:eastAsia="宋体"/>
+                <w:b w:val="0"/>
+                <w:sz w:val="18"/>
+              </w:rPr>
+              <w:t>3</w:t>
+            </w:r>
+          </w:p>
+        </w:tc>
+        <w:tc>
+          <w:tcPr>
+            <w:tcW w:type="dxa" w:w="1474"/>
+            <w:vAlign w:val="center"/>
+          </w:tcPr>
+          <w:p>
+            <w:pPr>
+              <w:spacing w:before="30" w:after="30" w:line="240" w:lineRule="auto"/>
+              <w:jc w:val="center"/>
+            </w:pPr>
+            <w:r>
+              <w:rPr>
+                <w:rFonts w:ascii="Times New Roman" w:hAnsi="Times New Roman" w:eastAsia="宋体"/>
+                <w:b w:val="0"/>
+                <w:sz w:val="18"/>
+              </w:rPr>
+              <w:t>综合办</w:t>
+            </w:r>
+          </w:p>
+        </w:tc>
+        <w:tc>
+          <w:tcPr>
+            <w:tcW w:type="dxa" w:w="3572"/>
+            <w:vAlign w:val="center"/>
+          </w:tcPr>
+          <w:p>
+            <w:pPr>
+              <w:spacing w:before="30" w:after="30" w:line="240" w:lineRule="auto"/>
+              <w:jc w:val="left"/>
+            </w:pPr>
+            <w:r>
+              <w:rPr>
+                <w:rFonts w:ascii="Times New Roman" w:hAnsi="Times New Roman" w:eastAsia="宋体"/>
+                <w:b w:val="0"/>
+                <w:sz w:val="18"/>
+              </w:rPr>
+              <w:t>指定负责科室，分派给该科室的科室负责人。</w:t>
+            </w:r>
+          </w:p>
+        </w:tc>
+        <w:tc>
+          <w:tcPr>
+            <w:tcW w:type="dxa" w:w="1361"/>
+            <w:vAlign w:val="center"/>
+          </w:tcPr>
+          <w:p>
+            <w:pPr>
+              <w:spacing w:before="30" w:after="30" w:line="240" w:lineRule="auto"/>
+              <w:jc w:val="center"/>
+            </w:pPr>
+            <w:r>
+              <w:rPr>
+                <w:rFonts w:ascii="Times New Roman" w:hAnsi="Times New Roman" w:eastAsia="宋体"/>
+                <w:b w:val="0"/>
+                <w:sz w:val="18"/>
+              </w:rPr>
+              <w:t>办理中</w:t>
+            </w:r>
+          </w:p>
+        </w:tc>
+        <w:tc>
+          <w:tcPr>
+            <w:tcW w:type="dxa" w:w="1928"/>
+            <w:vAlign w:val="center"/>
+          </w:tcPr>
+          <w:p>
+            <w:pPr>
+              <w:spacing w:before="30" w:after="30" w:line="240" w:lineRule="auto"/>
+              <w:jc w:val="left"/>
+            </w:pPr>
+            <w:r>
+              <w:rPr>
+                <w:rFonts w:ascii="Times New Roman" w:hAnsi="Times New Roman" w:eastAsia="宋体"/>
+                <w:b w:val="0"/>
+                <w:sz w:val="18"/>
+              </w:rPr>
+              <w:t>回复中</w:t>
+            </w:r>
+          </w:p>
+        </w:tc>
+      </w:tr>
+      <w:tr>
+        <w:tc>
+          <w:tcPr>
+            <w:tcW w:type="dxa" w:w="737"/>
+            <w:vAlign w:val="center"/>
+          </w:tcPr>
+          <w:p>
+            <w:pPr>
+              <w:spacing w:before="30" w:after="30" w:line="240" w:lineRule="auto"/>
+              <w:jc w:val="center"/>
+            </w:pPr>
+            <w:r>
+              <w:rPr>
+                <w:rFonts w:ascii="Times New Roman" w:hAnsi="Times New Roman" w:eastAsia="宋体"/>
+                <w:b w:val="0"/>
+                <w:sz w:val="18"/>
+              </w:rPr>
+              <w:t>4</w:t>
+            </w:r>
+          </w:p>
+        </w:tc>
+        <w:tc>
+          <w:tcPr>
+            <w:tcW w:type="dxa" w:w="1474"/>
+            <w:vAlign w:val="center"/>
+          </w:tcPr>
+          <w:p>
+            <w:pPr>
+              <w:spacing w:before="30" w:after="30" w:line="240" w:lineRule="auto"/>
+              <w:jc w:val="center"/>
+            </w:pPr>
+            <w:r>
+              <w:rPr>
+                <w:rFonts w:ascii="Times New Roman" w:hAnsi="Times New Roman" w:eastAsia="宋体"/>
+                <w:b w:val="0"/>
+                <w:sz w:val="18"/>
+              </w:rPr>
+              <w:t>科室负责人</w:t>
+            </w:r>
+          </w:p>
+        </w:tc>
+        <w:tc>
+          <w:tcPr>
+            <w:tcW w:type="dxa" w:w="3572"/>
+            <w:vAlign w:val="center"/>
+          </w:tcPr>
+          <w:p>
+            <w:pPr>
+              <w:spacing w:before="30" w:after="30" w:line="240" w:lineRule="auto"/>
+              <w:jc w:val="left"/>
+            </w:pPr>
+            <w:r>
+              <w:rPr>
+                <w:rFonts w:ascii="Times New Roman" w:hAnsi="Times New Roman" w:eastAsia="宋体"/>
+                <w:b w:val="0"/>
+                <w:sz w:val="18"/>
+              </w:rPr>
+              <w:t>自己撰写，或指定科室回复人，或发起学院协同。后两者可以同时进行。</w:t>
+            </w:r>
+          </w:p>
+        </w:tc>
+        <w:tc>
+          <w:tcPr>
+            <w:tcW w:type="dxa" w:w="1361"/>
+            <w:vAlign w:val="center"/>
+          </w:tcPr>
+          <w:p>
+            <w:pPr>
+              <w:spacing w:before="30" w:after="30" w:line="240" w:lineRule="auto"/>
+              <w:jc w:val="center"/>
+            </w:pPr>
+            <w:r>
+              <w:rPr>
+                <w:rFonts w:ascii="Times New Roman" w:hAnsi="Times New Roman" w:eastAsia="宋体"/>
+                <w:b w:val="0"/>
+                <w:sz w:val="18"/>
+              </w:rPr>
+              <w:t>办理中</w:t>
+            </w:r>
+          </w:p>
+        </w:tc>
+        <w:tc>
+          <w:tcPr>
+            <w:tcW w:type="dxa" w:w="1928"/>
+            <w:vAlign w:val="center"/>
+          </w:tcPr>
+          <w:p>
+            <w:pPr>
+              <w:spacing w:before="30" w:after="30" w:line="240" w:lineRule="auto"/>
+              <w:jc w:val="left"/>
+            </w:pPr>
+            <w:r>
+              <w:rPr>
+                <w:rFonts w:ascii="Times New Roman" w:hAnsi="Times New Roman" w:eastAsia="宋体"/>
+                <w:b w:val="0"/>
+                <w:sz w:val="18"/>
+              </w:rPr>
+              <w:t>回复中或学院协同中</w:t>
+            </w:r>
+          </w:p>
+        </w:tc>
+      </w:tr>
+      <w:tr>
+        <w:tc>
+          <w:tcPr>
+            <w:tcW w:type="dxa" w:w="737"/>
+            <w:vAlign w:val="center"/>
+          </w:tcPr>
+          <w:p>
+            <w:pPr>
+              <w:spacing w:before="30" w:after="30" w:line="240" w:lineRule="auto"/>
+              <w:jc w:val="center"/>
+            </w:pPr>
+            <w:r>
+              <w:rPr>
+                <w:rFonts w:ascii="Times New Roman" w:hAnsi="Times New Roman" w:eastAsia="宋体"/>
+                <w:b w:val="0"/>
+                <w:sz w:val="18"/>
+              </w:rPr>
+              <w:t>5</w:t>
+            </w:r>
+          </w:p>
+        </w:tc>
+        <w:tc>
+          <w:tcPr>
+            <w:tcW w:type="dxa" w:w="1474"/>
+            <w:vAlign w:val="center"/>
+          </w:tcPr>
+          <w:p>
+            <w:pPr>
+              <w:spacing w:before="30" w:after="30" w:line="240" w:lineRule="auto"/>
+              <w:jc w:val="center"/>
+            </w:pPr>
+            <w:r>
+              <w:rPr>
+                <w:rFonts w:ascii="Times New Roman" w:hAnsi="Times New Roman" w:eastAsia="宋体"/>
+                <w:b w:val="0"/>
+                <w:sz w:val="18"/>
+              </w:rPr>
+              <w:t>科室回复人</w:t>
+            </w:r>
+          </w:p>
+        </w:tc>
+        <w:tc>
+          <w:tcPr>
+            <w:tcW w:type="dxa" w:w="3572"/>
+            <w:vAlign w:val="center"/>
+          </w:tcPr>
+          <w:p>
+            <w:pPr>
+              <w:spacing w:before="30" w:after="30" w:line="240" w:lineRule="auto"/>
+              <w:jc w:val="left"/>
+            </w:pPr>
+            <w:r>
+              <w:rPr>
+                <w:rFonts w:ascii="Times New Roman" w:hAnsi="Times New Roman" w:eastAsia="宋体"/>
+                <w:b w:val="0"/>
+                <w:sz w:val="18"/>
+              </w:rPr>
+              <w:t>只起草。写完把回复稿交回科室负责人。不能自己提交审批，不能直接回复学生。</w:t>
+            </w:r>
+          </w:p>
+        </w:tc>
+        <w:tc>
+          <w:tcPr>
+            <w:tcW w:type="dxa" w:w="1361"/>
+            <w:vAlign w:val="center"/>
+          </w:tcPr>
+          <w:p>
+            <w:pPr>
+              <w:spacing w:before="30" w:after="30" w:line="240" w:lineRule="auto"/>
+              <w:jc w:val="center"/>
+            </w:pPr>
+            <w:r>
+              <w:rPr>
+                <w:rFonts w:ascii="Times New Roman" w:hAnsi="Times New Roman" w:eastAsia="宋体"/>
+                <w:b w:val="0"/>
+                <w:sz w:val="18"/>
+              </w:rPr>
+              <w:t>办理中</w:t>
+            </w:r>
+          </w:p>
+        </w:tc>
+        <w:tc>
+          <w:tcPr>
+            <w:tcW w:type="dxa" w:w="1928"/>
+            <w:vAlign w:val="center"/>
+          </w:tcPr>
+          <w:p>
+            <w:pPr>
+              <w:spacing w:before="30" w:after="30" w:line="240" w:lineRule="auto"/>
+              <w:jc w:val="left"/>
+            </w:pPr>
+            <w:r>
+              <w:rPr>
+                <w:rFonts w:ascii="Times New Roman" w:hAnsi="Times New Roman" w:eastAsia="宋体"/>
+                <w:b w:val="0"/>
+                <w:sz w:val="18"/>
+              </w:rPr>
+              <w:t>回复中</w:t>
+            </w:r>
+          </w:p>
+        </w:tc>
+      </w:tr>
+      <w:tr>
+        <w:tc>
+          <w:tcPr>
+            <w:tcW w:type="dxa" w:w="737"/>
+            <w:vAlign w:val="center"/>
+          </w:tcPr>
+          <w:p>
+            <w:pPr>
+              <w:spacing w:before="30" w:after="30" w:line="240" w:lineRule="auto"/>
+              <w:jc w:val="center"/>
+            </w:pPr>
+            <w:r>
+              <w:rPr>
+                <w:rFonts w:ascii="Times New Roman" w:hAnsi="Times New Roman" w:eastAsia="宋体"/>
+                <w:b w:val="0"/>
+                <w:sz w:val="18"/>
+              </w:rPr>
+              <w:t>6</w:t>
+            </w:r>
+          </w:p>
+        </w:tc>
+        <w:tc>
+          <w:tcPr>
+            <w:tcW w:type="dxa" w:w="1474"/>
+            <w:vAlign w:val="center"/>
+          </w:tcPr>
+          <w:p>
+            <w:pPr>
+              <w:spacing w:before="30" w:after="30" w:line="240" w:lineRule="auto"/>
+              <w:jc w:val="center"/>
+            </w:pPr>
+            <w:r>
+              <w:rPr>
+                <w:rFonts w:ascii="Times New Roman" w:hAnsi="Times New Roman" w:eastAsia="宋体"/>
+                <w:b w:val="0"/>
+                <w:sz w:val="18"/>
+              </w:rPr>
+              <w:t>学院副书记</w:t>
+            </w:r>
+          </w:p>
+        </w:tc>
+        <w:tc>
+          <w:tcPr>
+            <w:tcW w:type="dxa" w:w="3572"/>
+            <w:vAlign w:val="center"/>
+          </w:tcPr>
+          <w:p>
+            <w:pPr>
+              <w:spacing w:before="30" w:after="30" w:line="240" w:lineRule="auto"/>
+              <w:jc w:val="left"/>
+            </w:pPr>
+            <w:r>
+              <w:rPr>
+                <w:rFonts w:ascii="Times New Roman" w:hAnsi="Times New Roman" w:eastAsia="宋体"/>
+                <w:b w:val="0"/>
+                <w:sz w:val="18"/>
+              </w:rPr>
+              <w:t>指定人员线下承办，填写处理意见发回科室负责人。不能对学生办结。</w:t>
+            </w:r>
+          </w:p>
+        </w:tc>
+        <w:tc>
+          <w:tcPr>
+            <w:tcW w:type="dxa" w:w="1361"/>
+            <w:vAlign w:val="center"/>
+          </w:tcPr>
+          <w:p>
+            <w:pPr>
+              <w:spacing w:before="30" w:after="30" w:line="240" w:lineRule="auto"/>
+              <w:jc w:val="center"/>
+            </w:pPr>
+            <w:r>
+              <w:rPr>
+                <w:rFonts w:ascii="Times New Roman" w:hAnsi="Times New Roman" w:eastAsia="宋体"/>
+                <w:b w:val="0"/>
+                <w:sz w:val="18"/>
+              </w:rPr>
+              <w:t>办理中</w:t>
+            </w:r>
+          </w:p>
+        </w:tc>
+        <w:tc>
+          <w:tcPr>
+            <w:tcW w:type="dxa" w:w="1928"/>
+            <w:vAlign w:val="center"/>
+          </w:tcPr>
+          <w:p>
+            <w:pPr>
+              <w:spacing w:before="30" w:after="30" w:line="240" w:lineRule="auto"/>
+              <w:jc w:val="left"/>
+            </w:pPr>
+            <w:r>
+              <w:rPr>
+                <w:rFonts w:ascii="Times New Roman" w:hAnsi="Times New Roman" w:eastAsia="宋体"/>
+                <w:b w:val="0"/>
+                <w:sz w:val="18"/>
+              </w:rPr>
+              <w:t>学院协同中</w:t>
+            </w:r>
+          </w:p>
+        </w:tc>
+      </w:tr>
+      <w:tr>
+        <w:tc>
+          <w:tcPr>
+            <w:tcW w:type="dxa" w:w="737"/>
+            <w:vAlign w:val="center"/>
+          </w:tcPr>
+          <w:p>
+            <w:pPr>
+              <w:spacing w:before="30" w:after="30" w:line="240" w:lineRule="auto"/>
+              <w:jc w:val="center"/>
+            </w:pPr>
+            <w:r>
+              <w:rPr>
+                <w:rFonts w:ascii="Times New Roman" w:hAnsi="Times New Roman" w:eastAsia="宋体"/>
+                <w:b w:val="0"/>
+                <w:sz w:val="18"/>
+              </w:rPr>
+              <w:t>7</w:t>
+            </w:r>
+          </w:p>
+        </w:tc>
+        <w:tc>
+          <w:tcPr>
+            <w:tcW w:type="dxa" w:w="1474"/>
+            <w:vAlign w:val="center"/>
+          </w:tcPr>
+          <w:p>
+            <w:pPr>
+              <w:spacing w:before="30" w:after="30" w:line="240" w:lineRule="auto"/>
+              <w:jc w:val="center"/>
+            </w:pPr>
+            <w:r>
+              <w:rPr>
+                <w:rFonts w:ascii="Times New Roman" w:hAnsi="Times New Roman" w:eastAsia="宋体"/>
+                <w:b w:val="0"/>
+                <w:sz w:val="18"/>
+              </w:rPr>
+              <w:t>科室负责人</w:t>
+            </w:r>
+          </w:p>
+        </w:tc>
+        <w:tc>
+          <w:tcPr>
+            <w:tcW w:type="dxa" w:w="3572"/>
+            <w:vAlign w:val="center"/>
+          </w:tcPr>
+          <w:p>
+            <w:pPr>
+              <w:spacing w:before="30" w:after="30" w:line="240" w:lineRule="auto"/>
+              <w:jc w:val="left"/>
+            </w:pPr>
+            <w:r>
+              <w:rPr>
+                <w:rFonts w:ascii="Times New Roman" w:hAnsi="Times New Roman" w:eastAsia="宋体"/>
+                <w:b w:val="0"/>
+                <w:sz w:val="18"/>
+              </w:rPr>
+              <w:t>确认回复稿或学院意见后，提交科室分管领导审批。</w:t>
+            </w:r>
+          </w:p>
+        </w:tc>
+        <w:tc>
+          <w:tcPr>
+            <w:tcW w:type="dxa" w:w="1361"/>
+            <w:vAlign w:val="center"/>
+          </w:tcPr>
+          <w:p>
+            <w:pPr>
+              <w:spacing w:before="30" w:after="30" w:line="240" w:lineRule="auto"/>
+              <w:jc w:val="center"/>
+            </w:pPr>
+            <w:r>
+              <w:rPr>
+                <w:rFonts w:ascii="Times New Roman" w:hAnsi="Times New Roman" w:eastAsia="宋体"/>
+                <w:b w:val="0"/>
+                <w:sz w:val="18"/>
+              </w:rPr>
+              <w:t>办理中</w:t>
+            </w:r>
+          </w:p>
+        </w:tc>
+        <w:tc>
+          <w:tcPr>
+            <w:tcW w:type="dxa" w:w="1928"/>
+            <w:vAlign w:val="center"/>
+          </w:tcPr>
+          <w:p>
+            <w:pPr>
+              <w:spacing w:before="30" w:after="30" w:line="240" w:lineRule="auto"/>
+              <w:jc w:val="left"/>
+            </w:pPr>
+            <w:r>
+              <w:rPr>
+                <w:rFonts w:ascii="Times New Roman" w:hAnsi="Times New Roman" w:eastAsia="宋体"/>
+                <w:b w:val="0"/>
+                <w:sz w:val="18"/>
+              </w:rPr>
+              <w:t>待审批</w:t>
+            </w:r>
+          </w:p>
+        </w:tc>
+      </w:tr>
+      <w:tr>
+        <w:tc>
+          <w:tcPr>
+            <w:tcW w:type="dxa" w:w="737"/>
+            <w:vAlign w:val="center"/>
+          </w:tcPr>
+          <w:p>
+            <w:pPr>
+              <w:spacing w:before="30" w:after="30" w:line="240" w:lineRule="auto"/>
+              <w:jc w:val="center"/>
+            </w:pPr>
+            <w:r>
+              <w:rPr>
+                <w:rFonts w:ascii="Times New Roman" w:hAnsi="Times New Roman" w:eastAsia="宋体"/>
+                <w:b w:val="0"/>
+                <w:sz w:val="18"/>
+              </w:rPr>
+              <w:t>8</w:t>
+            </w:r>
+          </w:p>
+        </w:tc>
+        <w:tc>
+          <w:tcPr>
+            <w:tcW w:type="dxa" w:w="1474"/>
+            <w:vAlign w:val="center"/>
+          </w:tcPr>
+          <w:p>
+            <w:pPr>
+              <w:spacing w:before="30" w:after="30" w:line="240" w:lineRule="auto"/>
+              <w:jc w:val="center"/>
+            </w:pPr>
+            <w:r>
+              <w:rPr>
+                <w:rFonts w:ascii="Times New Roman" w:hAnsi="Times New Roman" w:eastAsia="宋体"/>
+                <w:b w:val="0"/>
+                <w:sz w:val="18"/>
+              </w:rPr>
+              <w:t>科室分管领导</w:t>
+            </w:r>
+          </w:p>
+        </w:tc>
+        <w:tc>
+          <w:tcPr>
+            <w:tcW w:type="dxa" w:w="3572"/>
+            <w:vAlign w:val="center"/>
+          </w:tcPr>
+          <w:p>
+            <w:pPr>
+              <w:spacing w:before="30" w:after="30" w:line="240" w:lineRule="auto"/>
+              <w:jc w:val="left"/>
+            </w:pPr>
+            <w:r>
+              <w:rPr>
+                <w:rFonts w:ascii="Times New Roman" w:hAnsi="Times New Roman" w:eastAsia="宋体"/>
+                <w:b w:val="0"/>
+                <w:sz w:val="18"/>
+              </w:rPr>
+              <w:t>不通过。退回科室负责人并附意见。不能改完直接发出。</w:t>
+            </w:r>
+          </w:p>
+        </w:tc>
+        <w:tc>
+          <w:tcPr>
+            <w:tcW w:type="dxa" w:w="1361"/>
+            <w:vAlign w:val="center"/>
+          </w:tcPr>
+          <w:p>
+            <w:pPr>
+              <w:spacing w:before="30" w:after="30" w:line="240" w:lineRule="auto"/>
+              <w:jc w:val="center"/>
+            </w:pPr>
+            <w:r>
+              <w:rPr>
+                <w:rFonts w:ascii="Times New Roman" w:hAnsi="Times New Roman" w:eastAsia="宋体"/>
+                <w:b w:val="0"/>
+                <w:sz w:val="18"/>
+              </w:rPr>
+              <w:t>办理中</w:t>
+            </w:r>
+          </w:p>
+        </w:tc>
+        <w:tc>
+          <w:tcPr>
+            <w:tcW w:type="dxa" w:w="1928"/>
+            <w:vAlign w:val="center"/>
+          </w:tcPr>
+          <w:p>
+            <w:pPr>
+              <w:spacing w:before="30" w:after="30" w:line="240" w:lineRule="auto"/>
+              <w:jc w:val="left"/>
+            </w:pPr>
+            <w:r>
+              <w:rPr>
+                <w:rFonts w:ascii="Times New Roman" w:hAnsi="Times New Roman" w:eastAsia="宋体"/>
+                <w:b w:val="0"/>
+                <w:sz w:val="18"/>
+              </w:rPr>
+              <w:t>已打回</w:t>
+            </w:r>
+          </w:p>
+        </w:tc>
+      </w:tr>
+      <w:tr>
+        <w:tc>
+          <w:tcPr>
+            <w:tcW w:type="dxa" w:w="737"/>
+            <w:vAlign w:val="center"/>
+          </w:tcPr>
+          <w:p>
+            <w:pPr>
+              <w:spacing w:before="30" w:after="30" w:line="240" w:lineRule="auto"/>
+              <w:jc w:val="center"/>
+            </w:pPr>
+            <w:r>
+              <w:rPr>
+                <w:rFonts w:ascii="Times New Roman" w:hAnsi="Times New Roman" w:eastAsia="宋体"/>
+                <w:b w:val="0"/>
+                <w:sz w:val="18"/>
+              </w:rPr>
+              <w:t>9</w:t>
+            </w:r>
+          </w:p>
+        </w:tc>
+        <w:tc>
+          <w:tcPr>
+            <w:tcW w:type="dxa" w:w="1474"/>
+            <w:vAlign w:val="center"/>
+          </w:tcPr>
+          <w:p>
+            <w:pPr>
+              <w:spacing w:before="30" w:after="30" w:line="240" w:lineRule="auto"/>
+              <w:jc w:val="center"/>
+            </w:pPr>
+            <w:r>
+              <w:rPr>
+                <w:rFonts w:ascii="Times New Roman" w:hAnsi="Times New Roman" w:eastAsia="宋体"/>
+                <w:b w:val="0"/>
+                <w:sz w:val="18"/>
+              </w:rPr>
+              <w:t>科室负责人</w:t>
+            </w:r>
+          </w:p>
+        </w:tc>
+        <w:tc>
+          <w:tcPr>
+            <w:tcW w:type="dxa" w:w="3572"/>
+            <w:vAlign w:val="center"/>
+          </w:tcPr>
+          <w:p>
+            <w:pPr>
+              <w:spacing w:before="30" w:after="30" w:line="240" w:lineRule="auto"/>
+              <w:jc w:val="left"/>
+            </w:pPr>
+            <w:r>
+              <w:rPr>
+                <w:rFonts w:ascii="Times New Roman" w:hAnsi="Times New Roman" w:eastAsia="宋体"/>
+                <w:b w:val="0"/>
+                <w:sz w:val="18"/>
+              </w:rPr>
+              <w:t>自己修改，或再交科室回复人修改，然后再次提交审批。</w:t>
+            </w:r>
+          </w:p>
+        </w:tc>
+        <w:tc>
+          <w:tcPr>
+            <w:tcW w:type="dxa" w:w="1361"/>
+            <w:vAlign w:val="center"/>
+          </w:tcPr>
+          <w:p>
+            <w:pPr>
+              <w:spacing w:before="30" w:after="30" w:line="240" w:lineRule="auto"/>
+              <w:jc w:val="center"/>
+            </w:pPr>
+            <w:r>
+              <w:rPr>
+                <w:rFonts w:ascii="Times New Roman" w:hAnsi="Times New Roman" w:eastAsia="宋体"/>
+                <w:b w:val="0"/>
+                <w:sz w:val="18"/>
+              </w:rPr>
+              <w:t>办理中</w:t>
+            </w:r>
+          </w:p>
+        </w:tc>
+        <w:tc>
+          <w:tcPr>
+            <w:tcW w:type="dxa" w:w="1928"/>
+            <w:vAlign w:val="center"/>
+          </w:tcPr>
+          <w:p>
+            <w:pPr>
+              <w:spacing w:before="30" w:after="30" w:line="240" w:lineRule="auto"/>
+              <w:jc w:val="left"/>
+            </w:pPr>
+            <w:r>
+              <w:rPr>
+                <w:rFonts w:ascii="Times New Roman" w:hAnsi="Times New Roman" w:eastAsia="宋体"/>
+                <w:b w:val="0"/>
+                <w:sz w:val="18"/>
+              </w:rPr>
+              <w:t>待审批</w:t>
+            </w:r>
+          </w:p>
+        </w:tc>
+      </w:tr>
+      <w:tr>
+        <w:tc>
+          <w:tcPr>
+            <w:tcW w:type="dxa" w:w="737"/>
+            <w:vAlign w:val="center"/>
+          </w:tcPr>
+          <w:p>
+            <w:pPr>
+              <w:spacing w:before="30" w:after="30" w:line="240" w:lineRule="auto"/>
+              <w:jc w:val="center"/>
+            </w:pPr>
+            <w:r>
+              <w:rPr>
+                <w:rFonts w:ascii="Times New Roman" w:hAnsi="Times New Roman" w:eastAsia="宋体"/>
+                <w:b w:val="0"/>
+                <w:sz w:val="18"/>
+              </w:rPr>
+              <w:t>10</w:t>
+            </w:r>
+          </w:p>
+        </w:tc>
+        <w:tc>
+          <w:tcPr>
+            <w:tcW w:type="dxa" w:w="1474"/>
+            <w:vAlign w:val="center"/>
+          </w:tcPr>
+          <w:p>
+            <w:pPr>
+              <w:spacing w:before="30" w:after="30" w:line="240" w:lineRule="auto"/>
+              <w:jc w:val="center"/>
+            </w:pPr>
+            <w:r>
+              <w:rPr>
+                <w:rFonts w:ascii="Times New Roman" w:hAnsi="Times New Roman" w:eastAsia="宋体"/>
+                <w:b w:val="0"/>
+                <w:sz w:val="18"/>
+              </w:rPr>
+              <w:t>科室分管领导</w:t>
+            </w:r>
+          </w:p>
+        </w:tc>
+        <w:tc>
+          <w:tcPr>
+            <w:tcW w:type="dxa" w:w="3572"/>
+            <w:vAlign w:val="center"/>
+          </w:tcPr>
+          <w:p>
+            <w:pPr>
+              <w:spacing w:before="30" w:after="30" w:line="240" w:lineRule="auto"/>
+              <w:jc w:val="left"/>
+            </w:pPr>
+            <w:r>
+              <w:rPr>
+                <w:rFonts w:ascii="Times New Roman" w:hAnsi="Times New Roman" w:eastAsia="宋体"/>
+                <w:b w:val="0"/>
+                <w:sz w:val="18"/>
+              </w:rPr>
+              <w:t>通过。此时不自动发送。</w:t>
+            </w:r>
+          </w:p>
+        </w:tc>
+        <w:tc>
+          <w:tcPr>
+            <w:tcW w:type="dxa" w:w="1361"/>
+            <w:vAlign w:val="center"/>
+          </w:tcPr>
+          <w:p>
+            <w:pPr>
+              <w:spacing w:before="30" w:after="30" w:line="240" w:lineRule="auto"/>
+              <w:jc w:val="center"/>
+            </w:pPr>
+            <w:r>
+              <w:rPr>
+                <w:rFonts w:ascii="Times New Roman" w:hAnsi="Times New Roman" w:eastAsia="宋体"/>
+                <w:b w:val="0"/>
+                <w:sz w:val="18"/>
+              </w:rPr>
+              <w:t>办理中</w:t>
+            </w:r>
+          </w:p>
+        </w:tc>
+        <w:tc>
+          <w:tcPr>
+            <w:tcW w:type="dxa" w:w="1928"/>
+            <w:vAlign w:val="center"/>
+          </w:tcPr>
+          <w:p>
+            <w:pPr>
+              <w:spacing w:before="30" w:after="30" w:line="240" w:lineRule="auto"/>
+              <w:jc w:val="left"/>
+            </w:pPr>
+            <w:r>
+              <w:rPr>
+                <w:rFonts w:ascii="Times New Roman" w:hAnsi="Times New Roman" w:eastAsia="宋体"/>
+                <w:b w:val="0"/>
+                <w:sz w:val="18"/>
+              </w:rPr>
+              <w:t>待确认发送</w:t>
+            </w:r>
+          </w:p>
+        </w:tc>
+      </w:tr>
+      <w:tr>
+        <w:tc>
+          <w:tcPr>
+            <w:tcW w:type="dxa" w:w="737"/>
+            <w:vAlign w:val="center"/>
+          </w:tcPr>
+          <w:p>
+            <w:pPr>
+              <w:spacing w:before="30" w:after="30" w:line="240" w:lineRule="auto"/>
+              <w:jc w:val="center"/>
+            </w:pPr>
+            <w:r>
+              <w:rPr>
+                <w:rFonts w:ascii="Times New Roman" w:hAnsi="Times New Roman" w:eastAsia="宋体"/>
+                <w:b w:val="0"/>
+                <w:sz w:val="18"/>
+              </w:rPr>
+              <w:t>11</w:t>
+            </w:r>
+          </w:p>
+        </w:tc>
+        <w:tc>
+          <w:tcPr>
+            <w:tcW w:type="dxa" w:w="1474"/>
+            <w:vAlign w:val="center"/>
+          </w:tcPr>
+          <w:p>
+            <w:pPr>
+              <w:spacing w:before="30" w:after="30" w:line="240" w:lineRule="auto"/>
+              <w:jc w:val="center"/>
+            </w:pPr>
+            <w:r>
+              <w:rPr>
+                <w:rFonts w:ascii="Times New Roman" w:hAnsi="Times New Roman" w:eastAsia="宋体"/>
+                <w:b w:val="0"/>
+                <w:sz w:val="18"/>
+              </w:rPr>
+              <w:t>科室负责人</w:t>
+            </w:r>
+          </w:p>
+        </w:tc>
+        <w:tc>
+          <w:tcPr>
+            <w:tcW w:type="dxa" w:w="3572"/>
+            <w:vAlign w:val="center"/>
+          </w:tcPr>
+          <w:p>
+            <w:pPr>
+              <w:spacing w:before="30" w:after="30" w:line="240" w:lineRule="auto"/>
+              <w:jc w:val="left"/>
+            </w:pPr>
+            <w:r>
+              <w:rPr>
+                <w:rFonts w:ascii="Times New Roman" w:hAnsi="Times New Roman" w:eastAsia="宋体"/>
+                <w:b w:val="0"/>
+                <w:sz w:val="18"/>
+              </w:rPr>
+              <w:t>确认回复学生，并选择公开范围：全部公开，或仅该学院副书记可见。</w:t>
+            </w:r>
+          </w:p>
+        </w:tc>
+        <w:tc>
+          <w:tcPr>
+            <w:tcW w:type="dxa" w:w="1361"/>
+            <w:vAlign w:val="center"/>
+          </w:tcPr>
+          <w:p>
+            <w:pPr>
+              <w:spacing w:before="30" w:after="30" w:line="240" w:lineRule="auto"/>
+              <w:jc w:val="center"/>
+            </w:pPr>
+            <w:r>
+              <w:rPr>
+                <w:rFonts w:ascii="Times New Roman" w:hAnsi="Times New Roman" w:eastAsia="宋体"/>
+                <w:b w:val="0"/>
+                <w:sz w:val="18"/>
+              </w:rPr>
+              <w:t>已办结</w:t>
+            </w:r>
+          </w:p>
+        </w:tc>
+        <w:tc>
+          <w:tcPr>
+            <w:tcW w:type="dxa" w:w="1928"/>
+            <w:vAlign w:val="center"/>
+          </w:tcPr>
+          <w:p>
+            <w:pPr>
+              <w:spacing w:before="30" w:after="30" w:line="240" w:lineRule="auto"/>
+              <w:jc w:val="left"/>
+            </w:pPr>
+            <w:r>
+              <w:rPr>
+                <w:rFonts w:ascii="Times New Roman" w:hAnsi="Times New Roman" w:eastAsia="宋体"/>
+                <w:b w:val="0"/>
+                <w:sz w:val="18"/>
+              </w:rPr>
+              <w:t>已办结</w:t>
+            </w:r>
+          </w:p>
+        </w:tc>
+      </w:tr>
+    </w:tbl>
     <w:p>
       <w:pPr>
-        <w:pStyle w:val="ListBullet"/>
-        <w:spacing w:line="360" w:lineRule="auto" w:after="40"/>
+        <w:ind w:firstLine="480"/>
+        <w:jc w:val="both"/>
       </w:pPr>
       <w:r>
         <w:rPr>
@@ -715,107 +2183,7 @@
           <w:b w:val="0"/>
           <w:sz w:val="24"/>
         </w:rPr>
-        <w:t>学生提交后，系统立刻发送统一回执。回执只表示已收到，状态仍是待分派，不算办结。</w:t>
-      </w:r>
-    </w:p>
-    <w:p>
-      <w:pPr>
-        <w:pStyle w:val="ListBullet"/>
-        <w:spacing w:line="360" w:lineRule="auto" w:after="40"/>
-      </w:pPr>
-      <w:r>
-        <w:rPr>
-          <w:rFonts w:ascii="Times New Roman" w:hAnsi="Times New Roman" w:eastAsia="宋体"/>
-          <w:b w:val="0"/>
-          <w:sz w:val="24"/>
-        </w:rPr>
-        <w:t>综合办只指定科室领导（科长），不直接指定回复人，也不按事务类型给出建议科室。</w:t>
-      </w:r>
-    </w:p>
-    <w:p>
-      <w:pPr>
-        <w:pStyle w:val="ListBullet"/>
-        <w:spacing w:line="360" w:lineRule="auto" w:after="40"/>
-      </w:pPr>
-      <w:r>
-        <w:rPr>
-          <w:rFonts w:ascii="Times New Roman" w:hAnsi="Times New Roman" w:eastAsia="宋体"/>
-          <w:b w:val="0"/>
-          <w:sz w:val="24"/>
-        </w:rPr>
-        <w:t>科室领导指定回复人。回复人能写的，直接编辑答复；不能写的，直接交给学生所在学院的副书记，不再经过学办主任。</w:t>
-      </w:r>
-    </w:p>
-    <w:p>
-      <w:pPr>
-        <w:pStyle w:val="ListBullet"/>
-        <w:spacing w:line="360" w:lineRule="auto" w:after="40"/>
-      </w:pPr>
-      <w:r>
-        <w:rPr>
-          <w:rFonts w:ascii="Times New Roman" w:hAnsi="Times New Roman" w:eastAsia="宋体"/>
-          <w:b w:val="0"/>
-          <w:sz w:val="24"/>
-        </w:rPr>
-        <w:t>副书记指定人员线下承办，承办结果回到副书记。副书记写处理意见后发回科室回复人，由回复人编辑进正式答复。线下承办不作为系统审批环节。</w:t>
-      </w:r>
-    </w:p>
-    <w:p>
-      <w:pPr>
-        <w:pStyle w:val="ListBullet"/>
-        <w:spacing w:line="360" w:lineRule="auto" w:after="40"/>
-      </w:pPr>
-      <w:r>
-        <w:rPr>
-          <w:rFonts w:ascii="Times New Roman" w:hAnsi="Times New Roman" w:eastAsia="宋体"/>
-          <w:b w:val="0"/>
-          <w:sz w:val="24"/>
-        </w:rPr>
-        <w:t>所有正式答复都提交科室领导审批。不通过则打回回复人，按意见修改后再次审批，通过前学生看不到答复正文。</w:t>
-      </w:r>
-    </w:p>
-    <w:p>
-      <w:pPr>
-        <w:pStyle w:val="ListBullet"/>
-        <w:spacing w:line="360" w:lineRule="auto" w:after="40"/>
-      </w:pPr>
-      <w:r>
-        <w:rPr>
-          <w:rFonts w:ascii="Times New Roman" w:hAnsi="Times New Roman" w:eastAsia="宋体"/>
-          <w:b w:val="0"/>
-          <w:sz w:val="24"/>
-        </w:rPr>
-        <w:t>领导通过后，回复人再确认一次，系统才把正式答复发给学生并办结。</w:t>
-      </w:r>
-    </w:p>
-    <w:p>
-      <w:pPr>
-        <w:pStyle w:val="ListBullet"/>
-        <w:spacing w:line="360" w:lineRule="auto" w:after="40"/>
-      </w:pPr>
-      <w:r>
-        <w:rPr>
-          <w:rFonts w:ascii="Times New Roman" w:hAnsi="Times New Roman" w:eastAsia="宋体"/>
-          <w:b w:val="0"/>
-          <w:sz w:val="24"/>
-        </w:rPr>
-        <w:t>办结时或办结后，科室选择公开范围：全部公开，或只给该学院副书记看。给学生本人的正式答复不受这个范围影响。</w:t>
-      </w:r>
-    </w:p>
-    <w:p>
-      <w:pPr>
-        <w:pStyle w:val="Heading1"/>
-      </w:pPr>
-      <w:r>
-        <w:t>三、学生消息模板</w:t>
-      </w:r>
-    </w:p>
-    <w:p>
-      <w:pPr>
-        <w:pStyle w:val="Heading2"/>
-      </w:pPr>
-      <w:r>
-        <w:t>3.1 提交回执（提交成功后立即发送）</w:t>
+        <w:t>综合办对已经分派的来信，可以改派到另一科室的科室负责人。改派后，学生侧仍为办理中，由新的科室负责人重新办理。原分派记录保留。科室负责人可以更换科室回复人。新的科室回复人只负责起草，写完交回科室负责人。</w:t>
       </w:r>
     </w:p>
     <w:p>
@@ -829,7 +2197,4294 @@
           <w:b w:val="0"/>
           <w:sz w:val="24"/>
         </w:rPr>
-        <w:t>时长固定写「7天」。只存草稿不发送。系统消息和 ITS 使用同一正文。</w:t>
+        <w:t>撤回、补充材料、催办，只在待分派或办理中。撤回后状态为已撤回，办理终止。补充材料不改变当前状态。已办结不能撤回。这些通知发给当时的当前办理人。</w:t>
+      </w:r>
+    </w:p>
+    <w:p>
+      <w:pPr>
+        <w:ind w:firstLine="480"/>
+        <w:jc w:val="both"/>
+      </w:pPr>
+      <w:r>
+        <w:rPr>
+          <w:rFonts w:ascii="Times New Roman" w:hAnsi="Times New Roman" w:eastAsia="宋体"/>
+          <w:b w:val="0"/>
+          <w:sz w:val="24"/>
+        </w:rPr>
+        <w:t>办结后，学生可以作满意度评价。对结果不满意的，可以申请二次办理。信件回到科室负责人。负责人可以自己写，也可以指定科室回复人，也可以发起学院协同。仍须提交科室分管领导审批，并通过后由科室负责人确认发送，再次办结。状态回到办理中。</w:t>
+      </w:r>
+    </w:p>
+    <w:p>
+      <w:pPr>
+        <w:ind w:firstLine="480"/>
+        <w:jc w:val="both"/>
+      </w:pPr>
+      <w:r>
+        <w:rPr>
+          <w:rFonts w:ascii="Times New Roman" w:hAnsi="Times New Roman" w:eastAsia="宋体"/>
+          <w:b w:val="0"/>
+          <w:sz w:val="24"/>
+        </w:rPr>
+        <w:t>学生写信时，不再选择是否公开。公开范围由科室负责人在确认发送时选择，只有两种：全部公开，或仅该学院副书记可见。</w:t>
+      </w:r>
+    </w:p>
+    <w:p>
+      <w:pPr>
+        <w:ind w:firstLine="480"/>
+        <w:jc w:val="both"/>
+      </w:pPr>
+      <w:r>
+        <w:rPr>
+          <w:rFonts w:ascii="Times New Roman" w:hAnsi="Times New Roman" w:eastAsia="宋体"/>
+          <w:b w:val="0"/>
+          <w:sz w:val="24"/>
+        </w:rPr>
+        <w:t>全部公开的，办结后可以在公开信件中查阅。仅该学院副书记可见的，不进入全部公开，由该生所在学院的副书记查看。无论选择哪一种，来信学生始终能看到自己这封信的答复。</w:t>
+      </w:r>
+    </w:p>
+    <w:p>
+      <w:pPr>
+        <w:pStyle w:val="Heading2"/>
+      </w:pPr>
+      <w:r>
+        <w:t>角色职责</w:t>
+      </w:r>
+    </w:p>
+    <w:tbl>
+      <w:tblPr>
+        <w:tblStyle w:val="TableGrid"/>
+        <w:tblW w:type="auto" w:w="0"/>
+        <w:jc w:val="center"/>
+        <w:tblLayout w:type="fixed"/>
+        <w:tblLook w:firstColumn="1" w:firstRow="1" w:lastColumn="0" w:lastRow="0" w:noHBand="0" w:noVBand="1" w:val="04A0"/>
+        <w:tblLayout w:type="fixed"/>
+      </w:tblPr>
+      <w:tblGrid>
+        <w:gridCol w:w="3024"/>
+        <w:gridCol w:w="3024"/>
+        <w:gridCol w:w="3024"/>
+      </w:tblGrid>
+      <w:tr>
+        <w:trPr>
+          <w:tblHeader w:val="true"/>
+        </w:trPr>
+        <w:tc>
+          <w:tcPr>
+            <w:tcW w:type="dxa" w:w="1701"/>
+            <w:vAlign w:val="center"/>
+            <w:shd w:val="clear" w:fill="DCE9F5"/>
+          </w:tcPr>
+          <w:p>
+            <w:pPr>
+              <w:spacing w:before="30" w:after="30" w:line="240" w:lineRule="auto"/>
+              <w:jc w:val="center"/>
+            </w:pPr>
+            <w:r>
+              <w:rPr>
+                <w:rFonts w:ascii="Times New Roman" w:hAnsi="Times New Roman" w:eastAsia="黑体"/>
+                <w:b/>
+                <w:color w:val="1F5C99"/>
+                <w:sz w:val="18"/>
+              </w:rPr>
+              <w:t>角色</w:t>
+            </w:r>
+          </w:p>
+        </w:tc>
+        <w:tc>
+          <w:tcPr>
+            <w:tcW w:type="dxa" w:w="3855"/>
+            <w:vAlign w:val="center"/>
+            <w:shd w:val="clear" w:fill="DCE9F5"/>
+          </w:tcPr>
+          <w:p>
+            <w:pPr>
+              <w:spacing w:before="30" w:after="30" w:line="240" w:lineRule="auto"/>
+              <w:jc w:val="center"/>
+            </w:pPr>
+            <w:r>
+              <w:rPr>
+                <w:rFonts w:ascii="Times New Roman" w:hAnsi="Times New Roman" w:eastAsia="黑体"/>
+                <w:b/>
+                <w:color w:val="1F5C99"/>
+                <w:sz w:val="18"/>
+              </w:rPr>
+              <w:t>做什么</w:t>
+            </w:r>
+          </w:p>
+        </w:tc>
+        <w:tc>
+          <w:tcPr>
+            <w:tcW w:type="dxa" w:w="3515"/>
+            <w:vAlign w:val="center"/>
+            <w:shd w:val="clear" w:fill="DCE9F5"/>
+          </w:tcPr>
+          <w:p>
+            <w:pPr>
+              <w:spacing w:before="30" w:after="30" w:line="240" w:lineRule="auto"/>
+              <w:jc w:val="center"/>
+            </w:pPr>
+            <w:r>
+              <w:rPr>
+                <w:rFonts w:ascii="Times New Roman" w:hAnsi="Times New Roman" w:eastAsia="黑体"/>
+                <w:b/>
+                <w:color w:val="1F5C99"/>
+                <w:sz w:val="18"/>
+              </w:rPr>
+              <w:t>不能做什么</w:t>
+            </w:r>
+          </w:p>
+        </w:tc>
+      </w:tr>
+      <w:tr>
+        <w:tc>
+          <w:tcPr>
+            <w:tcW w:type="dxa" w:w="1701"/>
+            <w:vAlign w:val="center"/>
+          </w:tcPr>
+          <w:p>
+            <w:pPr>
+              <w:spacing w:before="30" w:after="30" w:line="240" w:lineRule="auto"/>
+              <w:jc w:val="center"/>
+            </w:pPr>
+            <w:r>
+              <w:rPr>
+                <w:rFonts w:ascii="Times New Roman" w:hAnsi="Times New Roman" w:eastAsia="宋体"/>
+                <w:b w:val="0"/>
+                <w:sz w:val="18"/>
+              </w:rPr>
+              <w:t>学生</w:t>
+            </w:r>
+          </w:p>
+        </w:tc>
+        <w:tc>
+          <w:tcPr>
+            <w:tcW w:type="dxa" w:w="3855"/>
+            <w:vAlign w:val="center"/>
+          </w:tcPr>
+          <w:p>
+            <w:pPr>
+              <w:spacing w:before="30" w:after="30" w:line="240" w:lineRule="auto"/>
+              <w:jc w:val="left"/>
+            </w:pPr>
+            <w:r>
+              <w:rPr>
+                <w:rFonts w:ascii="Times New Roman" w:hAnsi="Times New Roman" w:eastAsia="宋体"/>
+                <w:b w:val="0"/>
+                <w:sz w:val="18"/>
+              </w:rPr>
+              <w:t>提交来信，查看本人进度和答复。待分派或办理中可以撤回、补充材料、催办。办结后可以评价，也可以申请二次办理。写信时不选择是否公开。</w:t>
+            </w:r>
+          </w:p>
+        </w:tc>
+        <w:tc>
+          <w:tcPr>
+            <w:tcW w:type="dxa" w:w="3515"/>
+            <w:vAlign w:val="center"/>
+          </w:tcPr>
+          <w:p>
+            <w:pPr>
+              <w:spacing w:before="30" w:after="30" w:line="240" w:lineRule="auto"/>
+              <w:jc w:val="left"/>
+            </w:pPr>
+            <w:r>
+              <w:rPr>
+                <w:rFonts w:ascii="Times New Roman" w:hAnsi="Times New Roman" w:eastAsia="宋体"/>
+                <w:b w:val="0"/>
+                <w:sz w:val="18"/>
+              </w:rPr>
+              <w:t>不指定承办人，不查看他人未公开的来信。</w:t>
+            </w:r>
+          </w:p>
+        </w:tc>
+      </w:tr>
+      <w:tr>
+        <w:tc>
+          <w:tcPr>
+            <w:tcW w:type="dxa" w:w="1701"/>
+            <w:vAlign w:val="center"/>
+          </w:tcPr>
+          <w:p>
+            <w:pPr>
+              <w:spacing w:before="30" w:after="30" w:line="240" w:lineRule="auto"/>
+              <w:jc w:val="center"/>
+            </w:pPr>
+            <w:r>
+              <w:rPr>
+                <w:rFonts w:ascii="Times New Roman" w:hAnsi="Times New Roman" w:eastAsia="宋体"/>
+                <w:b w:val="0"/>
+                <w:sz w:val="18"/>
+              </w:rPr>
+              <w:t>综合办</w:t>
+            </w:r>
+          </w:p>
+        </w:tc>
+        <w:tc>
+          <w:tcPr>
+            <w:tcW w:type="dxa" w:w="3855"/>
+            <w:vAlign w:val="center"/>
+          </w:tcPr>
+          <w:p>
+            <w:pPr>
+              <w:spacing w:before="30" w:after="30" w:line="240" w:lineRule="auto"/>
+              <w:jc w:val="left"/>
+            </w:pPr>
+            <w:r>
+              <w:rPr>
+                <w:rFonts w:ascii="Times New Roman" w:hAnsi="Times New Roman" w:eastAsia="宋体"/>
+                <w:b w:val="0"/>
+                <w:sz w:val="18"/>
+              </w:rPr>
+              <w:t>受理全部来信，指定负责科室，分派或改派给该科室的科室负责人，并可督办，维护本板块配置。</w:t>
+            </w:r>
+          </w:p>
+        </w:tc>
+        <w:tc>
+          <w:tcPr>
+            <w:tcW w:type="dxa" w:w="3515"/>
+            <w:vAlign w:val="center"/>
+          </w:tcPr>
+          <w:p>
+            <w:pPr>
+              <w:spacing w:before="30" w:after="30" w:line="240" w:lineRule="auto"/>
+              <w:jc w:val="left"/>
+            </w:pPr>
+            <w:r>
+              <w:rPr>
+                <w:rFonts w:ascii="Times New Roman" w:hAnsi="Times New Roman" w:eastAsia="宋体"/>
+                <w:b w:val="0"/>
+                <w:sz w:val="18"/>
+              </w:rPr>
+              <w:t>不按问题类型推荐科室，不直接指定科室回复人，不直接分给科室分管领导，不代替审批。</w:t>
+            </w:r>
+          </w:p>
+        </w:tc>
+      </w:tr>
+      <w:tr>
+        <w:tc>
+          <w:tcPr>
+            <w:tcW w:type="dxa" w:w="1701"/>
+            <w:vAlign w:val="center"/>
+          </w:tcPr>
+          <w:p>
+            <w:pPr>
+              <w:spacing w:before="30" w:after="30" w:line="240" w:lineRule="auto"/>
+              <w:jc w:val="center"/>
+            </w:pPr>
+            <w:r>
+              <w:rPr>
+                <w:rFonts w:ascii="Times New Roman" w:hAnsi="Times New Roman" w:eastAsia="宋体"/>
+                <w:b w:val="0"/>
+                <w:sz w:val="18"/>
+              </w:rPr>
+              <w:t>科室负责人</w:t>
+            </w:r>
+          </w:p>
+        </w:tc>
+        <w:tc>
+          <w:tcPr>
+            <w:tcW w:type="dxa" w:w="3855"/>
+            <w:vAlign w:val="center"/>
+          </w:tcPr>
+          <w:p>
+            <w:pPr>
+              <w:spacing w:before="30" w:after="30" w:line="240" w:lineRule="auto"/>
+              <w:jc w:val="left"/>
+            </w:pPr>
+            <w:r>
+              <w:rPr>
+                <w:rFonts w:ascii="Times New Roman" w:hAnsi="Times New Roman" w:eastAsia="宋体"/>
+                <w:b w:val="0"/>
+                <w:sz w:val="18"/>
+              </w:rPr>
+              <w:t>接收分派来的信件。可以自己撰写答复，也可以指定本科室科室回复人，也可以发起学院协同；后两者可以同时进行。回复稿回到本人后，提交科室分管领导审批。通过后确认发送，并选择公开范围。退回后可以自己改，或再交科室回复人改。</w:t>
+            </w:r>
+          </w:p>
+        </w:tc>
+        <w:tc>
+          <w:tcPr>
+            <w:tcW w:type="dxa" w:w="3515"/>
+            <w:vAlign w:val="center"/>
+          </w:tcPr>
+          <w:p>
+            <w:pPr>
+              <w:spacing w:before="30" w:after="30" w:line="240" w:lineRule="auto"/>
+              <w:jc w:val="left"/>
+            </w:pPr>
+            <w:r>
+              <w:rPr>
+                <w:rFonts w:ascii="Times New Roman" w:hAnsi="Times New Roman" w:eastAsia="宋体"/>
+                <w:b w:val="0"/>
+                <w:sz w:val="18"/>
+              </w:rPr>
+              <w:t>不能在审批通过前把正式答复发给学生。不能代替分管领导审批。</w:t>
+            </w:r>
+          </w:p>
+        </w:tc>
+      </w:tr>
+      <w:tr>
+        <w:tc>
+          <w:tcPr>
+            <w:tcW w:type="dxa" w:w="1701"/>
+            <w:vAlign w:val="center"/>
+          </w:tcPr>
+          <w:p>
+            <w:pPr>
+              <w:spacing w:before="30" w:after="30" w:line="240" w:lineRule="auto"/>
+              <w:jc w:val="center"/>
+            </w:pPr>
+            <w:r>
+              <w:rPr>
+                <w:rFonts w:ascii="Times New Roman" w:hAnsi="Times New Roman" w:eastAsia="宋体"/>
+                <w:b w:val="0"/>
+                <w:sz w:val="18"/>
+              </w:rPr>
+              <w:t>科室回复人</w:t>
+            </w:r>
+          </w:p>
+        </w:tc>
+        <w:tc>
+          <w:tcPr>
+            <w:tcW w:type="dxa" w:w="3855"/>
+            <w:vAlign w:val="center"/>
+          </w:tcPr>
+          <w:p>
+            <w:pPr>
+              <w:spacing w:before="30" w:after="30" w:line="240" w:lineRule="auto"/>
+              <w:jc w:val="left"/>
+            </w:pPr>
+            <w:r>
+              <w:rPr>
+                <w:rFonts w:ascii="Times New Roman" w:hAnsi="Times New Roman" w:eastAsia="宋体"/>
+                <w:b w:val="0"/>
+                <w:sz w:val="18"/>
+              </w:rPr>
+              <w:t>受科室负责人指定，只负责起草。写完把回复稿交回科室负责人。若同时收到学院处理意见，可据此修改后再交回。</w:t>
+            </w:r>
+          </w:p>
+        </w:tc>
+        <w:tc>
+          <w:tcPr>
+            <w:tcW w:type="dxa" w:w="3515"/>
+            <w:vAlign w:val="center"/>
+          </w:tcPr>
+          <w:p>
+            <w:pPr>
+              <w:spacing w:before="30" w:after="30" w:line="240" w:lineRule="auto"/>
+              <w:jc w:val="left"/>
+            </w:pPr>
+            <w:r>
+              <w:rPr>
+                <w:rFonts w:ascii="Times New Roman" w:hAnsi="Times New Roman" w:eastAsia="宋体"/>
+                <w:b w:val="0"/>
+                <w:sz w:val="18"/>
+              </w:rPr>
+              <w:t>不能自己提交审批，不能自己给学生发送，不能对学生办结。</w:t>
+            </w:r>
+          </w:p>
+        </w:tc>
+      </w:tr>
+      <w:tr>
+        <w:tc>
+          <w:tcPr>
+            <w:tcW w:type="dxa" w:w="1701"/>
+            <w:vAlign w:val="center"/>
+          </w:tcPr>
+          <w:p>
+            <w:pPr>
+              <w:spacing w:before="30" w:after="30" w:line="240" w:lineRule="auto"/>
+              <w:jc w:val="center"/>
+            </w:pPr>
+            <w:r>
+              <w:rPr>
+                <w:rFonts w:ascii="Times New Roman" w:hAnsi="Times New Roman" w:eastAsia="宋体"/>
+                <w:b w:val="0"/>
+                <w:sz w:val="18"/>
+              </w:rPr>
+              <w:t>科室分管领导</w:t>
+            </w:r>
+          </w:p>
+        </w:tc>
+        <w:tc>
+          <w:tcPr>
+            <w:tcW w:type="dxa" w:w="3855"/>
+            <w:vAlign w:val="center"/>
+          </w:tcPr>
+          <w:p>
+            <w:pPr>
+              <w:spacing w:before="30" w:after="30" w:line="240" w:lineRule="auto"/>
+              <w:jc w:val="left"/>
+            </w:pPr>
+            <w:r>
+              <w:rPr>
+                <w:rFonts w:ascii="Times New Roman" w:hAnsi="Times New Roman" w:eastAsia="宋体"/>
+                <w:b w:val="0"/>
+                <w:sz w:val="18"/>
+              </w:rPr>
+              <w:t>审批科室负责人提交的全部答复。不通过时退回科室负责人并附意见。</w:t>
+            </w:r>
+          </w:p>
+        </w:tc>
+        <w:tc>
+          <w:tcPr>
+            <w:tcW w:type="dxa" w:w="3515"/>
+            <w:vAlign w:val="center"/>
+          </w:tcPr>
+          <w:p>
+            <w:pPr>
+              <w:spacing w:before="30" w:after="30" w:line="240" w:lineRule="auto"/>
+              <w:jc w:val="left"/>
+            </w:pPr>
+            <w:r>
+              <w:rPr>
+                <w:rFonts w:ascii="Times New Roman" w:hAnsi="Times New Roman" w:eastAsia="宋体"/>
+                <w:b w:val="0"/>
+                <w:sz w:val="18"/>
+              </w:rPr>
+              <w:t>不能改完直接发给学生。通过后不自动发送。不接收综合办的直接分派。</w:t>
+            </w:r>
+          </w:p>
+        </w:tc>
+      </w:tr>
+      <w:tr>
+        <w:tc>
+          <w:tcPr>
+            <w:tcW w:type="dxa" w:w="1701"/>
+            <w:vAlign w:val="center"/>
+          </w:tcPr>
+          <w:p>
+            <w:pPr>
+              <w:spacing w:before="30" w:after="30" w:line="240" w:lineRule="auto"/>
+              <w:jc w:val="center"/>
+            </w:pPr>
+            <w:r>
+              <w:rPr>
+                <w:rFonts w:ascii="Times New Roman" w:hAnsi="Times New Roman" w:eastAsia="宋体"/>
+                <w:b w:val="0"/>
+                <w:sz w:val="18"/>
+              </w:rPr>
+              <w:t>学院副书记</w:t>
+            </w:r>
+          </w:p>
+        </w:tc>
+        <w:tc>
+          <w:tcPr>
+            <w:tcW w:type="dxa" w:w="3855"/>
+            <w:vAlign w:val="center"/>
+          </w:tcPr>
+          <w:p>
+            <w:pPr>
+              <w:spacing w:before="30" w:after="30" w:line="240" w:lineRule="auto"/>
+              <w:jc w:val="left"/>
+            </w:pPr>
+            <w:r>
+              <w:rPr>
+                <w:rFonts w:ascii="Times New Roman" w:hAnsi="Times New Roman" w:eastAsia="宋体"/>
+                <w:b w:val="0"/>
+                <w:sz w:val="18"/>
+              </w:rPr>
+              <w:t>接收本学院学生来信的协同事项，指定人员线下承办，在系统中填写处理意见并发回科室负责人。人员由学工系统维护。</w:t>
+            </w:r>
+          </w:p>
+        </w:tc>
+        <w:tc>
+          <w:tcPr>
+            <w:tcW w:type="dxa" w:w="3515"/>
+            <w:vAlign w:val="center"/>
+          </w:tcPr>
+          <w:p>
+            <w:pPr>
+              <w:spacing w:before="30" w:after="30" w:line="240" w:lineRule="auto"/>
+              <w:jc w:val="left"/>
+            </w:pPr>
+            <w:r>
+              <w:rPr>
+                <w:rFonts w:ascii="Times New Roman" w:hAnsi="Times New Roman" w:eastAsia="宋体"/>
+                <w:b w:val="0"/>
+                <w:sz w:val="18"/>
+              </w:rPr>
+              <w:t>不能对学生办结，不能代替科室分管领导审批。本板块不提供学院人员维护。</w:t>
+            </w:r>
+          </w:p>
+        </w:tc>
+      </w:tr>
+    </w:tbl>
+    <w:p>
+      <w:pPr>
+        <w:pStyle w:val="Heading1"/>
+      </w:pPr>
+      <w:r>
+        <w:t>三、消息提醒</w:t>
+      </w:r>
+    </w:p>
+    <w:p>
+      <w:pPr>
+        <w:ind w:firstLine="480"/>
+        <w:jc w:val="both"/>
+      </w:pPr>
+      <w:r>
+        <w:rPr>
+          <w:rFonts w:ascii="Times New Roman" w:hAnsi="Times New Roman" w:eastAsia="宋体"/>
+          <w:b w:val="0"/>
+          <w:sz w:val="24"/>
+        </w:rPr>
+        <w:t>下面 22 条为在用模板。标题与名称相同。回复稿交回科室负责人为新增编号 M-25，名称为「回复稿已返回」。</w:t>
+      </w:r>
+    </w:p>
+    <w:p>
+      <w:pPr>
+        <w:ind w:firstLine="480"/>
+        <w:jc w:val="both"/>
+      </w:pPr>
+      <w:r>
+        <w:rPr>
+          <w:rFonts w:ascii="Times New Roman" w:hAnsi="Times New Roman" w:eastAsia="宋体"/>
+          <w:b w:val="0"/>
+          <w:sz w:val="24"/>
+        </w:rPr>
+        <w:t>在用模板与办理节点对应如下。学生提交后的 7 日回执为 M-01。综合办收到新来信、须指定负责科室并分派给科室负责人为 M-03。来信分派给科室负责人为 M-04，改派科室为 M-05。指定科室回复人起草为 M-06，更换起草人为 M-07。请学院副书记协同为 M-11。科室回复人把回复稿交回科室负责人为 M-25，此编号接在原有编号之后。学院处理意见返回为 M-13；若同时指定了科室回复人，回复人也收到可参考该意见的提醒。科室负责人提交分管领导审批为 M-08。审批通过、请负责人确认发送为 M-09。审批退回负责人为 M-10。正式答复发给学生为 M-02。催办、督办、超期、补充、撤回、二次办理和评价为 M-15、M-16、M-17、M-19、M-20、M-21、M-22、M-23、M-24。</w:t>
+      </w:r>
+    </w:p>
+    <w:p>
+      <w:pPr>
+        <w:ind w:firstLine="480"/>
+        <w:jc w:val="both"/>
+      </w:pPr>
+      <w:r>
+        <w:rPr>
+          <w:rFonts w:ascii="Times New Roman" w:hAnsi="Times New Roman" w:eastAsia="宋体"/>
+          <w:b w:val="0"/>
+          <w:sz w:val="24"/>
+        </w:rPr>
+        <w:t>每条消息的标题与名称相同，不另设邮件主题。除补充材料（M-21）、撤回来信（M-23）、满意度评价（M-24）只发系统消息外，其余在用模板同时发系统消息和校内 ITS（校内系统或邮件）。学生催办、综合办督办按当次选择的渠道发送；未另选时，默认同时使用系统消息和校内 ITS。收悉回执、催办和督办的正文，可以在「时限与模板」中调整。消息模板与原型一并调整。收件人、触发时机和正文要点以本稿为准。</w:t>
+      </w:r>
+    </w:p>
+    <w:p>
+      <w:pPr>
+        <w:ind w:firstLine="480"/>
+        <w:jc w:val="both"/>
+      </w:pPr>
+      <w:r>
+        <w:rPr>
+          <w:rFonts w:ascii="Times New Roman" w:hAnsi="Times New Roman" w:eastAsia="宋体"/>
+          <w:b w:val="0"/>
+          <w:sz w:val="24"/>
+        </w:rPr>
+        <w:t>当前办理人按环节确定。学生催办、综合办督办、临近超期、已经超期、补充材料和撤回来信，都发给当时的当前办理人。待分派，发给综合办。办理中，且科室回复人正在起草、回复稿尚未交回：发给正在起草的科室回复人，并同时发给科室负责人。办理中的其余情况，包括科室负责人自己撰写、学院协同进行中、回复稿或学院意见已回到负责人尚未提交审批、审批退回待修改：发给科室负责人。待审批，发给科室分管领导。待确认发送，发给科室负责人。学院副书记不接收催办、督办和超期提醒。待审批和待确认发送在学生侧仍属于办理中，因此撤回、补充和催办仍然可以发生，并按上面的当前办理人发送。</w:t>
+      </w:r>
+    </w:p>
+    <w:p>
+      <w:pPr>
+        <w:ind w:firstLine="480"/>
+        <w:jc w:val="both"/>
+      </w:pPr>
+      <w:r>
+        <w:rPr>
+          <w:rFonts w:ascii="Times New Roman" w:hAnsi="Times New Roman" w:eastAsia="宋体"/>
+          <w:b w:val="0"/>
+          <w:sz w:val="24"/>
+        </w:rPr>
+        <w:t>M-12、M-14 已取消，只在本说明中保留，不列为在用，也不发送。M-18 不再发送：科室负责人可以自己撰写答复，不强制指定科室回复人，因此不再催促必须先指定起草人。M-12、M-14、M-18 都不占用新编号。新增的回复稿交回使用 M-25。</w:t>
+      </w:r>
+    </w:p>
+    <w:p>
+      <w:pPr>
+        <w:ind w:firstLine="480"/>
+        <w:jc w:val="both"/>
+      </w:pPr>
+      <w:r>
+        <w:rPr>
+          <w:rFonts w:ascii="Times New Roman" w:hAnsi="Times New Roman" w:eastAsia="宋体"/>
+          <w:b w:val="0"/>
+          <w:sz w:val="24"/>
+        </w:rPr>
+        <w:t>发送时按该封信的实际内容填写，不另造与上表不一致的说法。学生姓名、所在学院、事务分类、标题、信件编号、来信时间，取自来信本身。承办科室、原承办科室、分派说明、改派时间，取自综合办的分派操作；分派说明未填写时写「无」。科室负责人、科室回复人、原起草人、学院副书记，取自本件实际办理人员。办结时限、剩余天数、已办理天数、超出天数，按承诺时限计算；已经到期时，剩余天数记为 0。审批意见取自分管领导的退回意见，未填写时写「无」。学院处理意见取自副书记写回的内容。当前办理人按本节规则确定。催办时间、提醒时间、补充时间、撤回时间、二次办理发起时间、回执时间和答复时间，取自对应操作发生的时间。评分是学生给出的星级。评价内容未填写时留空。承诺天数和超期天数当前默认都是 7 日，但分开保存。二次办理的时限从重新办理当天起算。</w:t>
+      </w:r>
+    </w:p>
+    <w:tbl>
+      <w:tblPr>
+        <w:tblStyle w:val="TableGrid"/>
+        <w:tblW w:type="auto" w:w="0"/>
+        <w:jc w:val="center"/>
+        <w:tblLayout w:type="fixed"/>
+        <w:tblLook w:firstColumn="1" w:firstRow="1" w:lastColumn="0" w:lastRow="0" w:noHBand="0" w:noVBand="1" w:val="04A0"/>
+        <w:tblLayout w:type="fixed"/>
+      </w:tblPr>
+      <w:tblGrid>
+        <w:gridCol w:w="1814"/>
+        <w:gridCol w:w="1814"/>
+        <w:gridCol w:w="1814"/>
+        <w:gridCol w:w="1814"/>
+        <w:gridCol w:w="1814"/>
+      </w:tblGrid>
+      <w:tr>
+        <w:trPr>
+          <w:tblHeader w:val="true"/>
+        </w:trPr>
+        <w:tc>
+          <w:tcPr>
+            <w:tcW w:type="dxa" w:w="794"/>
+            <w:vAlign w:val="center"/>
+            <w:shd w:val="clear" w:fill="DCE9F5"/>
+          </w:tcPr>
+          <w:p>
+            <w:pPr>
+              <w:spacing w:before="30" w:after="30" w:line="240" w:lineRule="auto"/>
+              <w:jc w:val="center"/>
+            </w:pPr>
+            <w:r>
+              <w:rPr>
+                <w:rFonts w:ascii="Times New Roman" w:hAnsi="Times New Roman" w:eastAsia="黑体"/>
+                <w:b/>
+                <w:color w:val="1F5C99"/>
+                <w:sz w:val="20"/>
+              </w:rPr>
+              <w:t>编号</w:t>
+            </w:r>
+          </w:p>
+        </w:tc>
+        <w:tc>
+          <w:tcPr>
+            <w:tcW w:type="dxa" w:w="1304"/>
+            <w:vAlign w:val="center"/>
+            <w:shd w:val="clear" w:fill="DCE9F5"/>
+          </w:tcPr>
+          <w:p>
+            <w:pPr>
+              <w:spacing w:before="30" w:after="30" w:line="240" w:lineRule="auto"/>
+              <w:jc w:val="center"/>
+            </w:pPr>
+            <w:r>
+              <w:rPr>
+                <w:rFonts w:ascii="Times New Roman" w:hAnsi="Times New Roman" w:eastAsia="黑体"/>
+                <w:b/>
+                <w:color w:val="1F5C99"/>
+                <w:sz w:val="20"/>
+              </w:rPr>
+              <w:t>名称（标题）</w:t>
+            </w:r>
+          </w:p>
+        </w:tc>
+        <w:tc>
+          <w:tcPr>
+            <w:tcW w:type="dxa" w:w="1871"/>
+            <w:vAlign w:val="center"/>
+            <w:shd w:val="clear" w:fill="DCE9F5"/>
+          </w:tcPr>
+          <w:p>
+            <w:pPr>
+              <w:spacing w:before="30" w:after="30" w:line="240" w:lineRule="auto"/>
+              <w:jc w:val="center"/>
+            </w:pPr>
+            <w:r>
+              <w:rPr>
+                <w:rFonts w:ascii="Times New Roman" w:hAnsi="Times New Roman" w:eastAsia="黑体"/>
+                <w:b/>
+                <w:color w:val="1F5C99"/>
+                <w:sz w:val="20"/>
+              </w:rPr>
+              <w:t>发给谁</w:t>
+            </w:r>
+          </w:p>
+        </w:tc>
+        <w:tc>
+          <w:tcPr>
+            <w:tcW w:type="dxa" w:w="2041"/>
+            <w:vAlign w:val="center"/>
+            <w:shd w:val="clear" w:fill="DCE9F5"/>
+          </w:tcPr>
+          <w:p>
+            <w:pPr>
+              <w:spacing w:before="30" w:after="30" w:line="240" w:lineRule="auto"/>
+              <w:jc w:val="center"/>
+            </w:pPr>
+            <w:r>
+              <w:rPr>
+                <w:rFonts w:ascii="Times New Roman" w:hAnsi="Times New Roman" w:eastAsia="黑体"/>
+                <w:b/>
+                <w:color w:val="1F5C99"/>
+                <w:sz w:val="20"/>
+              </w:rPr>
+              <w:t>何时发送</w:t>
+            </w:r>
+          </w:p>
+        </w:tc>
+        <w:tc>
+          <w:tcPr>
+            <w:tcW w:type="dxa" w:w="3061"/>
+            <w:vAlign w:val="center"/>
+            <w:shd w:val="clear" w:fill="DCE9F5"/>
+          </w:tcPr>
+          <w:p>
+            <w:pPr>
+              <w:spacing w:before="30" w:after="30" w:line="240" w:lineRule="auto"/>
+              <w:jc w:val="center"/>
+            </w:pPr>
+            <w:r>
+              <w:rPr>
+                <w:rFonts w:ascii="Times New Roman" w:hAnsi="Times New Roman" w:eastAsia="黑体"/>
+                <w:b/>
+                <w:color w:val="1F5C99"/>
+                <w:sz w:val="20"/>
+              </w:rPr>
+              <w:t>正文要点</w:t>
+            </w:r>
+          </w:p>
+        </w:tc>
+      </w:tr>
+      <w:tr>
+        <w:tc>
+          <w:tcPr>
+            <w:tcW w:type="dxa" w:w="794"/>
+            <w:vAlign w:val="center"/>
+          </w:tcPr>
+          <w:p>
+            <w:pPr>
+              <w:spacing w:before="30" w:after="30" w:line="240" w:lineRule="auto"/>
+              <w:jc w:val="center"/>
+            </w:pPr>
+            <w:r>
+              <w:rPr>
+                <w:rFonts w:ascii="Times New Roman" w:hAnsi="Times New Roman" w:eastAsia="宋体"/>
+                <w:b w:val="0"/>
+                <w:sz w:val="20"/>
+              </w:rPr>
+              <w:t>M-01</w:t>
+            </w:r>
+          </w:p>
+        </w:tc>
+        <w:tc>
+          <w:tcPr>
+            <w:tcW w:type="dxa" w:w="1304"/>
+            <w:vAlign w:val="center"/>
+          </w:tcPr>
+          <w:p>
+            <w:pPr>
+              <w:spacing w:before="30" w:after="30" w:line="240" w:lineRule="auto"/>
+              <w:jc w:val="center"/>
+            </w:pPr>
+            <w:r>
+              <w:rPr>
+                <w:rFonts w:ascii="Times New Roman" w:hAnsi="Times New Roman" w:eastAsia="宋体"/>
+                <w:b w:val="0"/>
+                <w:sz w:val="20"/>
+              </w:rPr>
+              <w:t>提交回执</w:t>
+            </w:r>
+          </w:p>
+        </w:tc>
+        <w:tc>
+          <w:tcPr>
+            <w:tcW w:type="dxa" w:w="1871"/>
+            <w:vAlign w:val="center"/>
+          </w:tcPr>
+          <w:p>
+            <w:pPr>
+              <w:spacing w:before="30" w:after="30" w:line="240" w:lineRule="auto"/>
+              <w:jc w:val="left"/>
+            </w:pPr>
+            <w:r>
+              <w:rPr>
+                <w:rFonts w:ascii="Times New Roman" w:hAnsi="Times New Roman" w:eastAsia="宋体"/>
+                <w:b w:val="0"/>
+                <w:sz w:val="20"/>
+              </w:rPr>
+              <w:t>来信学生</w:t>
+            </w:r>
+          </w:p>
+        </w:tc>
+        <w:tc>
+          <w:tcPr>
+            <w:tcW w:type="dxa" w:w="2041"/>
+            <w:vAlign w:val="center"/>
+          </w:tcPr>
+          <w:p>
+            <w:pPr>
+              <w:spacing w:before="30" w:after="30" w:line="240" w:lineRule="auto"/>
+              <w:jc w:val="left"/>
+            </w:pPr>
+            <w:r>
+              <w:rPr>
+                <w:rFonts w:ascii="Times New Roman" w:hAnsi="Times New Roman" w:eastAsia="宋体"/>
+                <w:b w:val="0"/>
+                <w:sz w:val="20"/>
+              </w:rPr>
+              <w:t>学生提交来信后立即发送。只保存草稿的不发送。此时不是正式答复，学生侧状态仍为待分派。</w:t>
+            </w:r>
+          </w:p>
+        </w:tc>
+        <w:tc>
+          <w:tcPr>
+            <w:tcW w:type="dxa" w:w="3061"/>
+            <w:vAlign w:val="center"/>
+          </w:tcPr>
+          <w:p>
+            <w:pPr>
+              <w:spacing w:before="30" w:after="30" w:line="240" w:lineRule="auto"/>
+              <w:jc w:val="left"/>
+            </w:pPr>
+            <w:r>
+              <w:rPr>
+                <w:rFonts w:ascii="Times New Roman" w:hAnsi="Times New Roman" w:eastAsia="宋体"/>
+                <w:b w:val="0"/>
+                <w:sz w:val="20"/>
+              </w:rPr>
+              <w:t>写明来信时间、标题和编号已经收到；综合办将受理并分派至相关科室；在承诺天数内给予正式回复（默认 7 日）；请到「我的信件」查看进度。并写明本消息只表示收悉，不是正式办理结果。落款为学工部综合办公室，时间为回执发出时间。</w:t>
+            </w:r>
+          </w:p>
+        </w:tc>
+      </w:tr>
+      <w:tr>
+        <w:tc>
+          <w:tcPr>
+            <w:tcW w:type="dxa" w:w="794"/>
+            <w:vAlign w:val="center"/>
+          </w:tcPr>
+          <w:p>
+            <w:pPr>
+              <w:spacing w:before="30" w:after="30" w:line="240" w:lineRule="auto"/>
+              <w:jc w:val="center"/>
+            </w:pPr>
+            <w:r>
+              <w:rPr>
+                <w:rFonts w:ascii="Times New Roman" w:hAnsi="Times New Roman" w:eastAsia="宋体"/>
+                <w:b w:val="0"/>
+                <w:sz w:val="20"/>
+              </w:rPr>
+              <w:t>M-02</w:t>
+            </w:r>
+          </w:p>
+        </w:tc>
+        <w:tc>
+          <w:tcPr>
+            <w:tcW w:type="dxa" w:w="1304"/>
+            <w:vAlign w:val="center"/>
+          </w:tcPr>
+          <w:p>
+            <w:pPr>
+              <w:spacing w:before="30" w:after="30" w:line="240" w:lineRule="auto"/>
+              <w:jc w:val="center"/>
+            </w:pPr>
+            <w:r>
+              <w:rPr>
+                <w:rFonts w:ascii="Times New Roman" w:hAnsi="Times New Roman" w:eastAsia="宋体"/>
+                <w:b w:val="0"/>
+                <w:sz w:val="20"/>
+              </w:rPr>
+              <w:t>正式答复提醒</w:t>
+            </w:r>
+          </w:p>
+        </w:tc>
+        <w:tc>
+          <w:tcPr>
+            <w:tcW w:type="dxa" w:w="1871"/>
+            <w:vAlign w:val="center"/>
+          </w:tcPr>
+          <w:p>
+            <w:pPr>
+              <w:spacing w:before="30" w:after="30" w:line="240" w:lineRule="auto"/>
+              <w:jc w:val="left"/>
+            </w:pPr>
+            <w:r>
+              <w:rPr>
+                <w:rFonts w:ascii="Times New Roman" w:hAnsi="Times New Roman" w:eastAsia="宋体"/>
+                <w:b w:val="0"/>
+                <w:sz w:val="20"/>
+              </w:rPr>
+              <w:t>来信学生</w:t>
+            </w:r>
+          </w:p>
+        </w:tc>
+        <w:tc>
+          <w:tcPr>
+            <w:tcW w:type="dxa" w:w="2041"/>
+            <w:vAlign w:val="center"/>
+          </w:tcPr>
+          <w:p>
+            <w:pPr>
+              <w:spacing w:before="30" w:after="30" w:line="240" w:lineRule="auto"/>
+              <w:jc w:val="left"/>
+            </w:pPr>
+            <w:r>
+              <w:rPr>
+                <w:rFonts w:ascii="Times New Roman" w:hAnsi="Times New Roman" w:eastAsia="宋体"/>
+                <w:b w:val="0"/>
+                <w:sz w:val="20"/>
+              </w:rPr>
+              <w:t>科室负责人确认发送、信件办结时发送。审批通过后不会自动发送。确认之前不发给学生。</w:t>
+            </w:r>
+          </w:p>
+        </w:tc>
+        <w:tc>
+          <w:tcPr>
+            <w:tcW w:type="dxa" w:w="3061"/>
+            <w:vAlign w:val="center"/>
+          </w:tcPr>
+          <w:p>
+            <w:pPr>
+              <w:spacing w:before="30" w:after="30" w:line="240" w:lineRule="auto"/>
+              <w:jc w:val="left"/>
+            </w:pPr>
+            <w:r>
+              <w:rPr>
+                <w:rFonts w:ascii="Times New Roman" w:hAnsi="Times New Roman" w:eastAsia="宋体"/>
+                <w:b w:val="0"/>
+                <w:sz w:val="20"/>
+              </w:rPr>
+              <w:t>写明标题和编号已经办理完成，请到「我的信件」查看正式答复并作出评价。落款为学工部综合办公室，时间为答复发出时间。</w:t>
+            </w:r>
+          </w:p>
+        </w:tc>
+      </w:tr>
+      <w:tr>
+        <w:tc>
+          <w:tcPr>
+            <w:tcW w:type="dxa" w:w="794"/>
+            <w:vAlign w:val="center"/>
+          </w:tcPr>
+          <w:p>
+            <w:pPr>
+              <w:spacing w:before="30" w:after="30" w:line="240" w:lineRule="auto"/>
+              <w:jc w:val="center"/>
+            </w:pPr>
+            <w:r>
+              <w:rPr>
+                <w:rFonts w:ascii="Times New Roman" w:hAnsi="Times New Roman" w:eastAsia="宋体"/>
+                <w:b w:val="0"/>
+                <w:sz w:val="20"/>
+              </w:rPr>
+              <w:t>M-03</w:t>
+            </w:r>
+          </w:p>
+        </w:tc>
+        <w:tc>
+          <w:tcPr>
+            <w:tcW w:type="dxa" w:w="1304"/>
+            <w:vAlign w:val="center"/>
+          </w:tcPr>
+          <w:p>
+            <w:pPr>
+              <w:spacing w:before="30" w:after="30" w:line="240" w:lineRule="auto"/>
+              <w:jc w:val="center"/>
+            </w:pPr>
+            <w:r>
+              <w:rPr>
+                <w:rFonts w:ascii="Times New Roman" w:hAnsi="Times New Roman" w:eastAsia="宋体"/>
+                <w:b w:val="0"/>
+                <w:sz w:val="20"/>
+              </w:rPr>
+              <w:t>新来信待分派</w:t>
+            </w:r>
+          </w:p>
+        </w:tc>
+        <w:tc>
+          <w:tcPr>
+            <w:tcW w:type="dxa" w:w="1871"/>
+            <w:vAlign w:val="center"/>
+          </w:tcPr>
+          <w:p>
+            <w:pPr>
+              <w:spacing w:before="30" w:after="30" w:line="240" w:lineRule="auto"/>
+              <w:jc w:val="left"/>
+            </w:pPr>
+            <w:r>
+              <w:rPr>
+                <w:rFonts w:ascii="Times New Roman" w:hAnsi="Times New Roman" w:eastAsia="宋体"/>
+                <w:b w:val="0"/>
+                <w:sz w:val="20"/>
+              </w:rPr>
+              <w:t>综合办公室</w:t>
+            </w:r>
+          </w:p>
+        </w:tc>
+        <w:tc>
+          <w:tcPr>
+            <w:tcW w:type="dxa" w:w="2041"/>
+            <w:vAlign w:val="center"/>
+          </w:tcPr>
+          <w:p>
+            <w:pPr>
+              <w:spacing w:before="30" w:after="30" w:line="240" w:lineRule="auto"/>
+              <w:jc w:val="left"/>
+            </w:pPr>
+            <w:r>
+              <w:rPr>
+                <w:rFonts w:ascii="Times New Roman" w:hAnsi="Times New Roman" w:eastAsia="宋体"/>
+                <w:b w:val="0"/>
+                <w:sz w:val="20"/>
+              </w:rPr>
+              <w:t>学生提交来信后，与收悉回执同时发送。草稿不发送。</w:t>
+            </w:r>
+          </w:p>
+        </w:tc>
+        <w:tc>
+          <w:tcPr>
+            <w:tcW w:type="dxa" w:w="3061"/>
+            <w:vAlign w:val="center"/>
+          </w:tcPr>
+          <w:p>
+            <w:pPr>
+              <w:spacing w:before="30" w:after="30" w:line="240" w:lineRule="auto"/>
+              <w:jc w:val="left"/>
+            </w:pPr>
+            <w:r>
+              <w:rPr>
+                <w:rFonts w:ascii="Times New Roman" w:hAnsi="Times New Roman" w:eastAsia="宋体"/>
+                <w:b w:val="0"/>
+                <w:sz w:val="20"/>
+              </w:rPr>
+              <w:t>写明学生姓名、所在学院、事务分类、标题、编号和来信时间。请综合办及时指定负责科室，并把该信分派给该科室的科室负责人。</w:t>
+            </w:r>
+          </w:p>
+        </w:tc>
+      </w:tr>
+      <w:tr>
+        <w:tc>
+          <w:tcPr>
+            <w:tcW w:type="dxa" w:w="794"/>
+            <w:vAlign w:val="center"/>
+          </w:tcPr>
+          <w:p>
+            <w:pPr>
+              <w:spacing w:before="30" w:after="30" w:line="240" w:lineRule="auto"/>
+              <w:jc w:val="center"/>
+            </w:pPr>
+            <w:r>
+              <w:rPr>
+                <w:rFonts w:ascii="Times New Roman" w:hAnsi="Times New Roman" w:eastAsia="宋体"/>
+                <w:b w:val="0"/>
+                <w:sz w:val="20"/>
+              </w:rPr>
+              <w:t>M-04</w:t>
+            </w:r>
+          </w:p>
+        </w:tc>
+        <w:tc>
+          <w:tcPr>
+            <w:tcW w:type="dxa" w:w="1304"/>
+            <w:vAlign w:val="center"/>
+          </w:tcPr>
+          <w:p>
+            <w:pPr>
+              <w:spacing w:before="30" w:after="30" w:line="240" w:lineRule="auto"/>
+              <w:jc w:val="center"/>
+            </w:pPr>
+            <w:r>
+              <w:rPr>
+                <w:rFonts w:ascii="Times New Roman" w:hAnsi="Times New Roman" w:eastAsia="宋体"/>
+                <w:b w:val="0"/>
+                <w:sz w:val="20"/>
+              </w:rPr>
+              <w:t>分派负责科室</w:t>
+            </w:r>
+          </w:p>
+        </w:tc>
+        <w:tc>
+          <w:tcPr>
+            <w:tcW w:type="dxa" w:w="1871"/>
+            <w:vAlign w:val="center"/>
+          </w:tcPr>
+          <w:p>
+            <w:pPr>
+              <w:spacing w:before="30" w:after="30" w:line="240" w:lineRule="auto"/>
+              <w:jc w:val="left"/>
+            </w:pPr>
+            <w:r>
+              <w:rPr>
+                <w:rFonts w:ascii="Times New Roman" w:hAnsi="Times New Roman" w:eastAsia="宋体"/>
+                <w:b w:val="0"/>
+                <w:sz w:val="20"/>
+              </w:rPr>
+              <w:t>承办科室的科室负责人</w:t>
+            </w:r>
+          </w:p>
+        </w:tc>
+        <w:tc>
+          <w:tcPr>
+            <w:tcW w:type="dxa" w:w="2041"/>
+            <w:vAlign w:val="center"/>
+          </w:tcPr>
+          <w:p>
+            <w:pPr>
+              <w:spacing w:before="30" w:after="30" w:line="240" w:lineRule="auto"/>
+              <w:jc w:val="left"/>
+            </w:pPr>
+            <w:r>
+              <w:rPr>
+                <w:rFonts w:ascii="Times New Roman" w:hAnsi="Times New Roman" w:eastAsia="宋体"/>
+                <w:b w:val="0"/>
+                <w:sz w:val="20"/>
+              </w:rPr>
+              <w:t>综合办指定负责科室，并第一次把来信分派给该科室负责人时发送。不发给科室分管领导，也不发给科室回复人。改派到其他科室时不发这一条。</w:t>
+            </w:r>
+          </w:p>
+        </w:tc>
+        <w:tc>
+          <w:tcPr>
+            <w:tcW w:type="dxa" w:w="3061"/>
+            <w:vAlign w:val="center"/>
+          </w:tcPr>
+          <w:p>
+            <w:pPr>
+              <w:spacing w:before="30" w:after="30" w:line="240" w:lineRule="auto"/>
+              <w:jc w:val="left"/>
+            </w:pPr>
+            <w:r>
+              <w:rPr>
+                <w:rFonts w:ascii="Times New Roman" w:hAnsi="Times New Roman" w:eastAsia="宋体"/>
+                <w:b w:val="0"/>
+                <w:sz w:val="20"/>
+              </w:rPr>
+              <w:t>写明学生姓名、事务分类、标题、编号、来信时间和承办科室，说明来信已经分派。科室负责人可以自己撰写答复，也可以指定本科室的科室回复人起草，也可以发起学院协同。指定科室回复人和发起学院协同可以同时进行。分派说明未填写时写「无」。</w:t>
+            </w:r>
+          </w:p>
+        </w:tc>
+      </w:tr>
+      <w:tr>
+        <w:tc>
+          <w:tcPr>
+            <w:tcW w:type="dxa" w:w="794"/>
+            <w:vAlign w:val="center"/>
+          </w:tcPr>
+          <w:p>
+            <w:pPr>
+              <w:spacing w:before="30" w:after="30" w:line="240" w:lineRule="auto"/>
+              <w:jc w:val="center"/>
+            </w:pPr>
+            <w:r>
+              <w:rPr>
+                <w:rFonts w:ascii="Times New Roman" w:hAnsi="Times New Roman" w:eastAsia="宋体"/>
+                <w:b w:val="0"/>
+                <w:sz w:val="20"/>
+              </w:rPr>
+              <w:t>M-05</w:t>
+            </w:r>
+          </w:p>
+        </w:tc>
+        <w:tc>
+          <w:tcPr>
+            <w:tcW w:type="dxa" w:w="1304"/>
+            <w:vAlign w:val="center"/>
+          </w:tcPr>
+          <w:p>
+            <w:pPr>
+              <w:spacing w:before="30" w:after="30" w:line="240" w:lineRule="auto"/>
+              <w:jc w:val="center"/>
+            </w:pPr>
+            <w:r>
+              <w:rPr>
+                <w:rFonts w:ascii="Times New Roman" w:hAnsi="Times New Roman" w:eastAsia="宋体"/>
+                <w:b w:val="0"/>
+                <w:sz w:val="20"/>
+              </w:rPr>
+              <w:t>改派科室</w:t>
+            </w:r>
+          </w:p>
+        </w:tc>
+        <w:tc>
+          <w:tcPr>
+            <w:tcW w:type="dxa" w:w="1871"/>
+            <w:vAlign w:val="center"/>
+          </w:tcPr>
+          <w:p>
+            <w:pPr>
+              <w:spacing w:before="30" w:after="30" w:line="240" w:lineRule="auto"/>
+              <w:jc w:val="left"/>
+            </w:pPr>
+            <w:r>
+              <w:rPr>
+                <w:rFonts w:ascii="Times New Roman" w:hAnsi="Times New Roman" w:eastAsia="宋体"/>
+                <w:b w:val="0"/>
+                <w:sz w:val="20"/>
+              </w:rPr>
+              <w:t>新科室的科室负责人，并同时发给原科室负责人</w:t>
+            </w:r>
+          </w:p>
+        </w:tc>
+        <w:tc>
+          <w:tcPr>
+            <w:tcW w:type="dxa" w:w="2041"/>
+            <w:vAlign w:val="center"/>
+          </w:tcPr>
+          <w:p>
+            <w:pPr>
+              <w:spacing w:before="30" w:after="30" w:line="240" w:lineRule="auto"/>
+              <w:jc w:val="left"/>
+            </w:pPr>
+            <w:r>
+              <w:rPr>
+                <w:rFonts w:ascii="Times New Roman" w:hAnsi="Times New Roman" w:eastAsia="宋体"/>
+                <w:b w:val="0"/>
+                <w:sz w:val="20"/>
+              </w:rPr>
+              <w:t>综合办把已经分派的来信改派到另一个科室的科室负责人时发送。</w:t>
+            </w:r>
+          </w:p>
+        </w:tc>
+        <w:tc>
+          <w:tcPr>
+            <w:tcW w:type="dxa" w:w="3061"/>
+            <w:vAlign w:val="center"/>
+          </w:tcPr>
+          <w:p>
+            <w:pPr>
+              <w:spacing w:before="30" w:after="30" w:line="240" w:lineRule="auto"/>
+              <w:jc w:val="left"/>
+            </w:pPr>
+            <w:r>
+              <w:rPr>
+                <w:rFonts w:ascii="Times New Roman" w:hAnsi="Times New Roman" w:eastAsia="宋体"/>
+                <w:b w:val="0"/>
+                <w:sz w:val="20"/>
+              </w:rPr>
+              <w:t>写明标题、编号、改派时间、新承办科室、原承办科室和改派说明。说明未填写时写「无」。新的科室负责人可以自己写，或指定科室回复人，或发起学院协同，后两者可以同时进行。发给原科室负责人时，称呼改为其本人。</w:t>
+            </w:r>
+          </w:p>
+        </w:tc>
+      </w:tr>
+      <w:tr>
+        <w:tc>
+          <w:tcPr>
+            <w:tcW w:type="dxa" w:w="794"/>
+            <w:vAlign w:val="center"/>
+          </w:tcPr>
+          <w:p>
+            <w:pPr>
+              <w:spacing w:before="30" w:after="30" w:line="240" w:lineRule="auto"/>
+              <w:jc w:val="center"/>
+            </w:pPr>
+            <w:r>
+              <w:rPr>
+                <w:rFonts w:ascii="Times New Roman" w:hAnsi="Times New Roman" w:eastAsia="宋体"/>
+                <w:b w:val="0"/>
+                <w:sz w:val="20"/>
+              </w:rPr>
+              <w:t>M-06</w:t>
+            </w:r>
+          </w:p>
+        </w:tc>
+        <w:tc>
+          <w:tcPr>
+            <w:tcW w:type="dxa" w:w="1304"/>
+            <w:vAlign w:val="center"/>
+          </w:tcPr>
+          <w:p>
+            <w:pPr>
+              <w:spacing w:before="30" w:after="30" w:line="240" w:lineRule="auto"/>
+              <w:jc w:val="center"/>
+            </w:pPr>
+            <w:r>
+              <w:rPr>
+                <w:rFonts w:ascii="Times New Roman" w:hAnsi="Times New Roman" w:eastAsia="宋体"/>
+                <w:b w:val="0"/>
+                <w:sz w:val="20"/>
+              </w:rPr>
+              <w:t>指定科室回复人</w:t>
+            </w:r>
+          </w:p>
+        </w:tc>
+        <w:tc>
+          <w:tcPr>
+            <w:tcW w:type="dxa" w:w="1871"/>
+            <w:vAlign w:val="center"/>
+          </w:tcPr>
+          <w:p>
+            <w:pPr>
+              <w:spacing w:before="30" w:after="30" w:line="240" w:lineRule="auto"/>
+              <w:jc w:val="left"/>
+            </w:pPr>
+            <w:r>
+              <w:rPr>
+                <w:rFonts w:ascii="Times New Roman" w:hAnsi="Times New Roman" w:eastAsia="宋体"/>
+                <w:b w:val="0"/>
+                <w:sz w:val="20"/>
+              </w:rPr>
+              <w:t>被指定的科室回复人</w:t>
+            </w:r>
+          </w:p>
+        </w:tc>
+        <w:tc>
+          <w:tcPr>
+            <w:tcW w:type="dxa" w:w="2041"/>
+            <w:vAlign w:val="center"/>
+          </w:tcPr>
+          <w:p>
+            <w:pPr>
+              <w:spacing w:before="30" w:after="30" w:line="240" w:lineRule="auto"/>
+              <w:jc w:val="left"/>
+            </w:pPr>
+            <w:r>
+              <w:rPr>
+                <w:rFonts w:ascii="Times New Roman" w:hAnsi="Times New Roman" w:eastAsia="宋体"/>
+                <w:b w:val="0"/>
+                <w:sz w:val="20"/>
+              </w:rPr>
+              <w:t>科室负责人指定本科室的科室回复人起草时发送。可以与发起学院协同同时进行。更换起草人时不发这一条。</w:t>
+            </w:r>
+          </w:p>
+        </w:tc>
+        <w:tc>
+          <w:tcPr>
+            <w:tcW w:type="dxa" w:w="3061"/>
+            <w:vAlign w:val="center"/>
+          </w:tcPr>
+          <w:p>
+            <w:pPr>
+              <w:spacing w:before="30" w:after="30" w:line="240" w:lineRule="auto"/>
+              <w:jc w:val="left"/>
+            </w:pPr>
+            <w:r>
+              <w:rPr>
+                <w:rFonts w:ascii="Times New Roman" w:hAnsi="Times New Roman" w:eastAsia="宋体"/>
+                <w:b w:val="0"/>
+                <w:sz w:val="20"/>
+              </w:rPr>
+              <w:t>写明学生姓名、事务分类、标题、编号、来信时间、科室负责人和办结时限。请其起草答复，完成后把回复稿交回科室负责人。不要直接回复学生，不要自己提交审批。</w:t>
+            </w:r>
+          </w:p>
+        </w:tc>
+      </w:tr>
+      <w:tr>
+        <w:tc>
+          <w:tcPr>
+            <w:tcW w:type="dxa" w:w="794"/>
+            <w:vAlign w:val="center"/>
+          </w:tcPr>
+          <w:p>
+            <w:pPr>
+              <w:spacing w:before="30" w:after="30" w:line="240" w:lineRule="auto"/>
+              <w:jc w:val="center"/>
+            </w:pPr>
+            <w:r>
+              <w:rPr>
+                <w:rFonts w:ascii="Times New Roman" w:hAnsi="Times New Roman" w:eastAsia="宋体"/>
+                <w:b w:val="0"/>
+                <w:sz w:val="20"/>
+              </w:rPr>
+              <w:t>M-07</w:t>
+            </w:r>
+          </w:p>
+        </w:tc>
+        <w:tc>
+          <w:tcPr>
+            <w:tcW w:type="dxa" w:w="1304"/>
+            <w:vAlign w:val="center"/>
+          </w:tcPr>
+          <w:p>
+            <w:pPr>
+              <w:spacing w:before="30" w:after="30" w:line="240" w:lineRule="auto"/>
+              <w:jc w:val="center"/>
+            </w:pPr>
+            <w:r>
+              <w:rPr>
+                <w:rFonts w:ascii="Times New Roman" w:hAnsi="Times New Roman" w:eastAsia="宋体"/>
+                <w:b w:val="0"/>
+                <w:sz w:val="20"/>
+              </w:rPr>
+              <w:t>更换科室回复人</w:t>
+            </w:r>
+          </w:p>
+        </w:tc>
+        <w:tc>
+          <w:tcPr>
+            <w:tcW w:type="dxa" w:w="1871"/>
+            <w:vAlign w:val="center"/>
+          </w:tcPr>
+          <w:p>
+            <w:pPr>
+              <w:spacing w:before="30" w:after="30" w:line="240" w:lineRule="auto"/>
+              <w:jc w:val="left"/>
+            </w:pPr>
+            <w:r>
+              <w:rPr>
+                <w:rFonts w:ascii="Times New Roman" w:hAnsi="Times New Roman" w:eastAsia="宋体"/>
+                <w:b w:val="0"/>
+                <w:sz w:val="20"/>
+              </w:rPr>
+              <w:t>新的科室回复人，并同时发给原科室回复人</w:t>
+            </w:r>
+          </w:p>
+        </w:tc>
+        <w:tc>
+          <w:tcPr>
+            <w:tcW w:type="dxa" w:w="2041"/>
+            <w:vAlign w:val="center"/>
+          </w:tcPr>
+          <w:p>
+            <w:pPr>
+              <w:spacing w:before="30" w:after="30" w:line="240" w:lineRule="auto"/>
+              <w:jc w:val="left"/>
+            </w:pPr>
+            <w:r>
+              <w:rPr>
+                <w:rFonts w:ascii="Times New Roman" w:hAnsi="Times New Roman" w:eastAsia="宋体"/>
+                <w:b w:val="0"/>
+                <w:sz w:val="20"/>
+              </w:rPr>
+              <w:t>科室负责人改由本科室另一名科室回复人起草时发送。</w:t>
+            </w:r>
+          </w:p>
+        </w:tc>
+        <w:tc>
+          <w:tcPr>
+            <w:tcW w:type="dxa" w:w="3061"/>
+            <w:vAlign w:val="center"/>
+          </w:tcPr>
+          <w:p>
+            <w:pPr>
+              <w:spacing w:before="30" w:after="30" w:line="240" w:lineRule="auto"/>
+              <w:jc w:val="left"/>
+            </w:pPr>
+            <w:r>
+              <w:rPr>
+                <w:rFonts w:ascii="Times New Roman" w:hAnsi="Times New Roman" w:eastAsia="宋体"/>
+                <w:b w:val="0"/>
+                <w:sz w:val="20"/>
+              </w:rPr>
+              <w:t>写明标题、编号、办结时限和原起草人。新的科室回复人只负责起草，写完交回科室负责人，不要直接回复学生，不要自己提交审批。发给原科室回复人时，称呼改为其本人，告知无需继续起草。</w:t>
+            </w:r>
+          </w:p>
+        </w:tc>
+      </w:tr>
+      <w:tr>
+        <w:tc>
+          <w:tcPr>
+            <w:tcW w:type="dxa" w:w="794"/>
+            <w:vAlign w:val="center"/>
+          </w:tcPr>
+          <w:p>
+            <w:pPr>
+              <w:spacing w:before="30" w:after="30" w:line="240" w:lineRule="auto"/>
+              <w:jc w:val="center"/>
+            </w:pPr>
+            <w:r>
+              <w:rPr>
+                <w:rFonts w:ascii="Times New Roman" w:hAnsi="Times New Roman" w:eastAsia="宋体"/>
+                <w:b w:val="0"/>
+                <w:sz w:val="20"/>
+              </w:rPr>
+              <w:t>M-08</w:t>
+            </w:r>
+          </w:p>
+        </w:tc>
+        <w:tc>
+          <w:tcPr>
+            <w:tcW w:type="dxa" w:w="1304"/>
+            <w:vAlign w:val="center"/>
+          </w:tcPr>
+          <w:p>
+            <w:pPr>
+              <w:spacing w:before="30" w:after="30" w:line="240" w:lineRule="auto"/>
+              <w:jc w:val="center"/>
+            </w:pPr>
+            <w:r>
+              <w:rPr>
+                <w:rFonts w:ascii="Times New Roman" w:hAnsi="Times New Roman" w:eastAsia="宋体"/>
+                <w:b w:val="0"/>
+                <w:sz w:val="20"/>
+              </w:rPr>
+              <w:t>待审批</w:t>
+            </w:r>
+          </w:p>
+        </w:tc>
+        <w:tc>
+          <w:tcPr>
+            <w:tcW w:type="dxa" w:w="1871"/>
+            <w:vAlign w:val="center"/>
+          </w:tcPr>
+          <w:p>
+            <w:pPr>
+              <w:spacing w:before="30" w:after="30" w:line="240" w:lineRule="auto"/>
+              <w:jc w:val="left"/>
+            </w:pPr>
+            <w:r>
+              <w:rPr>
+                <w:rFonts w:ascii="Times New Roman" w:hAnsi="Times New Roman" w:eastAsia="宋体"/>
+                <w:b w:val="0"/>
+                <w:sz w:val="20"/>
+              </w:rPr>
+              <w:t>该科室的科室分管领导</w:t>
+            </w:r>
+          </w:p>
+        </w:tc>
+        <w:tc>
+          <w:tcPr>
+            <w:tcW w:type="dxa" w:w="2041"/>
+            <w:vAlign w:val="center"/>
+          </w:tcPr>
+          <w:p>
+            <w:pPr>
+              <w:spacing w:before="30" w:after="30" w:line="240" w:lineRule="auto"/>
+              <w:jc w:val="left"/>
+            </w:pPr>
+            <w:r>
+              <w:rPr>
+                <w:rFonts w:ascii="Times New Roman" w:hAnsi="Times New Roman" w:eastAsia="宋体"/>
+                <w:b w:val="0"/>
+                <w:sz w:val="20"/>
+              </w:rPr>
+              <w:t>科室负责人提交审批时发送。退回后再次提交，也会再发。</w:t>
+            </w:r>
+          </w:p>
+        </w:tc>
+        <w:tc>
+          <w:tcPr>
+            <w:tcW w:type="dxa" w:w="3061"/>
+            <w:vAlign w:val="center"/>
+          </w:tcPr>
+          <w:p>
+            <w:pPr>
+              <w:spacing w:before="30" w:after="30" w:line="240" w:lineRule="auto"/>
+              <w:jc w:val="left"/>
+            </w:pPr>
+            <w:r>
+              <w:rPr>
+                <w:rFonts w:ascii="Times New Roman" w:hAnsi="Times New Roman" w:eastAsia="宋体"/>
+                <w:b w:val="0"/>
+                <w:sz w:val="20"/>
+              </w:rPr>
+              <w:t>写明科室负责人已提交该标题、编号的答复，请审批。不能把答复改完直接发给学生。审批通过后，仍由科室负责人确认发送，通过当下不自动发送。</w:t>
+            </w:r>
+          </w:p>
+        </w:tc>
+      </w:tr>
+      <w:tr>
+        <w:tc>
+          <w:tcPr>
+            <w:tcW w:type="dxa" w:w="794"/>
+            <w:vAlign w:val="center"/>
+          </w:tcPr>
+          <w:p>
+            <w:pPr>
+              <w:spacing w:before="30" w:after="30" w:line="240" w:lineRule="auto"/>
+              <w:jc w:val="center"/>
+            </w:pPr>
+            <w:r>
+              <w:rPr>
+                <w:rFonts w:ascii="Times New Roman" w:hAnsi="Times New Roman" w:eastAsia="宋体"/>
+                <w:b w:val="0"/>
+                <w:sz w:val="20"/>
+              </w:rPr>
+              <w:t>M-09</w:t>
+            </w:r>
+          </w:p>
+        </w:tc>
+        <w:tc>
+          <w:tcPr>
+            <w:tcW w:type="dxa" w:w="1304"/>
+            <w:vAlign w:val="center"/>
+          </w:tcPr>
+          <w:p>
+            <w:pPr>
+              <w:spacing w:before="30" w:after="30" w:line="240" w:lineRule="auto"/>
+              <w:jc w:val="center"/>
+            </w:pPr>
+            <w:r>
+              <w:rPr>
+                <w:rFonts w:ascii="Times New Roman" w:hAnsi="Times New Roman" w:eastAsia="宋体"/>
+                <w:b w:val="0"/>
+                <w:sz w:val="20"/>
+              </w:rPr>
+              <w:t>审批通过</w:t>
+            </w:r>
+          </w:p>
+        </w:tc>
+        <w:tc>
+          <w:tcPr>
+            <w:tcW w:type="dxa" w:w="1871"/>
+            <w:vAlign w:val="center"/>
+          </w:tcPr>
+          <w:p>
+            <w:pPr>
+              <w:spacing w:before="30" w:after="30" w:line="240" w:lineRule="auto"/>
+              <w:jc w:val="left"/>
+            </w:pPr>
+            <w:r>
+              <w:rPr>
+                <w:rFonts w:ascii="Times New Roman" w:hAnsi="Times New Roman" w:eastAsia="宋体"/>
+                <w:b w:val="0"/>
+                <w:sz w:val="20"/>
+              </w:rPr>
+              <w:t>科室负责人</w:t>
+            </w:r>
+          </w:p>
+        </w:tc>
+        <w:tc>
+          <w:tcPr>
+            <w:tcW w:type="dxa" w:w="2041"/>
+            <w:vAlign w:val="center"/>
+          </w:tcPr>
+          <w:p>
+            <w:pPr>
+              <w:spacing w:before="30" w:after="30" w:line="240" w:lineRule="auto"/>
+              <w:jc w:val="left"/>
+            </w:pPr>
+            <w:r>
+              <w:rPr>
+                <w:rFonts w:ascii="Times New Roman" w:hAnsi="Times New Roman" w:eastAsia="宋体"/>
+                <w:b w:val="0"/>
+                <w:sz w:val="20"/>
+              </w:rPr>
+              <w:t>科室分管领导审批通过时发送。通过后不自动发给学生。</w:t>
+            </w:r>
+          </w:p>
+        </w:tc>
+        <w:tc>
+          <w:tcPr>
+            <w:tcW w:type="dxa" w:w="3061"/>
+            <w:vAlign w:val="center"/>
+          </w:tcPr>
+          <w:p>
+            <w:pPr>
+              <w:spacing w:before="30" w:after="30" w:line="240" w:lineRule="auto"/>
+              <w:jc w:val="left"/>
+            </w:pPr>
+            <w:r>
+              <w:rPr>
+                <w:rFonts w:ascii="Times New Roman" w:hAnsi="Times New Roman" w:eastAsia="宋体"/>
+                <w:b w:val="0"/>
+                <w:sz w:val="20"/>
+              </w:rPr>
+              <w:t>写明标题和编号已审批通过。请科室负责人确认发送，并选择公开范围：全部公开，或仅该学院副书记可见。确认前不会发给学生。</w:t>
+            </w:r>
+          </w:p>
+        </w:tc>
+      </w:tr>
+      <w:tr>
+        <w:tc>
+          <w:tcPr>
+            <w:tcW w:type="dxa" w:w="794"/>
+            <w:vAlign w:val="center"/>
+          </w:tcPr>
+          <w:p>
+            <w:pPr>
+              <w:spacing w:before="30" w:after="30" w:line="240" w:lineRule="auto"/>
+              <w:jc w:val="center"/>
+            </w:pPr>
+            <w:r>
+              <w:rPr>
+                <w:rFonts w:ascii="Times New Roman" w:hAnsi="Times New Roman" w:eastAsia="宋体"/>
+                <w:b w:val="0"/>
+                <w:sz w:val="20"/>
+              </w:rPr>
+              <w:t>M-10</w:t>
+            </w:r>
+          </w:p>
+        </w:tc>
+        <w:tc>
+          <w:tcPr>
+            <w:tcW w:type="dxa" w:w="1304"/>
+            <w:vAlign w:val="center"/>
+          </w:tcPr>
+          <w:p>
+            <w:pPr>
+              <w:spacing w:before="30" w:after="30" w:line="240" w:lineRule="auto"/>
+              <w:jc w:val="center"/>
+            </w:pPr>
+            <w:r>
+              <w:rPr>
+                <w:rFonts w:ascii="Times New Roman" w:hAnsi="Times New Roman" w:eastAsia="宋体"/>
+                <w:b w:val="0"/>
+                <w:sz w:val="20"/>
+              </w:rPr>
+              <w:t>审批退回</w:t>
+            </w:r>
+          </w:p>
+        </w:tc>
+        <w:tc>
+          <w:tcPr>
+            <w:tcW w:type="dxa" w:w="1871"/>
+            <w:vAlign w:val="center"/>
+          </w:tcPr>
+          <w:p>
+            <w:pPr>
+              <w:spacing w:before="30" w:after="30" w:line="240" w:lineRule="auto"/>
+              <w:jc w:val="left"/>
+            </w:pPr>
+            <w:r>
+              <w:rPr>
+                <w:rFonts w:ascii="Times New Roman" w:hAnsi="Times New Roman" w:eastAsia="宋体"/>
+                <w:b w:val="0"/>
+                <w:sz w:val="20"/>
+              </w:rPr>
+              <w:t>科室负责人</w:t>
+            </w:r>
+          </w:p>
+        </w:tc>
+        <w:tc>
+          <w:tcPr>
+            <w:tcW w:type="dxa" w:w="2041"/>
+            <w:vAlign w:val="center"/>
+          </w:tcPr>
+          <w:p>
+            <w:pPr>
+              <w:spacing w:before="30" w:after="30" w:line="240" w:lineRule="auto"/>
+              <w:jc w:val="left"/>
+            </w:pPr>
+            <w:r>
+              <w:rPr>
+                <w:rFonts w:ascii="Times New Roman" w:hAnsi="Times New Roman" w:eastAsia="宋体"/>
+                <w:b w:val="0"/>
+                <w:sz w:val="20"/>
+              </w:rPr>
+              <w:t>科室分管领导审批不通过并退回时发送。</w:t>
+            </w:r>
+          </w:p>
+        </w:tc>
+        <w:tc>
+          <w:tcPr>
+            <w:tcW w:type="dxa" w:w="3061"/>
+            <w:vAlign w:val="center"/>
+          </w:tcPr>
+          <w:p>
+            <w:pPr>
+              <w:spacing w:before="30" w:after="30" w:line="240" w:lineRule="auto"/>
+              <w:jc w:val="left"/>
+            </w:pPr>
+            <w:r>
+              <w:rPr>
+                <w:rFonts w:ascii="Times New Roman" w:hAnsi="Times New Roman" w:eastAsia="宋体"/>
+                <w:b w:val="0"/>
+                <w:sz w:val="20"/>
+              </w:rPr>
+              <w:t>写明标题和编号未通过审批，并附审批意见。意见未填写时写「无」。科室负责人可以自己修改，也可以再交科室回复人修改。修改完成后，仍由科室负责人再次提交审批。通过前不要回复学生。</w:t>
+            </w:r>
+          </w:p>
+        </w:tc>
+      </w:tr>
+      <w:tr>
+        <w:tc>
+          <w:tcPr>
+            <w:tcW w:type="dxa" w:w="794"/>
+            <w:vAlign w:val="center"/>
+          </w:tcPr>
+          <w:p>
+            <w:pPr>
+              <w:spacing w:before="30" w:after="30" w:line="240" w:lineRule="auto"/>
+              <w:jc w:val="center"/>
+            </w:pPr>
+            <w:r>
+              <w:rPr>
+                <w:rFonts w:ascii="Times New Roman" w:hAnsi="Times New Roman" w:eastAsia="宋体"/>
+                <w:b w:val="0"/>
+                <w:sz w:val="20"/>
+              </w:rPr>
+              <w:t>M-11</w:t>
+            </w:r>
+          </w:p>
+        </w:tc>
+        <w:tc>
+          <w:tcPr>
+            <w:tcW w:type="dxa" w:w="1304"/>
+            <w:vAlign w:val="center"/>
+          </w:tcPr>
+          <w:p>
+            <w:pPr>
+              <w:spacing w:before="30" w:after="30" w:line="240" w:lineRule="auto"/>
+              <w:jc w:val="center"/>
+            </w:pPr>
+            <w:r>
+              <w:rPr>
+                <w:rFonts w:ascii="Times New Roman" w:hAnsi="Times New Roman" w:eastAsia="宋体"/>
+                <w:b w:val="0"/>
+                <w:sz w:val="20"/>
+              </w:rPr>
+              <w:t>请学院协同</w:t>
+            </w:r>
+          </w:p>
+        </w:tc>
+        <w:tc>
+          <w:tcPr>
+            <w:tcW w:type="dxa" w:w="1871"/>
+            <w:vAlign w:val="center"/>
+          </w:tcPr>
+          <w:p>
+            <w:pPr>
+              <w:spacing w:before="30" w:after="30" w:line="240" w:lineRule="auto"/>
+              <w:jc w:val="left"/>
+            </w:pPr>
+            <w:r>
+              <w:rPr>
+                <w:rFonts w:ascii="Times New Roman" w:hAnsi="Times New Roman" w:eastAsia="宋体"/>
+                <w:b w:val="0"/>
+                <w:sz w:val="20"/>
+              </w:rPr>
+              <w:t>来信学生所在学院的副书记</w:t>
+            </w:r>
+          </w:p>
+        </w:tc>
+        <w:tc>
+          <w:tcPr>
+            <w:tcW w:type="dxa" w:w="2041"/>
+            <w:vAlign w:val="center"/>
+          </w:tcPr>
+          <w:p>
+            <w:pPr>
+              <w:spacing w:before="30" w:after="30" w:line="240" w:lineRule="auto"/>
+              <w:jc w:val="left"/>
+            </w:pPr>
+            <w:r>
+              <w:rPr>
+                <w:rFonts w:ascii="Times New Roman" w:hAnsi="Times New Roman" w:eastAsia="宋体"/>
+                <w:b w:val="0"/>
+                <w:sz w:val="20"/>
+              </w:rPr>
+              <w:t>科室负责人发起学院协同时发送，直接发给该副书记。可以与指定科室回复人同时进行。</w:t>
+            </w:r>
+          </w:p>
+        </w:tc>
+        <w:tc>
+          <w:tcPr>
+            <w:tcW w:type="dxa" w:w="3061"/>
+            <w:vAlign w:val="center"/>
+          </w:tcPr>
+          <w:p>
+            <w:pPr>
+              <w:spacing w:before="30" w:after="30" w:line="240" w:lineRule="auto"/>
+              <w:jc w:val="left"/>
+            </w:pPr>
+            <w:r>
+              <w:rPr>
+                <w:rFonts w:ascii="Times New Roman" w:hAnsi="Times New Roman" w:eastAsia="宋体"/>
+                <w:b w:val="0"/>
+                <w:sz w:val="20"/>
+              </w:rPr>
+              <w:t>写明科室负责人、学生姓名、所在学院、标题和编号。请副书记指定人员线下承办；承办完成后填写处理意见，发回科室负责人。不能对学生办结。线下承办不是系统中的审批。</w:t>
+            </w:r>
+          </w:p>
+        </w:tc>
+      </w:tr>
+      <w:tr>
+        <w:tc>
+          <w:tcPr>
+            <w:tcW w:type="dxa" w:w="794"/>
+            <w:vAlign w:val="center"/>
+          </w:tcPr>
+          <w:p>
+            <w:pPr>
+              <w:spacing w:before="30" w:after="30" w:line="240" w:lineRule="auto"/>
+              <w:jc w:val="center"/>
+            </w:pPr>
+            <w:r>
+              <w:rPr>
+                <w:rFonts w:ascii="Times New Roman" w:hAnsi="Times New Roman" w:eastAsia="宋体"/>
+                <w:b w:val="0"/>
+                <w:sz w:val="20"/>
+              </w:rPr>
+              <w:t>M-13</w:t>
+            </w:r>
+          </w:p>
+        </w:tc>
+        <w:tc>
+          <w:tcPr>
+            <w:tcW w:type="dxa" w:w="1304"/>
+            <w:vAlign w:val="center"/>
+          </w:tcPr>
+          <w:p>
+            <w:pPr>
+              <w:spacing w:before="30" w:after="30" w:line="240" w:lineRule="auto"/>
+              <w:jc w:val="center"/>
+            </w:pPr>
+            <w:r>
+              <w:rPr>
+                <w:rFonts w:ascii="Times New Roman" w:hAnsi="Times New Roman" w:eastAsia="宋体"/>
+                <w:b w:val="0"/>
+                <w:sz w:val="20"/>
+              </w:rPr>
+              <w:t>学院处理意见发回</w:t>
+            </w:r>
+          </w:p>
+        </w:tc>
+        <w:tc>
+          <w:tcPr>
+            <w:tcW w:type="dxa" w:w="1871"/>
+            <w:vAlign w:val="center"/>
+          </w:tcPr>
+          <w:p>
+            <w:pPr>
+              <w:spacing w:before="30" w:after="30" w:line="240" w:lineRule="auto"/>
+              <w:jc w:val="left"/>
+            </w:pPr>
+            <w:r>
+              <w:rPr>
+                <w:rFonts w:ascii="Times New Roman" w:hAnsi="Times New Roman" w:eastAsia="宋体"/>
+                <w:b w:val="0"/>
+                <w:sz w:val="20"/>
+              </w:rPr>
+              <w:t>科室负责人；若同时指定了科室回复人，也发给该科室回复人</w:t>
+            </w:r>
+          </w:p>
+        </w:tc>
+        <w:tc>
+          <w:tcPr>
+            <w:tcW w:type="dxa" w:w="2041"/>
+            <w:vAlign w:val="center"/>
+          </w:tcPr>
+          <w:p>
+            <w:pPr>
+              <w:spacing w:before="30" w:after="30" w:line="240" w:lineRule="auto"/>
+              <w:jc w:val="left"/>
+            </w:pPr>
+            <w:r>
+              <w:rPr>
+                <w:rFonts w:ascii="Times New Roman" w:hAnsi="Times New Roman" w:eastAsia="宋体"/>
+                <w:b w:val="0"/>
+                <w:sz w:val="20"/>
+              </w:rPr>
+              <w:t>学院副书记写明处理意见并发回时发送。</w:t>
+            </w:r>
+          </w:p>
+        </w:tc>
+        <w:tc>
+          <w:tcPr>
+            <w:tcW w:type="dxa" w:w="3061"/>
+            <w:vAlign w:val="center"/>
+          </w:tcPr>
+          <w:p>
+            <w:pPr>
+              <w:spacing w:before="30" w:after="30" w:line="240" w:lineRule="auto"/>
+              <w:jc w:val="left"/>
+            </w:pPr>
+            <w:r>
+              <w:rPr>
+                <w:rFonts w:ascii="Times New Roman" w:hAnsi="Times New Roman" w:eastAsia="宋体"/>
+                <w:b w:val="0"/>
+                <w:sz w:val="20"/>
+              </w:rPr>
+              <w:t>发给科室负责人：写明标题、编号和学院处理意见，请确认后提交科室分管领导审批。需要修改时，可以自己改，也可以交科室回复人改，仍由科室负责人提交。发给同时被指定的科室回复人：写明可参考该处理意见起草或修改，写完交回科室负责人，不要直接回复学生，不要自己提交审批。</w:t>
+            </w:r>
+          </w:p>
+        </w:tc>
+      </w:tr>
+      <w:tr>
+        <w:tc>
+          <w:tcPr>
+            <w:tcW w:type="dxa" w:w="794"/>
+            <w:vAlign w:val="center"/>
+          </w:tcPr>
+          <w:p>
+            <w:pPr>
+              <w:spacing w:before="30" w:after="30" w:line="240" w:lineRule="auto"/>
+              <w:jc w:val="center"/>
+            </w:pPr>
+            <w:r>
+              <w:rPr>
+                <w:rFonts w:ascii="Times New Roman" w:hAnsi="Times New Roman" w:eastAsia="宋体"/>
+                <w:b w:val="0"/>
+                <w:sz w:val="20"/>
+              </w:rPr>
+              <w:t>M-15</w:t>
+            </w:r>
+          </w:p>
+        </w:tc>
+        <w:tc>
+          <w:tcPr>
+            <w:tcW w:type="dxa" w:w="1304"/>
+            <w:vAlign w:val="center"/>
+          </w:tcPr>
+          <w:p>
+            <w:pPr>
+              <w:spacing w:before="30" w:after="30" w:line="240" w:lineRule="auto"/>
+              <w:jc w:val="center"/>
+            </w:pPr>
+            <w:r>
+              <w:rPr>
+                <w:rFonts w:ascii="Times New Roman" w:hAnsi="Times New Roman" w:eastAsia="宋体"/>
+                <w:b w:val="0"/>
+                <w:sz w:val="20"/>
+              </w:rPr>
+              <w:t>学生催办</w:t>
+            </w:r>
+          </w:p>
+        </w:tc>
+        <w:tc>
+          <w:tcPr>
+            <w:tcW w:type="dxa" w:w="1871"/>
+            <w:vAlign w:val="center"/>
+          </w:tcPr>
+          <w:p>
+            <w:pPr>
+              <w:spacing w:before="30" w:after="30" w:line="240" w:lineRule="auto"/>
+              <w:jc w:val="left"/>
+            </w:pPr>
+            <w:r>
+              <w:rPr>
+                <w:rFonts w:ascii="Times New Roman" w:hAnsi="Times New Roman" w:eastAsia="宋体"/>
+                <w:b w:val="0"/>
+                <w:sz w:val="20"/>
+              </w:rPr>
+              <w:t>当前办理人</w:t>
+            </w:r>
+          </w:p>
+        </w:tc>
+        <w:tc>
+          <w:tcPr>
+            <w:tcW w:type="dxa" w:w="2041"/>
+            <w:vAlign w:val="center"/>
+          </w:tcPr>
+          <w:p>
+            <w:pPr>
+              <w:spacing w:before="30" w:after="30" w:line="240" w:lineRule="auto"/>
+              <w:jc w:val="left"/>
+            </w:pPr>
+            <w:r>
+              <w:rPr>
+                <w:rFonts w:ascii="Times New Roman" w:hAnsi="Times New Roman" w:eastAsia="宋体"/>
+                <w:b w:val="0"/>
+                <w:sz w:val="20"/>
+              </w:rPr>
+              <w:t>学生对待分派或办理中的来信发起催办时发送。已办结不能催办。渠道按当次选择，未另选时用默认渠道。</w:t>
+            </w:r>
+          </w:p>
+        </w:tc>
+        <w:tc>
+          <w:tcPr>
+            <w:tcW w:type="dxa" w:w="3061"/>
+            <w:vAlign w:val="center"/>
+          </w:tcPr>
+          <w:p>
+            <w:pPr>
+              <w:spacing w:before="30" w:after="30" w:line="240" w:lineRule="auto"/>
+              <w:jc w:val="left"/>
+            </w:pPr>
+            <w:r>
+              <w:rPr>
+                <w:rFonts w:ascii="Times New Roman" w:hAnsi="Times New Roman" w:eastAsia="宋体"/>
+                <w:b w:val="0"/>
+                <w:sz w:val="20"/>
+              </w:rPr>
+              <w:t>称呼当前办理人，写明学生姓名、事务分类、标题、编号、来信时间和已办理天数，请尽快处理，并附催办时间。</w:t>
+            </w:r>
+          </w:p>
+        </w:tc>
+      </w:tr>
+      <w:tr>
+        <w:tc>
+          <w:tcPr>
+            <w:tcW w:type="dxa" w:w="794"/>
+            <w:vAlign w:val="center"/>
+          </w:tcPr>
+          <w:p>
+            <w:pPr>
+              <w:spacing w:before="30" w:after="30" w:line="240" w:lineRule="auto"/>
+              <w:jc w:val="center"/>
+            </w:pPr>
+            <w:r>
+              <w:rPr>
+                <w:rFonts w:ascii="Times New Roman" w:hAnsi="Times New Roman" w:eastAsia="宋体"/>
+                <w:b w:val="0"/>
+                <w:sz w:val="20"/>
+              </w:rPr>
+              <w:t>M-16</w:t>
+            </w:r>
+          </w:p>
+        </w:tc>
+        <w:tc>
+          <w:tcPr>
+            <w:tcW w:type="dxa" w:w="1304"/>
+            <w:vAlign w:val="center"/>
+          </w:tcPr>
+          <w:p>
+            <w:pPr>
+              <w:spacing w:before="30" w:after="30" w:line="240" w:lineRule="auto"/>
+              <w:jc w:val="center"/>
+            </w:pPr>
+            <w:r>
+              <w:rPr>
+                <w:rFonts w:ascii="Times New Roman" w:hAnsi="Times New Roman" w:eastAsia="宋体"/>
+                <w:b w:val="0"/>
+                <w:sz w:val="20"/>
+              </w:rPr>
+              <w:t>综合办督办</w:t>
+            </w:r>
+          </w:p>
+        </w:tc>
+        <w:tc>
+          <w:tcPr>
+            <w:tcW w:type="dxa" w:w="1871"/>
+            <w:vAlign w:val="center"/>
+          </w:tcPr>
+          <w:p>
+            <w:pPr>
+              <w:spacing w:before="30" w:after="30" w:line="240" w:lineRule="auto"/>
+              <w:jc w:val="left"/>
+            </w:pPr>
+            <w:r>
+              <w:rPr>
+                <w:rFonts w:ascii="Times New Roman" w:hAnsi="Times New Roman" w:eastAsia="宋体"/>
+                <w:b w:val="0"/>
+                <w:sz w:val="20"/>
+              </w:rPr>
+              <w:t>当前办理人</w:t>
+            </w:r>
+          </w:p>
+        </w:tc>
+        <w:tc>
+          <w:tcPr>
+            <w:tcW w:type="dxa" w:w="2041"/>
+            <w:vAlign w:val="center"/>
+          </w:tcPr>
+          <w:p>
+            <w:pPr>
+              <w:spacing w:before="30" w:after="30" w:line="240" w:lineRule="auto"/>
+              <w:jc w:val="left"/>
+            </w:pPr>
+            <w:r>
+              <w:rPr>
+                <w:rFonts w:ascii="Times New Roman" w:hAnsi="Times New Roman" w:eastAsia="宋体"/>
+                <w:b w:val="0"/>
+                <w:sz w:val="20"/>
+              </w:rPr>
+              <w:t>综合办对未办结来信发起督办时发送。当前办理人与学生催办相同。</w:t>
+            </w:r>
+          </w:p>
+        </w:tc>
+        <w:tc>
+          <w:tcPr>
+            <w:tcW w:type="dxa" w:w="3061"/>
+            <w:vAlign w:val="center"/>
+          </w:tcPr>
+          <w:p>
+            <w:pPr>
+              <w:spacing w:before="30" w:after="30" w:line="240" w:lineRule="auto"/>
+              <w:jc w:val="left"/>
+            </w:pPr>
+            <w:r>
+              <w:rPr>
+                <w:rFonts w:ascii="Times New Roman" w:hAnsi="Times New Roman" w:eastAsia="宋体"/>
+                <w:b w:val="0"/>
+                <w:sz w:val="20"/>
+              </w:rPr>
+              <w:t>正文与学生催办相同。名称是督办，句中仍写「现进行催办」，并附催办时间。</w:t>
+            </w:r>
+          </w:p>
+        </w:tc>
+      </w:tr>
+      <w:tr>
+        <w:tc>
+          <w:tcPr>
+            <w:tcW w:type="dxa" w:w="794"/>
+            <w:vAlign w:val="center"/>
+          </w:tcPr>
+          <w:p>
+            <w:pPr>
+              <w:spacing w:before="30" w:after="30" w:line="240" w:lineRule="auto"/>
+              <w:jc w:val="center"/>
+            </w:pPr>
+            <w:r>
+              <w:rPr>
+                <w:rFonts w:ascii="Times New Roman" w:hAnsi="Times New Roman" w:eastAsia="宋体"/>
+                <w:b w:val="0"/>
+                <w:sz w:val="20"/>
+              </w:rPr>
+              <w:t>M-17</w:t>
+            </w:r>
+          </w:p>
+        </w:tc>
+        <w:tc>
+          <w:tcPr>
+            <w:tcW w:type="dxa" w:w="1304"/>
+            <w:vAlign w:val="center"/>
+          </w:tcPr>
+          <w:p>
+            <w:pPr>
+              <w:spacing w:before="30" w:after="30" w:line="240" w:lineRule="auto"/>
+              <w:jc w:val="center"/>
+            </w:pPr>
+            <w:r>
+              <w:rPr>
+                <w:rFonts w:ascii="Times New Roman" w:hAnsi="Times New Roman" w:eastAsia="宋体"/>
+                <w:b w:val="0"/>
+                <w:sz w:val="20"/>
+              </w:rPr>
+              <w:t>超期未分派</w:t>
+            </w:r>
+          </w:p>
+        </w:tc>
+        <w:tc>
+          <w:tcPr>
+            <w:tcW w:type="dxa" w:w="1871"/>
+            <w:vAlign w:val="center"/>
+          </w:tcPr>
+          <w:p>
+            <w:pPr>
+              <w:spacing w:before="30" w:after="30" w:line="240" w:lineRule="auto"/>
+              <w:jc w:val="left"/>
+            </w:pPr>
+            <w:r>
+              <w:rPr>
+                <w:rFonts w:ascii="Times New Roman" w:hAnsi="Times New Roman" w:eastAsia="宋体"/>
+                <w:b w:val="0"/>
+                <w:sz w:val="20"/>
+              </w:rPr>
+              <w:t>综合办公室</w:t>
+            </w:r>
+          </w:p>
+        </w:tc>
+        <w:tc>
+          <w:tcPr>
+            <w:tcW w:type="dxa" w:w="2041"/>
+            <w:vAlign w:val="center"/>
+          </w:tcPr>
+          <w:p>
+            <w:pPr>
+              <w:spacing w:before="30" w:after="30" w:line="240" w:lineRule="auto"/>
+              <w:jc w:val="left"/>
+            </w:pPr>
+            <w:r>
+              <w:rPr>
+                <w:rFonts w:ascii="Times New Roman" w:hAnsi="Times New Roman" w:eastAsia="宋体"/>
+                <w:b w:val="0"/>
+                <w:sz w:val="20"/>
+              </w:rPr>
+              <w:t>系统自动检查：仍为待分派，且自来信之日起已满超期天数（默认 7 日），仍未指定负责科室。每封信只发一次。</w:t>
+            </w:r>
+          </w:p>
+        </w:tc>
+        <w:tc>
+          <w:tcPr>
+            <w:tcW w:type="dxa" w:w="3061"/>
+            <w:vAlign w:val="center"/>
+          </w:tcPr>
+          <w:p>
+            <w:pPr>
+              <w:spacing w:before="30" w:after="30" w:line="240" w:lineRule="auto"/>
+              <w:jc w:val="left"/>
+            </w:pPr>
+            <w:r>
+              <w:rPr>
+                <w:rFonts w:ascii="Times New Roman" w:hAnsi="Times New Roman" w:eastAsia="宋体"/>
+                <w:b w:val="0"/>
+                <w:sz w:val="20"/>
+              </w:rPr>
+              <w:t>写明标题、编号、来信时间和已过天数，仍未指定负责科室，请尽快分派给科室负责人，并附提醒时间。</w:t>
+            </w:r>
+          </w:p>
+        </w:tc>
+      </w:tr>
+      <w:tr>
+        <w:tc>
+          <w:tcPr>
+            <w:tcW w:type="dxa" w:w="794"/>
+            <w:vAlign w:val="center"/>
+          </w:tcPr>
+          <w:p>
+            <w:pPr>
+              <w:spacing w:before="30" w:after="30" w:line="240" w:lineRule="auto"/>
+              <w:jc w:val="center"/>
+            </w:pPr>
+            <w:r>
+              <w:rPr>
+                <w:rFonts w:ascii="Times New Roman" w:hAnsi="Times New Roman" w:eastAsia="宋体"/>
+                <w:b w:val="0"/>
+                <w:sz w:val="20"/>
+              </w:rPr>
+              <w:t>M-19</w:t>
+            </w:r>
+          </w:p>
+        </w:tc>
+        <w:tc>
+          <w:tcPr>
+            <w:tcW w:type="dxa" w:w="1304"/>
+            <w:vAlign w:val="center"/>
+          </w:tcPr>
+          <w:p>
+            <w:pPr>
+              <w:spacing w:before="30" w:after="30" w:line="240" w:lineRule="auto"/>
+              <w:jc w:val="center"/>
+            </w:pPr>
+            <w:r>
+              <w:rPr>
+                <w:rFonts w:ascii="Times New Roman" w:hAnsi="Times New Roman" w:eastAsia="宋体"/>
+                <w:b w:val="0"/>
+                <w:sz w:val="20"/>
+              </w:rPr>
+              <w:t>临近超期</w:t>
+            </w:r>
+          </w:p>
+        </w:tc>
+        <w:tc>
+          <w:tcPr>
+            <w:tcW w:type="dxa" w:w="1871"/>
+            <w:vAlign w:val="center"/>
+          </w:tcPr>
+          <w:p>
+            <w:pPr>
+              <w:spacing w:before="30" w:after="30" w:line="240" w:lineRule="auto"/>
+              <w:jc w:val="left"/>
+            </w:pPr>
+            <w:r>
+              <w:rPr>
+                <w:rFonts w:ascii="Times New Roman" w:hAnsi="Times New Roman" w:eastAsia="宋体"/>
+                <w:b w:val="0"/>
+                <w:sz w:val="20"/>
+              </w:rPr>
+              <w:t>当前办理人</w:t>
+            </w:r>
+          </w:p>
+        </w:tc>
+        <w:tc>
+          <w:tcPr>
+            <w:tcW w:type="dxa" w:w="2041"/>
+            <w:vAlign w:val="center"/>
+          </w:tcPr>
+          <w:p>
+            <w:pPr>
+              <w:spacing w:before="30" w:after="30" w:line="240" w:lineRule="auto"/>
+              <w:jc w:val="left"/>
+            </w:pPr>
+            <w:r>
+              <w:rPr>
+                <w:rFonts w:ascii="Times New Roman" w:hAnsi="Times New Roman" w:eastAsia="宋体"/>
+                <w:b w:val="0"/>
+                <w:sz w:val="20"/>
+              </w:rPr>
+              <w:t>系统自动检查：信件尚未办结，且距办结时限还剩 0 至 2 日。待分派不发这一条。每封信只发一次。</w:t>
+            </w:r>
+          </w:p>
+        </w:tc>
+        <w:tc>
+          <w:tcPr>
+            <w:tcW w:type="dxa" w:w="3061"/>
+            <w:vAlign w:val="center"/>
+          </w:tcPr>
+          <w:p>
+            <w:pPr>
+              <w:spacing w:before="30" w:after="30" w:line="240" w:lineRule="auto"/>
+              <w:jc w:val="left"/>
+            </w:pPr>
+            <w:r>
+              <w:rPr>
+                <w:rFonts w:ascii="Times New Roman" w:hAnsi="Times New Roman" w:eastAsia="宋体"/>
+                <w:b w:val="0"/>
+                <w:sz w:val="20"/>
+              </w:rPr>
+              <w:t>写明标题、编号、办结时限和剩余天数，请当前办理人尽快处理，并附提醒时间。待审批时，请科室分管领导尽快审批，不能改完直接发给学生。待确认发送时，请科室负责人尽快确认发送。</w:t>
+            </w:r>
+          </w:p>
+        </w:tc>
+      </w:tr>
+      <w:tr>
+        <w:tc>
+          <w:tcPr>
+            <w:tcW w:type="dxa" w:w="794"/>
+            <w:vAlign w:val="center"/>
+          </w:tcPr>
+          <w:p>
+            <w:pPr>
+              <w:spacing w:before="30" w:after="30" w:line="240" w:lineRule="auto"/>
+              <w:jc w:val="center"/>
+            </w:pPr>
+            <w:r>
+              <w:rPr>
+                <w:rFonts w:ascii="Times New Roman" w:hAnsi="Times New Roman" w:eastAsia="宋体"/>
+                <w:b w:val="0"/>
+                <w:sz w:val="20"/>
+              </w:rPr>
+              <w:t>M-20</w:t>
+            </w:r>
+          </w:p>
+        </w:tc>
+        <w:tc>
+          <w:tcPr>
+            <w:tcW w:type="dxa" w:w="1304"/>
+            <w:vAlign w:val="center"/>
+          </w:tcPr>
+          <w:p>
+            <w:pPr>
+              <w:spacing w:before="30" w:after="30" w:line="240" w:lineRule="auto"/>
+              <w:jc w:val="center"/>
+            </w:pPr>
+            <w:r>
+              <w:rPr>
+                <w:rFonts w:ascii="Times New Roman" w:hAnsi="Times New Roman" w:eastAsia="宋体"/>
+                <w:b w:val="0"/>
+                <w:sz w:val="20"/>
+              </w:rPr>
+              <w:t>已经超期</w:t>
+            </w:r>
+          </w:p>
+        </w:tc>
+        <w:tc>
+          <w:tcPr>
+            <w:tcW w:type="dxa" w:w="1871"/>
+            <w:vAlign w:val="center"/>
+          </w:tcPr>
+          <w:p>
+            <w:pPr>
+              <w:spacing w:before="30" w:after="30" w:line="240" w:lineRule="auto"/>
+              <w:jc w:val="left"/>
+            </w:pPr>
+            <w:r>
+              <w:rPr>
+                <w:rFonts w:ascii="Times New Roman" w:hAnsi="Times New Roman" w:eastAsia="宋体"/>
+                <w:b w:val="0"/>
+                <w:sz w:val="20"/>
+              </w:rPr>
+              <w:t>当前办理人，并同时发给综合办公室</w:t>
+            </w:r>
+          </w:p>
+        </w:tc>
+        <w:tc>
+          <w:tcPr>
+            <w:tcW w:type="dxa" w:w="2041"/>
+            <w:vAlign w:val="center"/>
+          </w:tcPr>
+          <w:p>
+            <w:pPr>
+              <w:spacing w:before="30" w:after="30" w:line="240" w:lineRule="auto"/>
+              <w:jc w:val="left"/>
+            </w:pPr>
+            <w:r>
+              <w:rPr>
+                <w:rFonts w:ascii="Times New Roman" w:hAnsi="Times New Roman" w:eastAsia="宋体"/>
+                <w:b w:val="0"/>
+                <w:sz w:val="20"/>
+              </w:rPr>
+              <w:t>系统自动检查：待分派或办理中的信件已超过办结时限仍未办结。时限从来信日算起，二次办理从重新办理日起算，默认 7 日。每封信只发一次。</w:t>
+            </w:r>
+          </w:p>
+        </w:tc>
+        <w:tc>
+          <w:tcPr>
+            <w:tcW w:type="dxa" w:w="3061"/>
+            <w:vAlign w:val="center"/>
+          </w:tcPr>
+          <w:p>
+            <w:pPr>
+              <w:spacing w:before="30" w:after="30" w:line="240" w:lineRule="auto"/>
+              <w:jc w:val="left"/>
+            </w:pPr>
+            <w:r>
+              <w:rPr>
+                <w:rFonts w:ascii="Times New Roman" w:hAnsi="Times New Roman" w:eastAsia="宋体"/>
+                <w:b w:val="0"/>
+                <w:sz w:val="20"/>
+              </w:rPr>
+              <w:t>标明超期提醒，写明事务分类、标题、编号、来信时间、超出天数和当前办理人，请立即处理，并附提醒时间。尚未分派时，当前办理人就是综合办，不另发重复的一份。</w:t>
+            </w:r>
+          </w:p>
+        </w:tc>
+      </w:tr>
+      <w:tr>
+        <w:tc>
+          <w:tcPr>
+            <w:tcW w:type="dxa" w:w="794"/>
+            <w:vAlign w:val="center"/>
+          </w:tcPr>
+          <w:p>
+            <w:pPr>
+              <w:spacing w:before="30" w:after="30" w:line="240" w:lineRule="auto"/>
+              <w:jc w:val="center"/>
+            </w:pPr>
+            <w:r>
+              <w:rPr>
+                <w:rFonts w:ascii="Times New Roman" w:hAnsi="Times New Roman" w:eastAsia="宋体"/>
+                <w:b w:val="0"/>
+                <w:sz w:val="20"/>
+              </w:rPr>
+              <w:t>M-21</w:t>
+            </w:r>
+          </w:p>
+        </w:tc>
+        <w:tc>
+          <w:tcPr>
+            <w:tcW w:type="dxa" w:w="1304"/>
+            <w:vAlign w:val="center"/>
+          </w:tcPr>
+          <w:p>
+            <w:pPr>
+              <w:spacing w:before="30" w:after="30" w:line="240" w:lineRule="auto"/>
+              <w:jc w:val="center"/>
+            </w:pPr>
+            <w:r>
+              <w:rPr>
+                <w:rFonts w:ascii="Times New Roman" w:hAnsi="Times New Roman" w:eastAsia="宋体"/>
+                <w:b w:val="0"/>
+                <w:sz w:val="20"/>
+              </w:rPr>
+              <w:t>补充材料</w:t>
+            </w:r>
+          </w:p>
+        </w:tc>
+        <w:tc>
+          <w:tcPr>
+            <w:tcW w:type="dxa" w:w="1871"/>
+            <w:vAlign w:val="center"/>
+          </w:tcPr>
+          <w:p>
+            <w:pPr>
+              <w:spacing w:before="30" w:after="30" w:line="240" w:lineRule="auto"/>
+              <w:jc w:val="left"/>
+            </w:pPr>
+            <w:r>
+              <w:rPr>
+                <w:rFonts w:ascii="Times New Roman" w:hAnsi="Times New Roman" w:eastAsia="宋体"/>
+                <w:b w:val="0"/>
+                <w:sz w:val="20"/>
+              </w:rPr>
+              <w:t>当前办理人</w:t>
+            </w:r>
+          </w:p>
+        </w:tc>
+        <w:tc>
+          <w:tcPr>
+            <w:tcW w:type="dxa" w:w="2041"/>
+            <w:vAlign w:val="center"/>
+          </w:tcPr>
+          <w:p>
+            <w:pPr>
+              <w:spacing w:before="30" w:after="30" w:line="240" w:lineRule="auto"/>
+              <w:jc w:val="left"/>
+            </w:pPr>
+            <w:r>
+              <w:rPr>
+                <w:rFonts w:ascii="Times New Roman" w:hAnsi="Times New Roman" w:eastAsia="宋体"/>
+                <w:b w:val="0"/>
+                <w:sz w:val="20"/>
+              </w:rPr>
+              <w:t>学生在待分派或办理中提交补充材料时发送，只发系统消息。不改变信件状态。当时确定不了办理人，则不发送。</w:t>
+            </w:r>
+          </w:p>
+        </w:tc>
+        <w:tc>
+          <w:tcPr>
+            <w:tcW w:type="dxa" w:w="3061"/>
+            <w:vAlign w:val="center"/>
+          </w:tcPr>
+          <w:p>
+            <w:pPr>
+              <w:spacing w:before="30" w:after="30" w:line="240" w:lineRule="auto"/>
+              <w:jc w:val="left"/>
+            </w:pPr>
+            <w:r>
+              <w:rPr>
+                <w:rFonts w:ascii="Times New Roman" w:hAnsi="Times New Roman" w:eastAsia="宋体"/>
+                <w:b w:val="0"/>
+                <w:sz w:val="20"/>
+              </w:rPr>
+              <w:t>写明学生姓名、标题、编号和提交时间，请当前办理人登录查看补充材料。</w:t>
+            </w:r>
+          </w:p>
+        </w:tc>
+      </w:tr>
+      <w:tr>
+        <w:tc>
+          <w:tcPr>
+            <w:tcW w:type="dxa" w:w="794"/>
+            <w:vAlign w:val="center"/>
+          </w:tcPr>
+          <w:p>
+            <w:pPr>
+              <w:spacing w:before="30" w:after="30" w:line="240" w:lineRule="auto"/>
+              <w:jc w:val="center"/>
+            </w:pPr>
+            <w:r>
+              <w:rPr>
+                <w:rFonts w:ascii="Times New Roman" w:hAnsi="Times New Roman" w:eastAsia="宋体"/>
+                <w:b w:val="0"/>
+                <w:sz w:val="20"/>
+              </w:rPr>
+              <w:t>M-22</w:t>
+            </w:r>
+          </w:p>
+        </w:tc>
+        <w:tc>
+          <w:tcPr>
+            <w:tcW w:type="dxa" w:w="1304"/>
+            <w:vAlign w:val="center"/>
+          </w:tcPr>
+          <w:p>
+            <w:pPr>
+              <w:spacing w:before="30" w:after="30" w:line="240" w:lineRule="auto"/>
+              <w:jc w:val="center"/>
+            </w:pPr>
+            <w:r>
+              <w:rPr>
+                <w:rFonts w:ascii="Times New Roman" w:hAnsi="Times New Roman" w:eastAsia="宋体"/>
+                <w:b w:val="0"/>
+                <w:sz w:val="20"/>
+              </w:rPr>
+              <w:t>二次办理</w:t>
+            </w:r>
+          </w:p>
+        </w:tc>
+        <w:tc>
+          <w:tcPr>
+            <w:tcW w:type="dxa" w:w="1871"/>
+            <w:vAlign w:val="center"/>
+          </w:tcPr>
+          <w:p>
+            <w:pPr>
+              <w:spacing w:before="30" w:after="30" w:line="240" w:lineRule="auto"/>
+              <w:jc w:val="left"/>
+            </w:pPr>
+            <w:r>
+              <w:rPr>
+                <w:rFonts w:ascii="Times New Roman" w:hAnsi="Times New Roman" w:eastAsia="宋体"/>
+                <w:b w:val="0"/>
+                <w:sz w:val="20"/>
+              </w:rPr>
+              <w:t>科室负责人</w:t>
+            </w:r>
+          </w:p>
+        </w:tc>
+        <w:tc>
+          <w:tcPr>
+            <w:tcW w:type="dxa" w:w="2041"/>
+            <w:vAlign w:val="center"/>
+          </w:tcPr>
+          <w:p>
+            <w:pPr>
+              <w:spacing w:before="30" w:after="30" w:line="240" w:lineRule="auto"/>
+              <w:jc w:val="left"/>
+            </w:pPr>
+            <w:r>
+              <w:rPr>
+                <w:rFonts w:ascii="Times New Roman" w:hAnsi="Times New Roman" w:eastAsia="宋体"/>
+                <w:b w:val="0"/>
+                <w:sz w:val="20"/>
+              </w:rPr>
+              <w:t>学生对已办结结果不满意、申请二次办理时发送。信件回到该科室负责人。</w:t>
+            </w:r>
+          </w:p>
+        </w:tc>
+        <w:tc>
+          <w:tcPr>
+            <w:tcW w:type="dxa" w:w="3061"/>
+            <w:vAlign w:val="center"/>
+          </w:tcPr>
+          <w:p>
+            <w:pPr>
+              <w:spacing w:before="30" w:after="30" w:line="240" w:lineRule="auto"/>
+              <w:jc w:val="left"/>
+            </w:pPr>
+            <w:r>
+              <w:rPr>
+                <w:rFonts w:ascii="Times New Roman" w:hAnsi="Times New Roman" w:eastAsia="宋体"/>
+                <w:b w:val="0"/>
+                <w:sz w:val="20"/>
+              </w:rPr>
+              <w:t>写明学生姓名、标题、编号、发起时间和新的办结时限。请科室负责人重新核实。可以自己写，或指定科室回复人，或发起学院协同。完成后提交科室分管领导审批，通过后再由科室负责人确认发送。新时限从二次办理当日起算。</w:t>
+            </w:r>
+          </w:p>
+        </w:tc>
+      </w:tr>
+      <w:tr>
+        <w:tc>
+          <w:tcPr>
+            <w:tcW w:type="dxa" w:w="794"/>
+            <w:vAlign w:val="center"/>
+          </w:tcPr>
+          <w:p>
+            <w:pPr>
+              <w:spacing w:before="30" w:after="30" w:line="240" w:lineRule="auto"/>
+              <w:jc w:val="center"/>
+            </w:pPr>
+            <w:r>
+              <w:rPr>
+                <w:rFonts w:ascii="Times New Roman" w:hAnsi="Times New Roman" w:eastAsia="宋体"/>
+                <w:b w:val="0"/>
+                <w:sz w:val="20"/>
+              </w:rPr>
+              <w:t>M-23</w:t>
+            </w:r>
+          </w:p>
+        </w:tc>
+        <w:tc>
+          <w:tcPr>
+            <w:tcW w:type="dxa" w:w="1304"/>
+            <w:vAlign w:val="center"/>
+          </w:tcPr>
+          <w:p>
+            <w:pPr>
+              <w:spacing w:before="30" w:after="30" w:line="240" w:lineRule="auto"/>
+              <w:jc w:val="center"/>
+            </w:pPr>
+            <w:r>
+              <w:rPr>
+                <w:rFonts w:ascii="Times New Roman" w:hAnsi="Times New Roman" w:eastAsia="宋体"/>
+                <w:b w:val="0"/>
+                <w:sz w:val="20"/>
+              </w:rPr>
+              <w:t>撤回来信</w:t>
+            </w:r>
+          </w:p>
+        </w:tc>
+        <w:tc>
+          <w:tcPr>
+            <w:tcW w:type="dxa" w:w="1871"/>
+            <w:vAlign w:val="center"/>
+          </w:tcPr>
+          <w:p>
+            <w:pPr>
+              <w:spacing w:before="30" w:after="30" w:line="240" w:lineRule="auto"/>
+              <w:jc w:val="left"/>
+            </w:pPr>
+            <w:r>
+              <w:rPr>
+                <w:rFonts w:ascii="Times New Roman" w:hAnsi="Times New Roman" w:eastAsia="宋体"/>
+                <w:b w:val="0"/>
+                <w:sz w:val="20"/>
+              </w:rPr>
+              <w:t>当前办理人</w:t>
+            </w:r>
+          </w:p>
+        </w:tc>
+        <w:tc>
+          <w:tcPr>
+            <w:tcW w:type="dxa" w:w="2041"/>
+            <w:vAlign w:val="center"/>
+          </w:tcPr>
+          <w:p>
+            <w:pPr>
+              <w:spacing w:before="30" w:after="30" w:line="240" w:lineRule="auto"/>
+              <w:jc w:val="left"/>
+            </w:pPr>
+            <w:r>
+              <w:rPr>
+                <w:rFonts w:ascii="Times New Roman" w:hAnsi="Times New Roman" w:eastAsia="宋体"/>
+                <w:b w:val="0"/>
+                <w:sz w:val="20"/>
+              </w:rPr>
+              <w:t>学生撤回待分派或办理中的来信时发送，只发系统消息。已办结不能撤回。当时确定不了办理人，则不发送。</w:t>
+            </w:r>
+          </w:p>
+        </w:tc>
+        <w:tc>
+          <w:tcPr>
+            <w:tcW w:type="dxa" w:w="3061"/>
+            <w:vAlign w:val="center"/>
+          </w:tcPr>
+          <w:p>
+            <w:pPr>
+              <w:spacing w:before="30" w:after="30" w:line="240" w:lineRule="auto"/>
+              <w:jc w:val="left"/>
+            </w:pPr>
+            <w:r>
+              <w:rPr>
+                <w:rFonts w:ascii="Times New Roman" w:hAnsi="Times New Roman" w:eastAsia="宋体"/>
+                <w:b w:val="0"/>
+                <w:sz w:val="20"/>
+              </w:rPr>
+              <w:t>写明学生姓名、撤回时间、标题和编号，告知该信无需继续办理。</w:t>
+            </w:r>
+          </w:p>
+        </w:tc>
+      </w:tr>
+      <w:tr>
+        <w:tc>
+          <w:tcPr>
+            <w:tcW w:type="dxa" w:w="794"/>
+            <w:vAlign w:val="center"/>
+          </w:tcPr>
+          <w:p>
+            <w:pPr>
+              <w:spacing w:before="30" w:after="30" w:line="240" w:lineRule="auto"/>
+              <w:jc w:val="center"/>
+            </w:pPr>
+            <w:r>
+              <w:rPr>
+                <w:rFonts w:ascii="Times New Roman" w:hAnsi="Times New Roman" w:eastAsia="宋体"/>
+                <w:b w:val="0"/>
+                <w:sz w:val="20"/>
+              </w:rPr>
+              <w:t>M-24</w:t>
+            </w:r>
+          </w:p>
+        </w:tc>
+        <w:tc>
+          <w:tcPr>
+            <w:tcW w:type="dxa" w:w="1304"/>
+            <w:vAlign w:val="center"/>
+          </w:tcPr>
+          <w:p>
+            <w:pPr>
+              <w:spacing w:before="30" w:after="30" w:line="240" w:lineRule="auto"/>
+              <w:jc w:val="center"/>
+            </w:pPr>
+            <w:r>
+              <w:rPr>
+                <w:rFonts w:ascii="Times New Roman" w:hAnsi="Times New Roman" w:eastAsia="宋体"/>
+                <w:b w:val="0"/>
+                <w:sz w:val="20"/>
+              </w:rPr>
+              <w:t>满意度评价</w:t>
+            </w:r>
+          </w:p>
+        </w:tc>
+        <w:tc>
+          <w:tcPr>
+            <w:tcW w:type="dxa" w:w="1871"/>
+            <w:vAlign w:val="center"/>
+          </w:tcPr>
+          <w:p>
+            <w:pPr>
+              <w:spacing w:before="30" w:after="30" w:line="240" w:lineRule="auto"/>
+              <w:jc w:val="left"/>
+            </w:pPr>
+            <w:r>
+              <w:rPr>
+                <w:rFonts w:ascii="Times New Roman" w:hAnsi="Times New Roman" w:eastAsia="宋体"/>
+                <w:b w:val="0"/>
+                <w:sz w:val="20"/>
+              </w:rPr>
+              <w:t>科室负责人；起草过的科室回复人同时收到；审批该信的科室分管领导同时收到</w:t>
+            </w:r>
+          </w:p>
+        </w:tc>
+        <w:tc>
+          <w:tcPr>
+            <w:tcW w:type="dxa" w:w="2041"/>
+            <w:vAlign w:val="center"/>
+          </w:tcPr>
+          <w:p>
+            <w:pPr>
+              <w:spacing w:before="30" w:after="30" w:line="240" w:lineRule="auto"/>
+              <w:jc w:val="left"/>
+            </w:pPr>
+            <w:r>
+              <w:rPr>
+                <w:rFonts w:ascii="Times New Roman" w:hAnsi="Times New Roman" w:eastAsia="宋体"/>
+                <w:b w:val="0"/>
+                <w:sz w:val="20"/>
+              </w:rPr>
+              <w:t>学生对已办结来信作出评价时发送，只发系统消息。没有起草人时，不另发起草人那一份。</w:t>
+            </w:r>
+          </w:p>
+        </w:tc>
+        <w:tc>
+          <w:tcPr>
+            <w:tcW w:type="dxa" w:w="3061"/>
+            <w:vAlign w:val="center"/>
+          </w:tcPr>
+          <w:p>
+            <w:pPr>
+              <w:spacing w:before="30" w:after="30" w:line="240" w:lineRule="auto"/>
+              <w:jc w:val="left"/>
+            </w:pPr>
+            <w:r>
+              <w:rPr>
+                <w:rFonts w:ascii="Times New Roman" w:hAnsi="Times New Roman" w:eastAsia="宋体"/>
+                <w:b w:val="0"/>
+                <w:sz w:val="20"/>
+              </w:rPr>
+              <w:t>写明学生姓名、标题、编号、评分星级和评价内容，并附评价时间。未写评价内容时留空。</w:t>
+            </w:r>
+          </w:p>
+        </w:tc>
+      </w:tr>
+      <w:tr>
+        <w:tc>
+          <w:tcPr>
+            <w:tcW w:type="dxa" w:w="794"/>
+            <w:vAlign w:val="center"/>
+          </w:tcPr>
+          <w:p>
+            <w:pPr>
+              <w:spacing w:before="30" w:after="30" w:line="240" w:lineRule="auto"/>
+              <w:jc w:val="center"/>
+            </w:pPr>
+            <w:r>
+              <w:rPr>
+                <w:rFonts w:ascii="Times New Roman" w:hAnsi="Times New Roman" w:eastAsia="宋体"/>
+                <w:b w:val="0"/>
+                <w:sz w:val="20"/>
+              </w:rPr>
+              <w:t>M-25</w:t>
+            </w:r>
+          </w:p>
+        </w:tc>
+        <w:tc>
+          <w:tcPr>
+            <w:tcW w:type="dxa" w:w="1304"/>
+            <w:vAlign w:val="center"/>
+          </w:tcPr>
+          <w:p>
+            <w:pPr>
+              <w:spacing w:before="30" w:after="30" w:line="240" w:lineRule="auto"/>
+              <w:jc w:val="center"/>
+            </w:pPr>
+            <w:r>
+              <w:rPr>
+                <w:rFonts w:ascii="Times New Roman" w:hAnsi="Times New Roman" w:eastAsia="宋体"/>
+                <w:b w:val="0"/>
+                <w:sz w:val="20"/>
+              </w:rPr>
+              <w:t>回复稿已返回</w:t>
+            </w:r>
+          </w:p>
+        </w:tc>
+        <w:tc>
+          <w:tcPr>
+            <w:tcW w:type="dxa" w:w="1871"/>
+            <w:vAlign w:val="center"/>
+          </w:tcPr>
+          <w:p>
+            <w:pPr>
+              <w:spacing w:before="30" w:after="30" w:line="240" w:lineRule="auto"/>
+              <w:jc w:val="left"/>
+            </w:pPr>
+            <w:r>
+              <w:rPr>
+                <w:rFonts w:ascii="Times New Roman" w:hAnsi="Times New Roman" w:eastAsia="宋体"/>
+                <w:b w:val="0"/>
+                <w:sz w:val="20"/>
+              </w:rPr>
+              <w:t>科室负责人</w:t>
+            </w:r>
+          </w:p>
+        </w:tc>
+        <w:tc>
+          <w:tcPr>
+            <w:tcW w:type="dxa" w:w="2041"/>
+            <w:vAlign w:val="center"/>
+          </w:tcPr>
+          <w:p>
+            <w:pPr>
+              <w:spacing w:before="30" w:after="30" w:line="240" w:lineRule="auto"/>
+              <w:jc w:val="left"/>
+            </w:pPr>
+            <w:r>
+              <w:rPr>
+                <w:rFonts w:ascii="Times New Roman" w:hAnsi="Times New Roman" w:eastAsia="宋体"/>
+                <w:b w:val="0"/>
+                <w:sz w:val="20"/>
+              </w:rPr>
+              <w:t>科室回复人完成起草、把回复稿交回科室负责人时发送。科室负责人自己撰写的，不发这一条。学院意见返回不发这一条。</w:t>
+            </w:r>
+          </w:p>
+        </w:tc>
+        <w:tc>
+          <w:tcPr>
+            <w:tcW w:type="dxa" w:w="3061"/>
+            <w:vAlign w:val="center"/>
+          </w:tcPr>
+          <w:p>
+            <w:pPr>
+              <w:spacing w:before="30" w:after="30" w:line="240" w:lineRule="auto"/>
+              <w:jc w:val="left"/>
+            </w:pPr>
+            <w:r>
+              <w:rPr>
+                <w:rFonts w:ascii="Times New Roman" w:hAnsi="Times New Roman" w:eastAsia="宋体"/>
+                <w:b w:val="0"/>
+                <w:sz w:val="20"/>
+              </w:rPr>
+              <w:t>写明标题、编号和起草的科室回复人。回复稿已交回，请科室负责人确认后，提交科室分管领导审批。科室回复人不能自己提交审批，也不能直接回复学生。</w:t>
+            </w:r>
+          </w:p>
+        </w:tc>
+      </w:tr>
+    </w:tbl>
+    <w:p>
+      <w:pPr>
+        <w:pStyle w:val="Heading2"/>
+      </w:pPr>
+      <w:r>
+        <w:t>占位符</w:t>
+      </w:r>
+    </w:p>
+    <w:tbl>
+      <w:tblPr>
+        <w:tblStyle w:val="TableGrid"/>
+        <w:tblW w:type="auto" w:w="0"/>
+        <w:jc w:val="center"/>
+        <w:tblLayout w:type="fixed"/>
+        <w:tblLook w:firstColumn="1" w:firstRow="1" w:lastColumn="0" w:lastRow="0" w:noHBand="0" w:noVBand="1" w:val="04A0"/>
+        <w:tblLayout w:type="fixed"/>
+      </w:tblPr>
+      <w:tblGrid>
+        <w:gridCol w:w="4536"/>
+        <w:gridCol w:w="4536"/>
+      </w:tblGrid>
+      <w:tr>
+        <w:trPr>
+          <w:tblHeader w:val="true"/>
+        </w:trPr>
+        <w:tc>
+          <w:tcPr>
+            <w:tcW w:type="dxa" w:w="2381"/>
+            <w:vAlign w:val="center"/>
+            <w:shd w:val="clear" w:fill="DCE9F5"/>
+          </w:tcPr>
+          <w:p>
+            <w:pPr>
+              <w:spacing w:before="30" w:after="30" w:line="240" w:lineRule="auto"/>
+              <w:jc w:val="center"/>
+            </w:pPr>
+            <w:r>
+              <w:rPr>
+                <w:rFonts w:ascii="Times New Roman" w:hAnsi="Times New Roman" w:eastAsia="黑体"/>
+                <w:b/>
+                <w:color w:val="1F5C99"/>
+                <w:sz w:val="20"/>
+              </w:rPr>
+              <w:t>占位符</w:t>
+            </w:r>
+          </w:p>
+        </w:tc>
+        <w:tc>
+          <w:tcPr>
+            <w:tcW w:type="dxa" w:w="6690"/>
+            <w:vAlign w:val="center"/>
+            <w:shd w:val="clear" w:fill="DCE9F5"/>
+          </w:tcPr>
+          <w:p>
+            <w:pPr>
+              <w:spacing w:before="30" w:after="30" w:line="240" w:lineRule="auto"/>
+              <w:jc w:val="center"/>
+            </w:pPr>
+            <w:r>
+              <w:rPr>
+                <w:rFonts w:ascii="Times New Roman" w:hAnsi="Times New Roman" w:eastAsia="黑体"/>
+                <w:b/>
+                <w:color w:val="1F5C99"/>
+                <w:sz w:val="20"/>
+              </w:rPr>
+              <w:t>发送时填入</w:t>
+            </w:r>
+          </w:p>
+        </w:tc>
+      </w:tr>
+      <w:tr>
+        <w:tc>
+          <w:tcPr>
+            <w:tcW w:type="dxa" w:w="2381"/>
+            <w:vAlign w:val="center"/>
+          </w:tcPr>
+          <w:p>
+            <w:pPr>
+              <w:spacing w:before="30" w:after="30" w:line="240" w:lineRule="auto"/>
+              <w:jc w:val="center"/>
+            </w:pPr>
+            <w:r>
+              <w:rPr>
+                <w:rFonts w:ascii="Times New Roman" w:hAnsi="Times New Roman" w:eastAsia="宋体"/>
+                <w:b w:val="0"/>
+                <w:sz w:val="20"/>
+              </w:rPr>
+              <w:t>{姓名}</w:t>
+            </w:r>
+          </w:p>
+        </w:tc>
+        <w:tc>
+          <w:tcPr>
+            <w:tcW w:type="dxa" w:w="6690"/>
+            <w:vAlign w:val="center"/>
+          </w:tcPr>
+          <w:p>
+            <w:pPr>
+              <w:spacing w:before="30" w:after="30" w:line="240" w:lineRule="auto"/>
+              <w:jc w:val="left"/>
+            </w:pPr>
+            <w:r>
+              <w:rPr>
+                <w:rFonts w:ascii="Times New Roman" w:hAnsi="Times New Roman" w:eastAsia="宋体"/>
+                <w:b w:val="0"/>
+                <w:sz w:val="20"/>
+              </w:rPr>
+              <w:t>来信学生姓名</w:t>
+            </w:r>
+          </w:p>
+        </w:tc>
+      </w:tr>
+      <w:tr>
+        <w:tc>
+          <w:tcPr>
+            <w:tcW w:type="dxa" w:w="2381"/>
+            <w:vAlign w:val="center"/>
+          </w:tcPr>
+          <w:p>
+            <w:pPr>
+              <w:spacing w:before="30" w:after="30" w:line="240" w:lineRule="auto"/>
+              <w:jc w:val="center"/>
+            </w:pPr>
+            <w:r>
+              <w:rPr>
+                <w:rFonts w:ascii="Times New Roman" w:hAnsi="Times New Roman" w:eastAsia="宋体"/>
+                <w:b w:val="0"/>
+                <w:sz w:val="20"/>
+              </w:rPr>
+              <w:t>{所在单位}</w:t>
+            </w:r>
+          </w:p>
+        </w:tc>
+        <w:tc>
+          <w:tcPr>
+            <w:tcW w:type="dxa" w:w="6690"/>
+            <w:vAlign w:val="center"/>
+          </w:tcPr>
+          <w:p>
+            <w:pPr>
+              <w:spacing w:before="30" w:after="30" w:line="240" w:lineRule="auto"/>
+              <w:jc w:val="left"/>
+            </w:pPr>
+            <w:r>
+              <w:rPr>
+                <w:rFonts w:ascii="Times New Roman" w:hAnsi="Times New Roman" w:eastAsia="宋体"/>
+                <w:b w:val="0"/>
+                <w:sz w:val="20"/>
+              </w:rPr>
+              <w:t>学生所在学院</w:t>
+            </w:r>
+          </w:p>
+        </w:tc>
+      </w:tr>
+      <w:tr>
+        <w:tc>
+          <w:tcPr>
+            <w:tcW w:type="dxa" w:w="2381"/>
+            <w:vAlign w:val="center"/>
+          </w:tcPr>
+          <w:p>
+            <w:pPr>
+              <w:spacing w:before="30" w:after="30" w:line="240" w:lineRule="auto"/>
+              <w:jc w:val="center"/>
+            </w:pPr>
+            <w:r>
+              <w:rPr>
+                <w:rFonts w:ascii="Times New Roman" w:hAnsi="Times New Roman" w:eastAsia="宋体"/>
+                <w:b w:val="0"/>
+                <w:sz w:val="20"/>
+              </w:rPr>
+              <w:t>{事务分类}</w:t>
+            </w:r>
+          </w:p>
+        </w:tc>
+        <w:tc>
+          <w:tcPr>
+            <w:tcW w:type="dxa" w:w="6690"/>
+            <w:vAlign w:val="center"/>
+          </w:tcPr>
+          <w:p>
+            <w:pPr>
+              <w:spacing w:before="30" w:after="30" w:line="240" w:lineRule="auto"/>
+              <w:jc w:val="left"/>
+            </w:pPr>
+            <w:r>
+              <w:rPr>
+                <w:rFonts w:ascii="Times New Roman" w:hAnsi="Times New Roman" w:eastAsia="宋体"/>
+                <w:b w:val="0"/>
+                <w:sz w:val="20"/>
+              </w:rPr>
+              <w:t>学生写信时选择的事务分类，只用于写信和统计</w:t>
+            </w:r>
+          </w:p>
+        </w:tc>
+      </w:tr>
+      <w:tr>
+        <w:tc>
+          <w:tcPr>
+            <w:tcW w:type="dxa" w:w="2381"/>
+            <w:vAlign w:val="center"/>
+          </w:tcPr>
+          <w:p>
+            <w:pPr>
+              <w:spacing w:before="30" w:after="30" w:line="240" w:lineRule="auto"/>
+              <w:jc w:val="center"/>
+            </w:pPr>
+            <w:r>
+              <w:rPr>
+                <w:rFonts w:ascii="Times New Roman" w:hAnsi="Times New Roman" w:eastAsia="宋体"/>
+                <w:b w:val="0"/>
+                <w:sz w:val="20"/>
+              </w:rPr>
+              <w:t>{标题}</w:t>
+            </w:r>
+          </w:p>
+        </w:tc>
+        <w:tc>
+          <w:tcPr>
+            <w:tcW w:type="dxa" w:w="6690"/>
+            <w:vAlign w:val="center"/>
+          </w:tcPr>
+          <w:p>
+            <w:pPr>
+              <w:spacing w:before="30" w:after="30" w:line="240" w:lineRule="auto"/>
+              <w:jc w:val="left"/>
+            </w:pPr>
+            <w:r>
+              <w:rPr>
+                <w:rFonts w:ascii="Times New Roman" w:hAnsi="Times New Roman" w:eastAsia="宋体"/>
+                <w:b w:val="0"/>
+                <w:sz w:val="20"/>
+              </w:rPr>
+              <w:t>来信标题</w:t>
+            </w:r>
+          </w:p>
+        </w:tc>
+      </w:tr>
+      <w:tr>
+        <w:tc>
+          <w:tcPr>
+            <w:tcW w:type="dxa" w:w="2381"/>
+            <w:vAlign w:val="center"/>
+          </w:tcPr>
+          <w:p>
+            <w:pPr>
+              <w:spacing w:before="30" w:after="30" w:line="240" w:lineRule="auto"/>
+              <w:jc w:val="center"/>
+            </w:pPr>
+            <w:r>
+              <w:rPr>
+                <w:rFonts w:ascii="Times New Roman" w:hAnsi="Times New Roman" w:eastAsia="宋体"/>
+                <w:b w:val="0"/>
+                <w:sz w:val="20"/>
+              </w:rPr>
+              <w:t>{编号}</w:t>
+            </w:r>
+          </w:p>
+        </w:tc>
+        <w:tc>
+          <w:tcPr>
+            <w:tcW w:type="dxa" w:w="6690"/>
+            <w:vAlign w:val="center"/>
+          </w:tcPr>
+          <w:p>
+            <w:pPr>
+              <w:spacing w:before="30" w:after="30" w:line="240" w:lineRule="auto"/>
+              <w:jc w:val="left"/>
+            </w:pPr>
+            <w:r>
+              <w:rPr>
+                <w:rFonts w:ascii="Times New Roman" w:hAnsi="Times New Roman" w:eastAsia="宋体"/>
+                <w:b w:val="0"/>
+                <w:sz w:val="20"/>
+              </w:rPr>
+              <w:t>信件编号</w:t>
+            </w:r>
+          </w:p>
+        </w:tc>
+      </w:tr>
+      <w:tr>
+        <w:tc>
+          <w:tcPr>
+            <w:tcW w:type="dxa" w:w="2381"/>
+            <w:vAlign w:val="center"/>
+          </w:tcPr>
+          <w:p>
+            <w:pPr>
+              <w:spacing w:before="30" w:after="30" w:line="240" w:lineRule="auto"/>
+              <w:jc w:val="center"/>
+            </w:pPr>
+            <w:r>
+              <w:rPr>
+                <w:rFonts w:ascii="Times New Roman" w:hAnsi="Times New Roman" w:eastAsia="宋体"/>
+                <w:b w:val="0"/>
+                <w:sz w:val="20"/>
+              </w:rPr>
+              <w:t>{来信时间}</w:t>
+            </w:r>
+          </w:p>
+        </w:tc>
+        <w:tc>
+          <w:tcPr>
+            <w:tcW w:type="dxa" w:w="6690"/>
+            <w:vAlign w:val="center"/>
+          </w:tcPr>
+          <w:p>
+            <w:pPr>
+              <w:spacing w:before="30" w:after="30" w:line="240" w:lineRule="auto"/>
+              <w:jc w:val="left"/>
+            </w:pPr>
+            <w:r>
+              <w:rPr>
+                <w:rFonts w:ascii="Times New Roman" w:hAnsi="Times New Roman" w:eastAsia="宋体"/>
+                <w:b w:val="0"/>
+                <w:sz w:val="20"/>
+              </w:rPr>
+              <w:t>学生提交时间</w:t>
+            </w:r>
+          </w:p>
+        </w:tc>
+      </w:tr>
+      <w:tr>
+        <w:tc>
+          <w:tcPr>
+            <w:tcW w:type="dxa" w:w="2381"/>
+            <w:vAlign w:val="center"/>
+          </w:tcPr>
+          <w:p>
+            <w:pPr>
+              <w:spacing w:before="30" w:after="30" w:line="240" w:lineRule="auto"/>
+              <w:jc w:val="center"/>
+            </w:pPr>
+            <w:r>
+              <w:rPr>
+                <w:rFonts w:ascii="Times New Roman" w:hAnsi="Times New Roman" w:eastAsia="宋体"/>
+                <w:b w:val="0"/>
+                <w:sz w:val="20"/>
+              </w:rPr>
+              <w:t>{回执时间}</w:t>
+            </w:r>
+          </w:p>
+        </w:tc>
+        <w:tc>
+          <w:tcPr>
+            <w:tcW w:type="dxa" w:w="6690"/>
+            <w:vAlign w:val="center"/>
+          </w:tcPr>
+          <w:p>
+            <w:pPr>
+              <w:spacing w:before="30" w:after="30" w:line="240" w:lineRule="auto"/>
+              <w:jc w:val="left"/>
+            </w:pPr>
+            <w:r>
+              <w:rPr>
+                <w:rFonts w:ascii="Times New Roman" w:hAnsi="Times New Roman" w:eastAsia="宋体"/>
+                <w:b w:val="0"/>
+                <w:sz w:val="20"/>
+              </w:rPr>
+              <w:t>收悉回执发出时间</w:t>
+            </w:r>
+          </w:p>
+        </w:tc>
+      </w:tr>
+      <w:tr>
+        <w:tc>
+          <w:tcPr>
+            <w:tcW w:type="dxa" w:w="2381"/>
+            <w:vAlign w:val="center"/>
+          </w:tcPr>
+          <w:p>
+            <w:pPr>
+              <w:spacing w:before="30" w:after="30" w:line="240" w:lineRule="auto"/>
+              <w:jc w:val="center"/>
+            </w:pPr>
+            <w:r>
+              <w:rPr>
+                <w:rFonts w:ascii="Times New Roman" w:hAnsi="Times New Roman" w:eastAsia="宋体"/>
+                <w:b w:val="0"/>
+                <w:sz w:val="20"/>
+              </w:rPr>
+              <w:t>{答复时间}</w:t>
+            </w:r>
+          </w:p>
+        </w:tc>
+        <w:tc>
+          <w:tcPr>
+            <w:tcW w:type="dxa" w:w="6690"/>
+            <w:vAlign w:val="center"/>
+          </w:tcPr>
+          <w:p>
+            <w:pPr>
+              <w:spacing w:before="30" w:after="30" w:line="240" w:lineRule="auto"/>
+              <w:jc w:val="left"/>
+            </w:pPr>
+            <w:r>
+              <w:rPr>
+                <w:rFonts w:ascii="Times New Roman" w:hAnsi="Times New Roman" w:eastAsia="宋体"/>
+                <w:b w:val="0"/>
+                <w:sz w:val="20"/>
+              </w:rPr>
+              <w:t>科室负责人确认发送、正式答复发出的时间</w:t>
+            </w:r>
+          </w:p>
+        </w:tc>
+      </w:tr>
+      <w:tr>
+        <w:tc>
+          <w:tcPr>
+            <w:tcW w:type="dxa" w:w="2381"/>
+            <w:vAlign w:val="center"/>
+          </w:tcPr>
+          <w:p>
+            <w:pPr>
+              <w:spacing w:before="30" w:after="30" w:line="240" w:lineRule="auto"/>
+              <w:jc w:val="center"/>
+            </w:pPr>
+            <w:r>
+              <w:rPr>
+                <w:rFonts w:ascii="Times New Roman" w:hAnsi="Times New Roman" w:eastAsia="宋体"/>
+                <w:b w:val="0"/>
+                <w:sz w:val="20"/>
+              </w:rPr>
+              <w:t>{承办科室}</w:t>
+            </w:r>
+          </w:p>
+        </w:tc>
+        <w:tc>
+          <w:tcPr>
+            <w:tcW w:type="dxa" w:w="6690"/>
+            <w:vAlign w:val="center"/>
+          </w:tcPr>
+          <w:p>
+            <w:pPr>
+              <w:spacing w:before="30" w:after="30" w:line="240" w:lineRule="auto"/>
+              <w:jc w:val="left"/>
+            </w:pPr>
+            <w:r>
+              <w:rPr>
+                <w:rFonts w:ascii="Times New Roman" w:hAnsi="Times New Roman" w:eastAsia="宋体"/>
+                <w:b w:val="0"/>
+                <w:sz w:val="20"/>
+              </w:rPr>
+              <w:t>综合办指定的负责科室</w:t>
+            </w:r>
+          </w:p>
+        </w:tc>
+      </w:tr>
+      <w:tr>
+        <w:tc>
+          <w:tcPr>
+            <w:tcW w:type="dxa" w:w="2381"/>
+            <w:vAlign w:val="center"/>
+          </w:tcPr>
+          <w:p>
+            <w:pPr>
+              <w:spacing w:before="30" w:after="30" w:line="240" w:lineRule="auto"/>
+              <w:jc w:val="center"/>
+            </w:pPr>
+            <w:r>
+              <w:rPr>
+                <w:rFonts w:ascii="Times New Roman" w:hAnsi="Times New Roman" w:eastAsia="宋体"/>
+                <w:b w:val="0"/>
+                <w:sz w:val="20"/>
+              </w:rPr>
+              <w:t>{原承办科室}</w:t>
+            </w:r>
+          </w:p>
+        </w:tc>
+        <w:tc>
+          <w:tcPr>
+            <w:tcW w:type="dxa" w:w="6690"/>
+            <w:vAlign w:val="center"/>
+          </w:tcPr>
+          <w:p>
+            <w:pPr>
+              <w:spacing w:before="30" w:after="30" w:line="240" w:lineRule="auto"/>
+              <w:jc w:val="left"/>
+            </w:pPr>
+            <w:r>
+              <w:rPr>
+                <w:rFonts w:ascii="Times New Roman" w:hAnsi="Times New Roman" w:eastAsia="宋体"/>
+                <w:b w:val="0"/>
+                <w:sz w:val="20"/>
+              </w:rPr>
+              <w:t>改派前的科室</w:t>
+            </w:r>
+          </w:p>
+        </w:tc>
+      </w:tr>
+      <w:tr>
+        <w:tc>
+          <w:tcPr>
+            <w:tcW w:type="dxa" w:w="2381"/>
+            <w:vAlign w:val="center"/>
+          </w:tcPr>
+          <w:p>
+            <w:pPr>
+              <w:spacing w:before="30" w:after="30" w:line="240" w:lineRule="auto"/>
+              <w:jc w:val="center"/>
+            </w:pPr>
+            <w:r>
+              <w:rPr>
+                <w:rFonts w:ascii="Times New Roman" w:hAnsi="Times New Roman" w:eastAsia="宋体"/>
+                <w:b w:val="0"/>
+                <w:sz w:val="20"/>
+              </w:rPr>
+              <w:t>{分派说明}</w:t>
+            </w:r>
+          </w:p>
+        </w:tc>
+        <w:tc>
+          <w:tcPr>
+            <w:tcW w:type="dxa" w:w="6690"/>
+            <w:vAlign w:val="center"/>
+          </w:tcPr>
+          <w:p>
+            <w:pPr>
+              <w:spacing w:before="30" w:after="30" w:line="240" w:lineRule="auto"/>
+              <w:jc w:val="left"/>
+            </w:pPr>
+            <w:r>
+              <w:rPr>
+                <w:rFonts w:ascii="Times New Roman" w:hAnsi="Times New Roman" w:eastAsia="宋体"/>
+                <w:b w:val="0"/>
+                <w:sz w:val="20"/>
+              </w:rPr>
+              <w:t>综合办填写的说明；未填写时为「无」</w:t>
+            </w:r>
+          </w:p>
+        </w:tc>
+      </w:tr>
+      <w:tr>
+        <w:tc>
+          <w:tcPr>
+            <w:tcW w:type="dxa" w:w="2381"/>
+            <w:vAlign w:val="center"/>
+          </w:tcPr>
+          <w:p>
+            <w:pPr>
+              <w:spacing w:before="30" w:after="30" w:line="240" w:lineRule="auto"/>
+              <w:jc w:val="center"/>
+            </w:pPr>
+            <w:r>
+              <w:rPr>
+                <w:rFonts w:ascii="Times New Roman" w:hAnsi="Times New Roman" w:eastAsia="宋体"/>
+                <w:b w:val="0"/>
+                <w:sz w:val="20"/>
+              </w:rPr>
+              <w:t>{科室负责人}</w:t>
+            </w:r>
+          </w:p>
+        </w:tc>
+        <w:tc>
+          <w:tcPr>
+            <w:tcW w:type="dxa" w:w="6690"/>
+            <w:vAlign w:val="center"/>
+          </w:tcPr>
+          <w:p>
+            <w:pPr>
+              <w:spacing w:before="30" w:after="30" w:line="240" w:lineRule="auto"/>
+              <w:jc w:val="left"/>
+            </w:pPr>
+            <w:r>
+              <w:rPr>
+                <w:rFonts w:ascii="Times New Roman" w:hAnsi="Times New Roman" w:eastAsia="宋体"/>
+                <w:b w:val="0"/>
+                <w:sz w:val="20"/>
+              </w:rPr>
+              <w:t>承办科室的科室负责人姓名</w:t>
+            </w:r>
+          </w:p>
+        </w:tc>
+      </w:tr>
+      <w:tr>
+        <w:tc>
+          <w:tcPr>
+            <w:tcW w:type="dxa" w:w="2381"/>
+            <w:vAlign w:val="center"/>
+          </w:tcPr>
+          <w:p>
+            <w:pPr>
+              <w:spacing w:before="30" w:after="30" w:line="240" w:lineRule="auto"/>
+              <w:jc w:val="center"/>
+            </w:pPr>
+            <w:r>
+              <w:rPr>
+                <w:rFonts w:ascii="Times New Roman" w:hAnsi="Times New Roman" w:eastAsia="宋体"/>
+                <w:b w:val="0"/>
+                <w:sz w:val="20"/>
+              </w:rPr>
+              <w:t>{科室回复人}</w:t>
+            </w:r>
+          </w:p>
+        </w:tc>
+        <w:tc>
+          <w:tcPr>
+            <w:tcW w:type="dxa" w:w="6690"/>
+            <w:vAlign w:val="center"/>
+          </w:tcPr>
+          <w:p>
+            <w:pPr>
+              <w:spacing w:before="30" w:after="30" w:line="240" w:lineRule="auto"/>
+              <w:jc w:val="left"/>
+            </w:pPr>
+            <w:r>
+              <w:rPr>
+                <w:rFonts w:ascii="Times New Roman" w:hAnsi="Times New Roman" w:eastAsia="宋体"/>
+                <w:b w:val="0"/>
+                <w:sz w:val="20"/>
+              </w:rPr>
+              <w:t>被指定起草的科室回复人姓名</w:t>
+            </w:r>
+          </w:p>
+        </w:tc>
+      </w:tr>
+      <w:tr>
+        <w:tc>
+          <w:tcPr>
+            <w:tcW w:type="dxa" w:w="2381"/>
+            <w:vAlign w:val="center"/>
+          </w:tcPr>
+          <w:p>
+            <w:pPr>
+              <w:spacing w:before="30" w:after="30" w:line="240" w:lineRule="auto"/>
+              <w:jc w:val="center"/>
+            </w:pPr>
+            <w:r>
+              <w:rPr>
+                <w:rFonts w:ascii="Times New Roman" w:hAnsi="Times New Roman" w:eastAsia="宋体"/>
+                <w:b w:val="0"/>
+                <w:sz w:val="20"/>
+              </w:rPr>
+              <w:t>{原科室回复人}</w:t>
+            </w:r>
+          </w:p>
+        </w:tc>
+        <w:tc>
+          <w:tcPr>
+            <w:tcW w:type="dxa" w:w="6690"/>
+            <w:vAlign w:val="center"/>
+          </w:tcPr>
+          <w:p>
+            <w:pPr>
+              <w:spacing w:before="30" w:after="30" w:line="240" w:lineRule="auto"/>
+              <w:jc w:val="left"/>
+            </w:pPr>
+            <w:r>
+              <w:rPr>
+                <w:rFonts w:ascii="Times New Roman" w:hAnsi="Times New Roman" w:eastAsia="宋体"/>
+                <w:b w:val="0"/>
+                <w:sz w:val="20"/>
+              </w:rPr>
+              <w:t>更换前的起草人姓名</w:t>
+            </w:r>
+          </w:p>
+        </w:tc>
+      </w:tr>
+      <w:tr>
+        <w:tc>
+          <w:tcPr>
+            <w:tcW w:type="dxa" w:w="2381"/>
+            <w:vAlign w:val="center"/>
+          </w:tcPr>
+          <w:p>
+            <w:pPr>
+              <w:spacing w:before="30" w:after="30" w:line="240" w:lineRule="auto"/>
+              <w:jc w:val="center"/>
+            </w:pPr>
+            <w:r>
+              <w:rPr>
+                <w:rFonts w:ascii="Times New Roman" w:hAnsi="Times New Roman" w:eastAsia="宋体"/>
+                <w:b w:val="0"/>
+                <w:sz w:val="20"/>
+              </w:rPr>
+              <w:t>{副书记}</w:t>
+            </w:r>
+          </w:p>
+        </w:tc>
+        <w:tc>
+          <w:tcPr>
+            <w:tcW w:type="dxa" w:w="6690"/>
+            <w:vAlign w:val="center"/>
+          </w:tcPr>
+          <w:p>
+            <w:pPr>
+              <w:spacing w:before="30" w:after="30" w:line="240" w:lineRule="auto"/>
+              <w:jc w:val="left"/>
+            </w:pPr>
+            <w:r>
+              <w:rPr>
+                <w:rFonts w:ascii="Times New Roman" w:hAnsi="Times New Roman" w:eastAsia="宋体"/>
+                <w:b w:val="0"/>
+                <w:sz w:val="20"/>
+              </w:rPr>
+              <w:t>学生所在学院的副书记姓名</w:t>
+            </w:r>
+          </w:p>
+        </w:tc>
+      </w:tr>
+      <w:tr>
+        <w:tc>
+          <w:tcPr>
+            <w:tcW w:type="dxa" w:w="2381"/>
+            <w:vAlign w:val="center"/>
+          </w:tcPr>
+          <w:p>
+            <w:pPr>
+              <w:spacing w:before="30" w:after="30" w:line="240" w:lineRule="auto"/>
+              <w:jc w:val="center"/>
+            </w:pPr>
+            <w:r>
+              <w:rPr>
+                <w:rFonts w:ascii="Times New Roman" w:hAnsi="Times New Roman" w:eastAsia="宋体"/>
+                <w:b w:val="0"/>
+                <w:sz w:val="20"/>
+              </w:rPr>
+              <w:t>{办结时限}</w:t>
+            </w:r>
+          </w:p>
+        </w:tc>
+        <w:tc>
+          <w:tcPr>
+            <w:tcW w:type="dxa" w:w="6690"/>
+            <w:vAlign w:val="center"/>
+          </w:tcPr>
+          <w:p>
+            <w:pPr>
+              <w:spacing w:before="30" w:after="30" w:line="240" w:lineRule="auto"/>
+              <w:jc w:val="left"/>
+            </w:pPr>
+            <w:r>
+              <w:rPr>
+                <w:rFonts w:ascii="Times New Roman" w:hAnsi="Times New Roman" w:eastAsia="宋体"/>
+                <w:b w:val="0"/>
+                <w:sz w:val="20"/>
+              </w:rPr>
+              <w:t>本件应当办结的时限</w:t>
+            </w:r>
+          </w:p>
+        </w:tc>
+      </w:tr>
+      <w:tr>
+        <w:tc>
+          <w:tcPr>
+            <w:tcW w:type="dxa" w:w="2381"/>
+            <w:vAlign w:val="center"/>
+          </w:tcPr>
+          <w:p>
+            <w:pPr>
+              <w:spacing w:before="30" w:after="30" w:line="240" w:lineRule="auto"/>
+              <w:jc w:val="center"/>
+            </w:pPr>
+            <w:r>
+              <w:rPr>
+                <w:rFonts w:ascii="Times New Roman" w:hAnsi="Times New Roman" w:eastAsia="宋体"/>
+                <w:b w:val="0"/>
+                <w:sz w:val="20"/>
+              </w:rPr>
+              <w:t>{剩余天数}</w:t>
+            </w:r>
+          </w:p>
+        </w:tc>
+        <w:tc>
+          <w:tcPr>
+            <w:tcW w:type="dxa" w:w="6690"/>
+            <w:vAlign w:val="center"/>
+          </w:tcPr>
+          <w:p>
+            <w:pPr>
+              <w:spacing w:before="30" w:after="30" w:line="240" w:lineRule="auto"/>
+              <w:jc w:val="left"/>
+            </w:pPr>
+            <w:r>
+              <w:rPr>
+                <w:rFonts w:ascii="Times New Roman" w:hAnsi="Times New Roman" w:eastAsia="宋体"/>
+                <w:b w:val="0"/>
+                <w:sz w:val="20"/>
+              </w:rPr>
+              <w:t>距办结时限还剩的天数；已到期记为 0</w:t>
+            </w:r>
+          </w:p>
+        </w:tc>
+      </w:tr>
+      <w:tr>
+        <w:tc>
+          <w:tcPr>
+            <w:tcW w:type="dxa" w:w="2381"/>
+            <w:vAlign w:val="center"/>
+          </w:tcPr>
+          <w:p>
+            <w:pPr>
+              <w:spacing w:before="30" w:after="30" w:line="240" w:lineRule="auto"/>
+              <w:jc w:val="center"/>
+            </w:pPr>
+            <w:r>
+              <w:rPr>
+                <w:rFonts w:ascii="Times New Roman" w:hAnsi="Times New Roman" w:eastAsia="宋体"/>
+                <w:b w:val="0"/>
+                <w:sz w:val="20"/>
+              </w:rPr>
+              <w:t>{已过天数}</w:t>
+            </w:r>
+          </w:p>
+        </w:tc>
+        <w:tc>
+          <w:tcPr>
+            <w:tcW w:type="dxa" w:w="6690"/>
+            <w:vAlign w:val="center"/>
+          </w:tcPr>
+          <w:p>
+            <w:pPr>
+              <w:spacing w:before="30" w:after="30" w:line="240" w:lineRule="auto"/>
+              <w:jc w:val="left"/>
+            </w:pPr>
+            <w:r>
+              <w:rPr>
+                <w:rFonts w:ascii="Times New Roman" w:hAnsi="Times New Roman" w:eastAsia="宋体"/>
+                <w:b w:val="0"/>
+                <w:sz w:val="20"/>
+              </w:rPr>
+              <w:t>自来信或重新办理起已经过的天数</w:t>
+            </w:r>
+          </w:p>
+        </w:tc>
+      </w:tr>
+      <w:tr>
+        <w:tc>
+          <w:tcPr>
+            <w:tcW w:type="dxa" w:w="2381"/>
+            <w:vAlign w:val="center"/>
+          </w:tcPr>
+          <w:p>
+            <w:pPr>
+              <w:spacing w:before="30" w:after="30" w:line="240" w:lineRule="auto"/>
+              <w:jc w:val="center"/>
+            </w:pPr>
+            <w:r>
+              <w:rPr>
+                <w:rFonts w:ascii="Times New Roman" w:hAnsi="Times New Roman" w:eastAsia="宋体"/>
+                <w:b w:val="0"/>
+                <w:sz w:val="20"/>
+              </w:rPr>
+              <w:t>{超期天数}</w:t>
+            </w:r>
+          </w:p>
+        </w:tc>
+        <w:tc>
+          <w:tcPr>
+            <w:tcW w:type="dxa" w:w="6690"/>
+            <w:vAlign w:val="center"/>
+          </w:tcPr>
+          <w:p>
+            <w:pPr>
+              <w:spacing w:before="30" w:after="30" w:line="240" w:lineRule="auto"/>
+              <w:jc w:val="left"/>
+            </w:pPr>
+            <w:r>
+              <w:rPr>
+                <w:rFonts w:ascii="Times New Roman" w:hAnsi="Times New Roman" w:eastAsia="宋体"/>
+                <w:b w:val="0"/>
+                <w:sz w:val="20"/>
+              </w:rPr>
+              <w:t>超出办结时限的天数</w:t>
+            </w:r>
+          </w:p>
+        </w:tc>
+      </w:tr>
+      <w:tr>
+        <w:tc>
+          <w:tcPr>
+            <w:tcW w:type="dxa" w:w="2381"/>
+            <w:vAlign w:val="center"/>
+          </w:tcPr>
+          <w:p>
+            <w:pPr>
+              <w:spacing w:before="30" w:after="30" w:line="240" w:lineRule="auto"/>
+              <w:jc w:val="center"/>
+            </w:pPr>
+            <w:r>
+              <w:rPr>
+                <w:rFonts w:ascii="Times New Roman" w:hAnsi="Times New Roman" w:eastAsia="宋体"/>
+                <w:b w:val="0"/>
+                <w:sz w:val="20"/>
+              </w:rPr>
+              <w:t>{审批意见}</w:t>
+            </w:r>
+          </w:p>
+        </w:tc>
+        <w:tc>
+          <w:tcPr>
+            <w:tcW w:type="dxa" w:w="6690"/>
+            <w:vAlign w:val="center"/>
+          </w:tcPr>
+          <w:p>
+            <w:pPr>
+              <w:spacing w:before="30" w:after="30" w:line="240" w:lineRule="auto"/>
+              <w:jc w:val="left"/>
+            </w:pPr>
+            <w:r>
+              <w:rPr>
+                <w:rFonts w:ascii="Times New Roman" w:hAnsi="Times New Roman" w:eastAsia="宋体"/>
+                <w:b w:val="0"/>
+                <w:sz w:val="20"/>
+              </w:rPr>
+              <w:t>科室分管领导退回时填写的意见；未填写时为「无」</w:t>
+            </w:r>
+          </w:p>
+        </w:tc>
+      </w:tr>
+      <w:tr>
+        <w:tc>
+          <w:tcPr>
+            <w:tcW w:type="dxa" w:w="2381"/>
+            <w:vAlign w:val="center"/>
+          </w:tcPr>
+          <w:p>
+            <w:pPr>
+              <w:spacing w:before="30" w:after="30" w:line="240" w:lineRule="auto"/>
+              <w:jc w:val="center"/>
+            </w:pPr>
+            <w:r>
+              <w:rPr>
+                <w:rFonts w:ascii="Times New Roman" w:hAnsi="Times New Roman" w:eastAsia="宋体"/>
+                <w:b w:val="0"/>
+                <w:sz w:val="20"/>
+              </w:rPr>
+              <w:t>{处理意见}</w:t>
+            </w:r>
+          </w:p>
+        </w:tc>
+        <w:tc>
+          <w:tcPr>
+            <w:tcW w:type="dxa" w:w="6690"/>
+            <w:vAlign w:val="center"/>
+          </w:tcPr>
+          <w:p>
+            <w:pPr>
+              <w:spacing w:before="30" w:after="30" w:line="240" w:lineRule="auto"/>
+              <w:jc w:val="left"/>
+            </w:pPr>
+            <w:r>
+              <w:rPr>
+                <w:rFonts w:ascii="Times New Roman" w:hAnsi="Times New Roman" w:eastAsia="宋体"/>
+                <w:b w:val="0"/>
+                <w:sz w:val="20"/>
+              </w:rPr>
+              <w:t>学院副书记写回的处理意见</w:t>
+            </w:r>
+          </w:p>
+        </w:tc>
+      </w:tr>
+      <w:tr>
+        <w:tc>
+          <w:tcPr>
+            <w:tcW w:type="dxa" w:w="2381"/>
+            <w:vAlign w:val="center"/>
+          </w:tcPr>
+          <w:p>
+            <w:pPr>
+              <w:spacing w:before="30" w:after="30" w:line="240" w:lineRule="auto"/>
+              <w:jc w:val="center"/>
+            </w:pPr>
+            <w:r>
+              <w:rPr>
+                <w:rFonts w:ascii="Times New Roman" w:hAnsi="Times New Roman" w:eastAsia="宋体"/>
+                <w:b w:val="0"/>
+                <w:sz w:val="20"/>
+              </w:rPr>
+              <w:t>{当前办理人}</w:t>
+            </w:r>
+          </w:p>
+        </w:tc>
+        <w:tc>
+          <w:tcPr>
+            <w:tcW w:type="dxa" w:w="6690"/>
+            <w:vAlign w:val="center"/>
+          </w:tcPr>
+          <w:p>
+            <w:pPr>
+              <w:spacing w:before="30" w:after="30" w:line="240" w:lineRule="auto"/>
+              <w:jc w:val="left"/>
+            </w:pPr>
+            <w:r>
+              <w:rPr>
+                <w:rFonts w:ascii="Times New Roman" w:hAnsi="Times New Roman" w:eastAsia="宋体"/>
+                <w:b w:val="0"/>
+                <w:sz w:val="20"/>
+              </w:rPr>
+              <w:t>按办理环节确定的接收人</w:t>
+            </w:r>
+          </w:p>
+        </w:tc>
+      </w:tr>
+      <w:tr>
+        <w:tc>
+          <w:tcPr>
+            <w:tcW w:type="dxa" w:w="2381"/>
+            <w:vAlign w:val="center"/>
+          </w:tcPr>
+          <w:p>
+            <w:pPr>
+              <w:spacing w:before="30" w:after="30" w:line="240" w:lineRule="auto"/>
+              <w:jc w:val="center"/>
+            </w:pPr>
+            <w:r>
+              <w:rPr>
+                <w:rFonts w:ascii="Times New Roman" w:hAnsi="Times New Roman" w:eastAsia="宋体"/>
+                <w:b w:val="0"/>
+                <w:sz w:val="20"/>
+              </w:rPr>
+              <w:t>{催办时间}</w:t>
+            </w:r>
+          </w:p>
+        </w:tc>
+        <w:tc>
+          <w:tcPr>
+            <w:tcW w:type="dxa" w:w="6690"/>
+            <w:vAlign w:val="center"/>
+          </w:tcPr>
+          <w:p>
+            <w:pPr>
+              <w:spacing w:before="30" w:after="30" w:line="240" w:lineRule="auto"/>
+              <w:jc w:val="left"/>
+            </w:pPr>
+            <w:r>
+              <w:rPr>
+                <w:rFonts w:ascii="Times New Roman" w:hAnsi="Times New Roman" w:eastAsia="宋体"/>
+                <w:b w:val="0"/>
+                <w:sz w:val="20"/>
+              </w:rPr>
+              <w:t>催办或督办发出的时间</w:t>
+            </w:r>
+          </w:p>
+        </w:tc>
+      </w:tr>
+      <w:tr>
+        <w:tc>
+          <w:tcPr>
+            <w:tcW w:type="dxa" w:w="2381"/>
+            <w:vAlign w:val="center"/>
+          </w:tcPr>
+          <w:p>
+            <w:pPr>
+              <w:spacing w:before="30" w:after="30" w:line="240" w:lineRule="auto"/>
+              <w:jc w:val="center"/>
+            </w:pPr>
+            <w:r>
+              <w:rPr>
+                <w:rFonts w:ascii="Times New Roman" w:hAnsi="Times New Roman" w:eastAsia="宋体"/>
+                <w:b w:val="0"/>
+                <w:sz w:val="20"/>
+              </w:rPr>
+              <w:t>{提醒时间}</w:t>
+            </w:r>
+          </w:p>
+        </w:tc>
+        <w:tc>
+          <w:tcPr>
+            <w:tcW w:type="dxa" w:w="6690"/>
+            <w:vAlign w:val="center"/>
+          </w:tcPr>
+          <w:p>
+            <w:pPr>
+              <w:spacing w:before="30" w:after="30" w:line="240" w:lineRule="auto"/>
+              <w:jc w:val="left"/>
+            </w:pPr>
+            <w:r>
+              <w:rPr>
+                <w:rFonts w:ascii="Times New Roman" w:hAnsi="Times New Roman" w:eastAsia="宋体"/>
+                <w:b w:val="0"/>
+                <w:sz w:val="20"/>
+              </w:rPr>
+              <w:t>系统提醒发出的时间</w:t>
+            </w:r>
+          </w:p>
+        </w:tc>
+      </w:tr>
+      <w:tr>
+        <w:tc>
+          <w:tcPr>
+            <w:tcW w:type="dxa" w:w="2381"/>
+            <w:vAlign w:val="center"/>
+          </w:tcPr>
+          <w:p>
+            <w:pPr>
+              <w:spacing w:before="30" w:after="30" w:line="240" w:lineRule="auto"/>
+              <w:jc w:val="center"/>
+            </w:pPr>
+            <w:r>
+              <w:rPr>
+                <w:rFonts w:ascii="Times New Roman" w:hAnsi="Times New Roman" w:eastAsia="宋体"/>
+                <w:b w:val="0"/>
+                <w:sz w:val="20"/>
+              </w:rPr>
+              <w:t>{提交时间}</w:t>
+            </w:r>
+          </w:p>
+        </w:tc>
+        <w:tc>
+          <w:tcPr>
+            <w:tcW w:type="dxa" w:w="6690"/>
+            <w:vAlign w:val="center"/>
+          </w:tcPr>
+          <w:p>
+            <w:pPr>
+              <w:spacing w:before="30" w:after="30" w:line="240" w:lineRule="auto"/>
+              <w:jc w:val="left"/>
+            </w:pPr>
+            <w:r>
+              <w:rPr>
+                <w:rFonts w:ascii="Times New Roman" w:hAnsi="Times New Roman" w:eastAsia="宋体"/>
+                <w:b w:val="0"/>
+                <w:sz w:val="20"/>
+              </w:rPr>
+              <w:t>学生补充材料的时间</w:t>
+            </w:r>
+          </w:p>
+        </w:tc>
+      </w:tr>
+      <w:tr>
+        <w:tc>
+          <w:tcPr>
+            <w:tcW w:type="dxa" w:w="2381"/>
+            <w:vAlign w:val="center"/>
+          </w:tcPr>
+          <w:p>
+            <w:pPr>
+              <w:spacing w:before="30" w:after="30" w:line="240" w:lineRule="auto"/>
+              <w:jc w:val="center"/>
+            </w:pPr>
+            <w:r>
+              <w:rPr>
+                <w:rFonts w:ascii="Times New Roman" w:hAnsi="Times New Roman" w:eastAsia="宋体"/>
+                <w:b w:val="0"/>
+                <w:sz w:val="20"/>
+              </w:rPr>
+              <w:t>{撤回时间}</w:t>
+            </w:r>
+          </w:p>
+        </w:tc>
+        <w:tc>
+          <w:tcPr>
+            <w:tcW w:type="dxa" w:w="6690"/>
+            <w:vAlign w:val="center"/>
+          </w:tcPr>
+          <w:p>
+            <w:pPr>
+              <w:spacing w:before="30" w:after="30" w:line="240" w:lineRule="auto"/>
+              <w:jc w:val="left"/>
+            </w:pPr>
+            <w:r>
+              <w:rPr>
+                <w:rFonts w:ascii="Times New Roman" w:hAnsi="Times New Roman" w:eastAsia="宋体"/>
+                <w:b w:val="0"/>
+                <w:sz w:val="20"/>
+              </w:rPr>
+              <w:t>学生撤回的时间</w:t>
+            </w:r>
+          </w:p>
+        </w:tc>
+      </w:tr>
+      <w:tr>
+        <w:tc>
+          <w:tcPr>
+            <w:tcW w:type="dxa" w:w="2381"/>
+            <w:vAlign w:val="center"/>
+          </w:tcPr>
+          <w:p>
+            <w:pPr>
+              <w:spacing w:before="30" w:after="30" w:line="240" w:lineRule="auto"/>
+              <w:jc w:val="center"/>
+            </w:pPr>
+            <w:r>
+              <w:rPr>
+                <w:rFonts w:ascii="Times New Roman" w:hAnsi="Times New Roman" w:eastAsia="宋体"/>
+                <w:b w:val="0"/>
+                <w:sz w:val="20"/>
+              </w:rPr>
+              <w:t>{发起时间}</w:t>
+            </w:r>
+          </w:p>
+        </w:tc>
+        <w:tc>
+          <w:tcPr>
+            <w:tcW w:type="dxa" w:w="6690"/>
+            <w:vAlign w:val="center"/>
+          </w:tcPr>
+          <w:p>
+            <w:pPr>
+              <w:spacing w:before="30" w:after="30" w:line="240" w:lineRule="auto"/>
+              <w:jc w:val="left"/>
+            </w:pPr>
+            <w:r>
+              <w:rPr>
+                <w:rFonts w:ascii="Times New Roman" w:hAnsi="Times New Roman" w:eastAsia="宋体"/>
+                <w:b w:val="0"/>
+                <w:sz w:val="20"/>
+              </w:rPr>
+              <w:t>学生申请二次办理的时间</w:t>
+            </w:r>
+          </w:p>
+        </w:tc>
+      </w:tr>
+      <w:tr>
+        <w:tc>
+          <w:tcPr>
+            <w:tcW w:type="dxa" w:w="2381"/>
+            <w:vAlign w:val="center"/>
+          </w:tcPr>
+          <w:p>
+            <w:pPr>
+              <w:spacing w:before="30" w:after="30" w:line="240" w:lineRule="auto"/>
+              <w:jc w:val="center"/>
+            </w:pPr>
+            <w:r>
+              <w:rPr>
+                <w:rFonts w:ascii="Times New Roman" w:hAnsi="Times New Roman" w:eastAsia="宋体"/>
+                <w:b w:val="0"/>
+                <w:sz w:val="20"/>
+              </w:rPr>
+              <w:t>{评分}</w:t>
+            </w:r>
+          </w:p>
+        </w:tc>
+        <w:tc>
+          <w:tcPr>
+            <w:tcW w:type="dxa" w:w="6690"/>
+            <w:vAlign w:val="center"/>
+          </w:tcPr>
+          <w:p>
+            <w:pPr>
+              <w:spacing w:before="30" w:after="30" w:line="240" w:lineRule="auto"/>
+              <w:jc w:val="left"/>
+            </w:pPr>
+            <w:r>
+              <w:rPr>
+                <w:rFonts w:ascii="Times New Roman" w:hAnsi="Times New Roman" w:eastAsia="宋体"/>
+                <w:b w:val="0"/>
+                <w:sz w:val="20"/>
+              </w:rPr>
+              <w:t>满意度星级</w:t>
+            </w:r>
+          </w:p>
+        </w:tc>
+      </w:tr>
+      <w:tr>
+        <w:tc>
+          <w:tcPr>
+            <w:tcW w:type="dxa" w:w="2381"/>
+            <w:vAlign w:val="center"/>
+          </w:tcPr>
+          <w:p>
+            <w:pPr>
+              <w:spacing w:before="30" w:after="30" w:line="240" w:lineRule="auto"/>
+              <w:jc w:val="center"/>
+            </w:pPr>
+            <w:r>
+              <w:rPr>
+                <w:rFonts w:ascii="Times New Roman" w:hAnsi="Times New Roman" w:eastAsia="宋体"/>
+                <w:b w:val="0"/>
+                <w:sz w:val="20"/>
+              </w:rPr>
+              <w:t>{评价内容}</w:t>
+            </w:r>
+          </w:p>
+        </w:tc>
+        <w:tc>
+          <w:tcPr>
+            <w:tcW w:type="dxa" w:w="6690"/>
+            <w:vAlign w:val="center"/>
+          </w:tcPr>
+          <w:p>
+            <w:pPr>
+              <w:spacing w:before="30" w:after="30" w:line="240" w:lineRule="auto"/>
+              <w:jc w:val="left"/>
+            </w:pPr>
+            <w:r>
+              <w:rPr>
+                <w:rFonts w:ascii="Times New Roman" w:hAnsi="Times New Roman" w:eastAsia="宋体"/>
+                <w:b w:val="0"/>
+                <w:sz w:val="20"/>
+              </w:rPr>
+              <w:t>学生填写的评价；未填写时留空</w:t>
+            </w:r>
+          </w:p>
+        </w:tc>
+      </w:tr>
+    </w:tbl>
+    <w:p>
+      <w:pPr>
+        <w:pStyle w:val="Heading2"/>
+      </w:pPr>
+      <w:r>
+        <w:t>学生可见正文</w:t>
+      </w:r>
+    </w:p>
+    <w:p>
+      <w:pPr>
+        <w:ind w:firstLine="480"/>
+        <w:jc w:val="both"/>
+      </w:pPr>
+      <w:r>
+        <w:rPr>
+          <w:rFonts w:ascii="Times New Roman" w:hAnsi="Times New Roman" w:eastAsia="宋体"/>
+          <w:b w:val="0"/>
+          <w:sz w:val="24"/>
+        </w:rPr>
+        <w:t>下面两则是学生能看到的全文。花括号中的字是占位符，发送时按上表替换。M-01 不是正式答复。M-02 在科室负责人确认发送后才发出。</w:t>
       </w:r>
     </w:p>
     <w:p>
@@ -842,7 +6497,7 @@
           <w:b/>
           <w:sz w:val="21"/>
         </w:rPr>
-        <w:t>模板正文</w:t>
+        <w:t>M-01 提交回执</w:t>
       </w:r>
     </w:p>
     <w:p>
@@ -925,28 +6580,6 @@
     </w:p>
     <w:p>
       <w:pPr>
-        <w:pStyle w:val="Heading2"/>
-      </w:pPr>
-      <w:r>
-        <w:t>3.2 正式答复提醒（回复人确认发送后）</w:t>
-      </w:r>
-    </w:p>
-    <w:p>
-      <w:pPr>
-        <w:ind w:firstLine="480"/>
-        <w:jc w:val="both"/>
-      </w:pPr>
-      <w:r>
-        <w:rPr>
-          <w:rFonts w:ascii="Times New Roman" w:hAnsi="Times New Roman" w:eastAsia="宋体"/>
-          <w:b w:val="0"/>
-          <w:sz w:val="24"/>
-        </w:rPr>
-        <w:t>这封才表示办理完成。与上面的收悉回执分开，避免学生把回执当成正式结果。</w:t>
-      </w:r>
-    </w:p>
-    <w:p>
-      <w:pPr>
         <w:spacing w:before="160" w:after="60"/>
       </w:pPr>
       <w:r>
@@ -955,7 +6588,7 @@
           <w:b/>
           <w:sz w:val="21"/>
         </w:rPr>
-        <w:t>模板正文</w:t>
+        <w:t>M-02 正式答复提醒</w:t>
       </w:r>
     </w:p>
     <w:p>
@@ -981,7 +6614,7 @@
           <w:b w:val="0"/>
           <w:sz w:val="24"/>
         </w:rPr>
-        <w:t>您提交的来信「{标题}」（编号{编号}）已办理完成。请登录学工信箱，在「我的信件」中查看正式答复。</w:t>
+        <w:t>您提交的来信「{标题}」（编号{编号}）已办理完成。请登录学工信箱，在「我的信件」中查看正式答复，并作出评价。</w:t>
       </w:r>
     </w:p>
     <w:p>
@@ -1012,338 +6645,10 @@
     </w:p>
     <w:p>
       <w:pPr>
-        <w:spacing w:before="160" w:after="60"/>
-      </w:pPr>
-      <w:r>
-        <w:rPr>
-          <w:rFonts w:ascii="Times New Roman" w:hAnsi="Times New Roman" w:eastAsia="黑体"/>
-          <w:b/>
-          <w:sz w:val="21"/>
-        </w:rPr>
-        <w:t>占位符</w:t>
-      </w:r>
-    </w:p>
-    <w:tbl>
-      <w:tblPr>
-        <w:tblStyle w:val="TableGrid"/>
-        <w:tblW w:type="auto" w:w="0"/>
-        <w:jc w:val="center"/>
-        <w:tblLayout w:type="fixed"/>
-        <w:tblLook w:firstColumn="1" w:firstRow="1" w:lastColumn="0" w:lastRow="0" w:noHBand="0" w:noVBand="1" w:val="04A0"/>
-        <w:tblLayout w:type="fixed"/>
-      </w:tblPr>
-      <w:tblGrid>
-        <w:gridCol w:w="4536"/>
-        <w:gridCol w:w="4536"/>
-      </w:tblGrid>
-      <w:tr>
-        <w:trPr>
-          <w:tblHeader w:val="true"/>
-        </w:trPr>
-        <w:tc>
-          <w:tcPr>
-            <w:tcW w:type="dxa" w:w="2551"/>
-            <w:vAlign w:val="center"/>
-            <w:shd w:val="clear" w:fill="DCE9F5"/>
-          </w:tcPr>
-          <w:p>
-            <w:pPr>
-              <w:spacing w:before="30" w:after="30" w:line="240" w:lineRule="auto"/>
-              <w:jc w:val="center"/>
-            </w:pPr>
-            <w:r>
-              <w:rPr>
-                <w:rFonts w:ascii="Times New Roman" w:hAnsi="Times New Roman" w:eastAsia="黑体"/>
-                <w:b/>
-                <w:color w:val="1F5C99"/>
-                <w:sz w:val="21"/>
-              </w:rPr>
-              <w:t>占位符</w:t>
-            </w:r>
-          </w:p>
-        </w:tc>
-        <w:tc>
-          <w:tcPr>
-            <w:tcW w:type="dxa" w:w="6520"/>
-            <w:vAlign w:val="center"/>
-            <w:shd w:val="clear" w:fill="DCE9F5"/>
-          </w:tcPr>
-          <w:p>
-            <w:pPr>
-              <w:spacing w:before="30" w:after="30" w:line="240" w:lineRule="auto"/>
-              <w:jc w:val="center"/>
-            </w:pPr>
-            <w:r>
-              <w:rPr>
-                <w:rFonts w:ascii="Times New Roman" w:hAnsi="Times New Roman" w:eastAsia="黑体"/>
-                <w:b/>
-                <w:color w:val="1F5C99"/>
-                <w:sz w:val="21"/>
-              </w:rPr>
-              <w:t>替换内容</w:t>
-            </w:r>
-          </w:p>
-        </w:tc>
-      </w:tr>
-      <w:tr>
-        <w:tc>
-          <w:tcPr>
-            <w:tcW w:type="dxa" w:w="2551"/>
-            <w:vAlign w:val="center"/>
-          </w:tcPr>
-          <w:p>
-            <w:pPr>
-              <w:spacing w:before="30" w:after="30" w:line="240" w:lineRule="auto"/>
-              <w:jc w:val="center"/>
-            </w:pPr>
-            <w:r>
-              <w:rPr>
-                <w:rFonts w:ascii="Times New Roman" w:hAnsi="Times New Roman" w:eastAsia="宋体"/>
-                <w:b w:val="0"/>
-                <w:sz w:val="21"/>
-              </w:rPr>
-              <w:t>{姓名}</w:t>
-            </w:r>
-          </w:p>
-        </w:tc>
-        <w:tc>
-          <w:tcPr>
-            <w:tcW w:type="dxa" w:w="6520"/>
-            <w:vAlign w:val="center"/>
-          </w:tcPr>
-          <w:p>
-            <w:pPr>
-              <w:spacing w:before="30" w:after="30" w:line="240" w:lineRule="auto"/>
-              <w:jc w:val="left"/>
-            </w:pPr>
-            <w:r>
-              <w:rPr>
-                <w:rFonts w:ascii="Times New Roman" w:hAnsi="Times New Roman" w:eastAsia="宋体"/>
-                <w:b w:val="0"/>
-                <w:sz w:val="21"/>
-              </w:rPr>
-              <w:t>来信学生姓名</w:t>
-            </w:r>
-          </w:p>
-        </w:tc>
-      </w:tr>
-      <w:tr>
-        <w:tc>
-          <w:tcPr>
-            <w:tcW w:type="dxa" w:w="2551"/>
-            <w:vAlign w:val="center"/>
-          </w:tcPr>
-          <w:p>
-            <w:pPr>
-              <w:spacing w:before="30" w:after="30" w:line="240" w:lineRule="auto"/>
-              <w:jc w:val="center"/>
-            </w:pPr>
-            <w:r>
-              <w:rPr>
-                <w:rFonts w:ascii="Times New Roman" w:hAnsi="Times New Roman" w:eastAsia="宋体"/>
-                <w:b w:val="0"/>
-                <w:sz w:val="21"/>
-              </w:rPr>
-              <w:t>{来信时间}</w:t>
-            </w:r>
-          </w:p>
-        </w:tc>
-        <w:tc>
-          <w:tcPr>
-            <w:tcW w:type="dxa" w:w="6520"/>
-            <w:vAlign w:val="center"/>
-          </w:tcPr>
-          <w:p>
-            <w:pPr>
-              <w:spacing w:before="30" w:after="30" w:line="240" w:lineRule="auto"/>
-              <w:jc w:val="left"/>
-            </w:pPr>
-            <w:r>
-              <w:rPr>
-                <w:rFonts w:ascii="Times New Roman" w:hAnsi="Times New Roman" w:eastAsia="宋体"/>
-                <w:b w:val="0"/>
-                <w:sz w:val="21"/>
-              </w:rPr>
-              <w:t>提交时间</w:t>
-            </w:r>
-          </w:p>
-        </w:tc>
-      </w:tr>
-      <w:tr>
-        <w:tc>
-          <w:tcPr>
-            <w:tcW w:type="dxa" w:w="2551"/>
-            <w:vAlign w:val="center"/>
-          </w:tcPr>
-          <w:p>
-            <w:pPr>
-              <w:spacing w:before="30" w:after="30" w:line="240" w:lineRule="auto"/>
-              <w:jc w:val="center"/>
-            </w:pPr>
-            <w:r>
-              <w:rPr>
-                <w:rFonts w:ascii="Times New Roman" w:hAnsi="Times New Roman" w:eastAsia="宋体"/>
-                <w:b w:val="0"/>
-                <w:sz w:val="21"/>
-              </w:rPr>
-              <w:t>{标题}</w:t>
-            </w:r>
-          </w:p>
-        </w:tc>
-        <w:tc>
-          <w:tcPr>
-            <w:tcW w:type="dxa" w:w="6520"/>
-            <w:vAlign w:val="center"/>
-          </w:tcPr>
-          <w:p>
-            <w:pPr>
-              <w:spacing w:before="30" w:after="30" w:line="240" w:lineRule="auto"/>
-              <w:jc w:val="left"/>
-            </w:pPr>
-            <w:r>
-              <w:rPr>
-                <w:rFonts w:ascii="Times New Roman" w:hAnsi="Times New Roman" w:eastAsia="宋体"/>
-                <w:b w:val="0"/>
-                <w:sz w:val="21"/>
-              </w:rPr>
-              <w:t>来信标题</w:t>
-            </w:r>
-          </w:p>
-        </w:tc>
-      </w:tr>
-      <w:tr>
-        <w:tc>
-          <w:tcPr>
-            <w:tcW w:type="dxa" w:w="2551"/>
-            <w:vAlign w:val="center"/>
-          </w:tcPr>
-          <w:p>
-            <w:pPr>
-              <w:spacing w:before="30" w:after="30" w:line="240" w:lineRule="auto"/>
-              <w:jc w:val="center"/>
-            </w:pPr>
-            <w:r>
-              <w:rPr>
-                <w:rFonts w:ascii="Times New Roman" w:hAnsi="Times New Roman" w:eastAsia="宋体"/>
-                <w:b w:val="0"/>
-                <w:sz w:val="21"/>
-              </w:rPr>
-              <w:t>{编号}</w:t>
-            </w:r>
-          </w:p>
-        </w:tc>
-        <w:tc>
-          <w:tcPr>
-            <w:tcW w:type="dxa" w:w="6520"/>
-            <w:vAlign w:val="center"/>
-          </w:tcPr>
-          <w:p>
-            <w:pPr>
-              <w:spacing w:before="30" w:after="30" w:line="240" w:lineRule="auto"/>
-              <w:jc w:val="left"/>
-            </w:pPr>
-            <w:r>
-              <w:rPr>
-                <w:rFonts w:ascii="Times New Roman" w:hAnsi="Times New Roman" w:eastAsia="宋体"/>
-                <w:b w:val="0"/>
-                <w:sz w:val="21"/>
-              </w:rPr>
-              <w:t>信件编号</w:t>
-            </w:r>
-          </w:p>
-        </w:tc>
-      </w:tr>
-      <w:tr>
-        <w:tc>
-          <w:tcPr>
-            <w:tcW w:type="dxa" w:w="2551"/>
-            <w:vAlign w:val="center"/>
-          </w:tcPr>
-          <w:p>
-            <w:pPr>
-              <w:spacing w:before="30" w:after="30" w:line="240" w:lineRule="auto"/>
-              <w:jc w:val="center"/>
-            </w:pPr>
-            <w:r>
-              <w:rPr>
-                <w:rFonts w:ascii="Times New Roman" w:hAnsi="Times New Roman" w:eastAsia="宋体"/>
-                <w:b w:val="0"/>
-                <w:sz w:val="21"/>
-              </w:rPr>
-              <w:t>{回执时间}</w:t>
-            </w:r>
-          </w:p>
-        </w:tc>
-        <w:tc>
-          <w:tcPr>
-            <w:tcW w:type="dxa" w:w="6520"/>
-            <w:vAlign w:val="center"/>
-          </w:tcPr>
-          <w:p>
-            <w:pPr>
-              <w:spacing w:before="30" w:after="30" w:line="240" w:lineRule="auto"/>
-              <w:jc w:val="left"/>
-            </w:pPr>
-            <w:r>
-              <w:rPr>
-                <w:rFonts w:ascii="Times New Roman" w:hAnsi="Times New Roman" w:eastAsia="宋体"/>
-                <w:b w:val="0"/>
-                <w:sz w:val="21"/>
-              </w:rPr>
-              <w:t>回执发出时间</w:t>
-            </w:r>
-          </w:p>
-        </w:tc>
-      </w:tr>
-      <w:tr>
-        <w:tc>
-          <w:tcPr>
-            <w:tcW w:type="dxa" w:w="2551"/>
-            <w:vAlign w:val="center"/>
-          </w:tcPr>
-          <w:p>
-            <w:pPr>
-              <w:spacing w:before="30" w:after="30" w:line="240" w:lineRule="auto"/>
-              <w:jc w:val="center"/>
-            </w:pPr>
-            <w:r>
-              <w:rPr>
-                <w:rFonts w:ascii="Times New Roman" w:hAnsi="Times New Roman" w:eastAsia="宋体"/>
-                <w:b w:val="0"/>
-                <w:sz w:val="21"/>
-              </w:rPr>
-              <w:t>{答复时间}</w:t>
-            </w:r>
-          </w:p>
-        </w:tc>
-        <w:tc>
-          <w:tcPr>
-            <w:tcW w:type="dxa" w:w="6520"/>
-            <w:vAlign w:val="center"/>
-          </w:tcPr>
-          <w:p>
-            <w:pPr>
-              <w:spacing w:before="30" w:after="30" w:line="240" w:lineRule="auto"/>
-              <w:jc w:val="left"/>
-            </w:pPr>
-            <w:r>
-              <w:rPr>
-                <w:rFonts w:ascii="Times New Roman" w:hAnsi="Times New Roman" w:eastAsia="宋体"/>
-                <w:b w:val="0"/>
-                <w:sz w:val="21"/>
-              </w:rPr>
-              <w:t>正式答复发出时间</w:t>
-            </w:r>
-          </w:p>
-        </w:tc>
-      </w:tr>
-    </w:tbl>
-    <w:p>
-      <w:pPr>
         <w:pStyle w:val="Heading1"/>
       </w:pPr>
       <w:r>
-        <w:t>四、相对现行系统要改的功能</w:t>
+        <w:t>四、功能上要同步的调整</w:t>
       </w:r>
     </w:p>
     <w:p>
@@ -1357,7 +6662,7 @@
           <w:b w:val="0"/>
           <w:sz w:val="24"/>
         </w:rPr>
-        <w:t>取消按问题类型自动推荐科室，以及派发时的建议归口、对口成员提示。综合办手工选择科室领导（科长）。</w:t>
+        <w:t>综合办改为指定负责科室，并分派给该科室的科室负责人。不自动推荐科室，不直接指定科室回复人，也不直接分给科室分管领导。</w:t>
       </w:r>
     </w:p>
     <w:p>
@@ -1371,7 +6676,7 @@
           <w:b w:val="0"/>
           <w:sz w:val="24"/>
         </w:rPr>
-        <w:t>综合办派发从「直接选承办人」改为「先选科室领导」。科室领导收到后，再指定具体回复人，并负责审批答复。</w:t>
+        <w:t>科室负责人可以自己写答复，也可以指定科室回复人，也可以发起学院协同。指定回复人和发起学院协同可以同时进行。</w:t>
       </w:r>
     </w:p>
     <w:p>
@@ -1385,7 +6690,7 @@
           <w:b w:val="0"/>
           <w:sz w:val="24"/>
         </w:rPr>
-        <w:t>新增环节：待科室领导分案、副书记接收学院协同并写处理意见、科室领导审批、待回复人确认。分案和审批为同一角色。线下承办不作为系统环节，不再经过学办主任。</w:t>
+        <w:t>科室回复人只起草，写完把回复稿交回科室负责人。不能自己提交审批，不能自己给学生发送。</w:t>
       </w:r>
     </w:p>
     <w:p>
@@ -1399,7 +6704,7 @@
           <w:b w:val="0"/>
           <w:sz w:val="24"/>
         </w:rPr>
-        <w:t>科室领导审批覆盖全部信件。不通过必须打回回复人，领导不直接改稿发送。</w:t>
+        <w:t>回复稿回到科室负责人后，由负责人提交科室分管领导审批。</w:t>
       </w:r>
     </w:p>
     <w:p>
@@ -1413,7 +6718,7 @@
           <w:b w:val="0"/>
           <w:sz w:val="24"/>
         </w:rPr>
-        <w:t>审批通过后增加回复人确认。未确认前不对学生展示正式答复，也不办结。</w:t>
+        <w:t>审批不通过，退回科室负责人并附意见。负责人可自己改，或再交科室回复人改。分管领导不能改完直接发出。</w:t>
       </w:r>
     </w:p>
     <w:p>
@@ -1427,7 +6732,7 @@
           <w:b w:val="0"/>
           <w:sz w:val="24"/>
         </w:rPr>
-        <w:t>回复人可发起学院协同：直接交给学院副书记。副书记指定人员线下承办，写处理意见后回到回复人。</w:t>
+        <w:t>审批通过后不自动发送。科室负责人确认回复学生，并选择全部公开，或仅该学院副书记可见。</w:t>
       </w:r>
     </w:p>
     <w:p>
@@ -1441,7 +6746,7 @@
           <w:b w:val="0"/>
           <w:sz w:val="24"/>
         </w:rPr>
-        <w:t>科室可为信件或过程信息选择公开范围：全部公开，或仅该学院副书记可见。</w:t>
+        <w:t>学院协同直接发给学生所在学院的副书记。副书记指定人员线下承办，填写处理意见后发回科室负责人。不能对学生办结。</w:t>
       </w:r>
     </w:p>
     <w:p>
@@ -1455,7 +6760,49 @@
           <w:b w:val="0"/>
           <w:sz w:val="24"/>
         </w:rPr>
-        <w:t>回执模板中的回复时限写为 7 天，与「超过多少天未办结视为超期」仍分开保存，当前取值都是 7 天。</w:t>
+        <w:t>二次办理回到科室负责人，再审批，再由负责人确认发送。</w:t>
+      </w:r>
+    </w:p>
+    <w:p>
+      <w:pPr>
+        <w:pStyle w:val="ListBullet"/>
+        <w:spacing w:line="360" w:lineRule="auto" w:after="40"/>
+      </w:pPr>
+      <w:r>
+        <w:rPr>
+          <w:rFonts w:ascii="Times New Roman" w:hAnsi="Times New Roman" w:eastAsia="宋体"/>
+          <w:b w:val="0"/>
+          <w:sz w:val="24"/>
+        </w:rPr>
+        <w:t>不提供学院人员维护。事务分类只用于写信和统计。不再维护科室承接事务参考、成员负责事务和分类科室职责参考。</w:t>
+      </w:r>
+    </w:p>
+    <w:p>
+      <w:pPr>
+        <w:pStyle w:val="ListBullet"/>
+        <w:spacing w:line="360" w:lineRule="auto" w:after="40"/>
+      </w:pPr>
+      <w:r>
+        <w:rPr>
+          <w:rFonts w:ascii="Times New Roman" w:hAnsi="Times New Roman" w:eastAsia="宋体"/>
+          <w:b w:val="0"/>
+          <w:sz w:val="24"/>
+        </w:rPr>
+        <w:t>回执中的回复时限写为 7 日，与超期天数分开保存，当前取值都是 7 日。</w:t>
+      </w:r>
+    </w:p>
+    <w:p>
+      <w:pPr>
+        <w:pStyle w:val="ListBullet"/>
+        <w:spacing w:line="360" w:lineRule="auto" w:after="40"/>
+      </w:pPr>
+      <w:r>
+        <w:rPr>
+          <w:rFonts w:ascii="Times New Roman" w:hAnsi="Times New Roman" w:eastAsia="宋体"/>
+          <w:b w:val="0"/>
+          <w:sz w:val="24"/>
+        </w:rPr>
+        <w:t>不再单设信件查询。查看本人信件使用「我的信件」，查看已公开来信使用「公开信件」。</w:t>
       </w:r>
     </w:p>
     <w:p>
